--- a/Lembar Latihan Kanji/Lembar_Latihan_Kanji_Bab_09.docx
+++ b/Lembar Latihan Kanji/Lembar_Latihan_Kanji_Bab_09.docx
@@ -47,7 +47,7 @@
     </w:p>
     <w:tbl>
       <w:tblPr>
-        <w:tblW w:type="pct" w:w="5000"/>
+        <w:tblW w:type="dxa" w:w="10000"/>
         <w:tblBorders>
           <w:top w:val="single" w:color="auto" w:sz="4"/>
           <w:left w:val="single" w:color="auto" w:sz="4"/>
@@ -58,15 +58,15 @@
         </w:tblBorders>
       </w:tblPr>
       <w:tblGrid>
-        <w:gridCol w:w="3212"/>
-        <w:gridCol w:w="2677"/>
-        <w:gridCol w:w="2677"/>
-        <w:gridCol w:w="2141"/>
+        <w:gridCol w:w="3000"/>
+        <w:gridCol w:w="2500"/>
+        <w:gridCol w:w="2500"/>
+        <w:gridCol w:w="2000"/>
       </w:tblGrid>
       <w:tr>
         <w:tc>
           <w:tcPr>
-            <w:tcW w:type="pct" w:w="1500"/>
+            <w:tcW w:type="dxa" w:w="3000"/>
             <w:tcBorders>
               <w:top w:val="single" w:color="CBD5E1" w:sz="1"/>
               <w:left w:val="single" w:color="CBD5E1" w:sz="1"/>
@@ -89,7 +89,7 @@
         </w:tc>
         <w:tc>
           <w:tcPr>
-            <w:tcW w:type="pct" w:w="1250"/>
+            <w:tcW w:type="dxa" w:w="2500"/>
             <w:tcBorders>
               <w:top w:val="single" w:color="CBD5E1" w:sz="1"/>
               <w:left w:val="single" w:color="CBD5E1" w:sz="1"/>
@@ -112,7 +112,7 @@
         </w:tc>
         <w:tc>
           <w:tcPr>
-            <w:tcW w:type="pct" w:w="1250"/>
+            <w:tcW w:type="dxa" w:w="2500"/>
             <w:tcBorders>
               <w:top w:val="single" w:color="CBD5E1" w:sz="1"/>
               <w:left w:val="single" w:color="CBD5E1" w:sz="1"/>
@@ -135,7 +135,7 @@
         </w:tc>
         <w:tc>
           <w:tcPr>
-            <w:tcW w:type="pct" w:w="1000"/>
+            <w:tcW w:type="dxa" w:w="2000"/>
             <w:tcBorders>
               <w:top w:val="single" w:color="CBD5E1" w:sz="1"/>
               <w:left w:val="single" w:color="CBD5E1" w:sz="1"/>
@@ -165,7 +165,7 @@
     </w:p>
     <w:tbl>
       <w:tblPr>
-        <w:tblW w:type="pct" w:w="5000"/>
+        <w:tblW w:type="dxa" w:w="10000"/>
         <w:tblBorders>
           <w:top w:val="single" w:color="auto" w:sz="4"/>
           <w:left w:val="single" w:color="auto" w:sz="4"/>
@@ -176,21 +176,13 @@
         </w:tblBorders>
       </w:tblPr>
       <w:tblGrid>
-        <w:gridCol w:w="1606"/>
-        <w:gridCol w:w="9100"/>
-        <w:gridCol w:w="1071"/>
-        <w:gridCol w:w="1071"/>
-        <w:gridCol w:w="1071"/>
-        <w:gridCol w:w="1071"/>
-        <w:gridCol w:w="1071"/>
-        <w:gridCol w:w="1071"/>
-        <w:gridCol w:w="1071"/>
-        <w:gridCol w:w="1071"/>
+        <w:gridCol w:w="1500"/>
+        <w:gridCol w:w="8500"/>
       </w:tblGrid>
       <w:tr>
         <w:tc>
           <w:tcPr>
-            <w:tcW w:type="pct" w:w="750"/>
+            <w:tcW w:type="dxa" w:w="1500"/>
             <w:tcBorders>
               <w:top w:val="single" w:color="CBD5E1" w:sz="1"/>
               <w:left w:val="single" w:color="CBD5E1" w:sz="1"/>
@@ -219,7 +211,7 @@
         </w:tc>
         <w:tc>
           <w:tcPr>
-            <w:tcW w:type="pct" w:w="4250"/>
+            <w:tcW w:type="dxa" w:w="8500"/>
             <w:tcBorders>
               <w:top w:val="single" w:color="CBD5E1" w:sz="1"/>
               <w:left w:val="single" w:color="CBD5E1" w:sz="1"/>
@@ -337,10 +329,40 @@
           </w:p>
         </w:tc>
       </w:tr>
+    </w:tbl>
+    <w:p>
+      <w:pPr>
+        <w:spacing w:after="15"/>
+      </w:pPr>
+    </w:p>
+    <w:tbl>
+      <w:tblPr>
+        <w:tblW w:type="dxa" w:w="10000"/>
+        <w:tblBorders>
+          <w:top w:val="single" w:color="auto" w:sz="4"/>
+          <w:left w:val="single" w:color="auto" w:sz="4"/>
+          <w:bottom w:val="single" w:color="auto" w:sz="4"/>
+          <w:right w:val="single" w:color="auto" w:sz="4"/>
+          <w:insideH w:val="single" w:color="auto" w:sz="4"/>
+          <w:insideV w:val="single" w:color="auto" w:sz="4"/>
+        </w:tblBorders>
+      </w:tblPr>
+      <w:tblGrid>
+        <w:gridCol w:w="1000"/>
+        <w:gridCol w:w="1000"/>
+        <w:gridCol w:w="1000"/>
+        <w:gridCol w:w="1000"/>
+        <w:gridCol w:w="1000"/>
+        <w:gridCol w:w="1000"/>
+        <w:gridCol w:w="1000"/>
+        <w:gridCol w:w="1000"/>
+        <w:gridCol w:w="1000"/>
+        <w:gridCol w:w="1000"/>
+      </w:tblGrid>
       <w:tr>
         <w:tc>
           <w:tcPr>
-            <w:tcW w:type="pct" w:w="500"/>
+            <w:tcW w:type="dxa" w:w="1000"/>
             <w:tcBorders>
               <w:top w:val="single" w:color="CBD5E1" w:sz="1"/>
               <w:left w:val="single" w:color="CBD5E1" w:sz="1"/>
@@ -368,7 +390,7 @@
         </w:tc>
         <w:tc>
           <w:tcPr>
-            <w:tcW w:type="pct" w:w="500"/>
+            <w:tcW w:type="dxa" w:w="1000"/>
             <w:tcBorders>
               <w:top w:val="single" w:color="CBD5E1" w:sz="1"/>
               <w:left w:val="single" w:color="CBD5E1" w:sz="1"/>
@@ -396,7 +418,7 @@
         </w:tc>
         <w:tc>
           <w:tcPr>
-            <w:tcW w:type="pct" w:w="500"/>
+            <w:tcW w:type="dxa" w:w="1000"/>
             <w:tcBorders>
               <w:top w:val="single" w:color="CBD5E1" w:sz="1"/>
               <w:left w:val="single" w:color="CBD5E1" w:sz="1"/>
@@ -422,7 +444,7 @@
         </w:tc>
         <w:tc>
           <w:tcPr>
-            <w:tcW w:type="pct" w:w="500"/>
+            <w:tcW w:type="dxa" w:w="1000"/>
             <w:tcBorders>
               <w:top w:val="single" w:color="CBD5E1" w:sz="1"/>
               <w:left w:val="single" w:color="CBD5E1" w:sz="1"/>
@@ -448,7 +470,7 @@
         </w:tc>
         <w:tc>
           <w:tcPr>
-            <w:tcW w:type="pct" w:w="500"/>
+            <w:tcW w:type="dxa" w:w="1000"/>
             <w:tcBorders>
               <w:top w:val="single" w:color="CBD5E1" w:sz="1"/>
               <w:left w:val="single" w:color="CBD5E1" w:sz="1"/>
@@ -473,7 +495,7 @@
         </w:tc>
         <w:tc>
           <w:tcPr>
-            <w:tcW w:type="pct" w:w="500"/>
+            <w:tcW w:type="dxa" w:w="1000"/>
             <w:tcBorders>
               <w:top w:val="single" w:color="CBD5E1" w:sz="1"/>
               <w:left w:val="single" w:color="CBD5E1" w:sz="1"/>
@@ -498,7 +520,7 @@
         </w:tc>
         <w:tc>
           <w:tcPr>
-            <w:tcW w:type="pct" w:w="500"/>
+            <w:tcW w:type="dxa" w:w="1000"/>
             <w:tcBorders>
               <w:top w:val="single" w:color="CBD5E1" w:sz="1"/>
               <w:left w:val="single" w:color="CBD5E1" w:sz="1"/>
@@ -523,7 +545,7 @@
         </w:tc>
         <w:tc>
           <w:tcPr>
-            <w:tcW w:type="pct" w:w="500"/>
+            <w:tcW w:type="dxa" w:w="1000"/>
             <w:tcBorders>
               <w:top w:val="single" w:color="CBD5E1" w:sz="1"/>
               <w:left w:val="single" w:color="CBD5E1" w:sz="1"/>
@@ -548,7 +570,7 @@
         </w:tc>
         <w:tc>
           <w:tcPr>
-            <w:tcW w:type="pct" w:w="500"/>
+            <w:tcW w:type="dxa" w:w="1000"/>
             <w:tcBorders>
               <w:top w:val="single" w:color="CBD5E1" w:sz="1"/>
               <w:left w:val="single" w:color="CBD5E1" w:sz="1"/>
@@ -573,7 +595,7 @@
         </w:tc>
         <w:tc>
           <w:tcPr>
-            <w:tcW w:type="pct" w:w="500"/>
+            <w:tcW w:type="dxa" w:w="1000"/>
             <w:tcBorders>
               <w:top w:val="single" w:color="CBD5E1" w:sz="1"/>
               <w:left w:val="single" w:color="CBD5E1" w:sz="1"/>
@@ -600,7 +622,7 @@
       <w:tr>
         <w:tc>
           <w:tcPr>
-            <w:tcW w:type="pct" w:w="500"/>
+            <w:tcW w:type="dxa" w:w="1000"/>
             <w:tcBorders>
               <w:top w:val="single" w:color="DC2626" w:sz="2"/>
               <w:left w:val="single" w:color="DC2626" w:sz="2"/>
@@ -611,24 +633,54 @@
           </w:tcPr>
           <w:p>
             <w:pPr>
-              <w:jc w:val="center"/>
-            </w:pPr>
-            <w:r>
-              <w:rPr>
-                <w:rFonts w:ascii="UD Digi Kyokasho NP-R" w:cs="UD Digi Kyokasho NP-R" w:eastAsia="UD Digi Kyokasho NP-R" w:hAnsi="UD Digi Kyokasho NP-R"/>
-                <w:b/>
-                <w:bCs/>
-                <w:color w:val="DC2626"/>
-                <w:sz w:val="26"/>
-                <w:szCs w:val="26"/>
-              </w:rPr>
-              <w:t xml:space="preserve">年</w:t>
-            </w:r>
-          </w:p>
-        </w:tc>
-        <w:tc>
-          <w:tcPr>
-            <w:tcW w:type="pct" w:w="500"/>
+              <w:spacing w:after="20" w:before="20"/>
+              <w:jc w:val="center"/>
+            </w:pPr>
+            <w:r>
+              <w:drawing>
+                <wp:inline distT="0" distB="0" distL="0" distR="0">
+                  <wp:extent cx="323850" cy="323850"/>
+                  <wp:effectExtent t="0" r="0" b="0" l="0"/>
+                  <wp:docPr id="104" name="" descr="" title=""/>
+                  <wp:cNvGraphicFramePr>
+                    <a:graphicFrameLocks xmlns:a="http://schemas.openxmlformats.org/drawingml/2006/main" noChangeAspect="1"/>
+                  </wp:cNvGraphicFramePr>
+                  <a:graphic xmlns:a="http://schemas.openxmlformats.org/drawingml/2006/main">
+                    <a:graphicData uri="http://schemas.openxmlformats.org/drawingml/2006/picture">
+                      <pic:pic xmlns:pic="http://schemas.openxmlformats.org/drawingml/2006/picture">
+                        <pic:nvPicPr>
+                          <pic:cNvPr id="0" name="" descr=""/>
+                          <pic:cNvPicPr>
+                            <a:picLocks noChangeAspect="1" noChangeArrowheads="1"/>
+                          </pic:cNvPicPr>
+                        </pic:nvPicPr>
+                        <pic:blipFill>
+                          <a:blip r:embed="rId7" cstate="none"/>
+                          <a:srcRect/>
+                          <a:stretch>
+                            <a:fillRect/>
+                          </a:stretch>
+                        </pic:blipFill>
+                        <pic:spPr bwMode="auto">
+                          <a:xfrm>
+                            <a:off x="0" y="0"/>
+                            <a:ext cx="323850" cy="323850"/>
+                          </a:xfrm>
+                          <a:prstGeom prst="rect">
+                            <a:avLst/>
+                          </a:prstGeom>
+                        </pic:spPr>
+                      </pic:pic>
+                    </a:graphicData>
+                  </a:graphic>
+                </wp:inline>
+              </w:drawing>
+            </w:r>
+          </w:p>
+        </w:tc>
+        <w:tc>
+          <w:tcPr>
+            <w:tcW w:type="dxa" w:w="1000"/>
             <w:tcBorders>
               <w:top w:val="single" w:color="2563EB" w:sz="2"/>
               <w:left w:val="single" w:color="2563EB" w:sz="2"/>
@@ -657,7 +709,7 @@
         </w:tc>
         <w:tc>
           <w:tcPr>
-            <w:tcW w:type="pct" w:w="500"/>
+            <w:tcW w:type="dxa" w:w="1000"/>
             <w:tcBorders>
               <w:top w:val="single" w:color="CBD5E1" w:sz="1"/>
               <w:left w:val="single" w:color="CBD5E1" w:sz="1"/>
@@ -683,7 +735,7 @@
         </w:tc>
         <w:tc>
           <w:tcPr>
-            <w:tcW w:type="pct" w:w="500"/>
+            <w:tcW w:type="dxa" w:w="1000"/>
             <w:tcBorders>
               <w:top w:val="single" w:color="CBD5E1" w:sz="1"/>
               <w:left w:val="single" w:color="CBD5E1" w:sz="1"/>
@@ -709,102 +761,102 @@
         </w:tc>
         <w:tc>
           <w:tcPr>
-            <w:tcW w:type="pct" w:w="500"/>
-            <w:tcBorders>
-              <w:top w:val="single" w:color="CBD5E1" w:sz="1"/>
-              <w:left w:val="single" w:color="CBD5E1" w:sz="1"/>
-              <w:bottom w:val="single" w:color="CBD5E1" w:sz="1"/>
-              <w:right w:val="single" w:color="CBD5E1" w:sz="1"/>
-            </w:tcBorders>
-          </w:tcPr>
-          <w:p>
-            <w:pPr>
-              <w:spacing w:after="30" w:before="30"/>
-            </w:pPr>
-            <w:r>
-              <w:t xml:space="preserve"> </w:t>
-            </w:r>
-          </w:p>
-        </w:tc>
-        <w:tc>
-          <w:tcPr>
-            <w:tcW w:type="pct" w:w="500"/>
-            <w:tcBorders>
-              <w:top w:val="single" w:color="CBD5E1" w:sz="1"/>
-              <w:left w:val="single" w:color="CBD5E1" w:sz="1"/>
-              <w:bottom w:val="single" w:color="CBD5E1" w:sz="1"/>
-              <w:right w:val="single" w:color="CBD5E1" w:sz="1"/>
-            </w:tcBorders>
-          </w:tcPr>
-          <w:p>
-            <w:pPr>
-              <w:spacing w:after="30" w:before="30"/>
-            </w:pPr>
-            <w:r>
-              <w:t xml:space="preserve"> </w:t>
-            </w:r>
-          </w:p>
-        </w:tc>
-        <w:tc>
-          <w:tcPr>
-            <w:tcW w:type="pct" w:w="500"/>
-            <w:tcBorders>
-              <w:top w:val="single" w:color="CBD5E1" w:sz="1"/>
-              <w:left w:val="single" w:color="CBD5E1" w:sz="1"/>
-              <w:bottom w:val="single" w:color="CBD5E1" w:sz="1"/>
-              <w:right w:val="single" w:color="CBD5E1" w:sz="1"/>
-            </w:tcBorders>
-          </w:tcPr>
-          <w:p>
-            <w:pPr>
-              <w:spacing w:after="30" w:before="30"/>
-            </w:pPr>
-            <w:r>
-              <w:t xml:space="preserve"> </w:t>
-            </w:r>
-          </w:p>
-        </w:tc>
-        <w:tc>
-          <w:tcPr>
-            <w:tcW w:type="pct" w:w="500"/>
-            <w:tcBorders>
-              <w:top w:val="single" w:color="CBD5E1" w:sz="1"/>
-              <w:left w:val="single" w:color="CBD5E1" w:sz="1"/>
-              <w:bottom w:val="single" w:color="CBD5E1" w:sz="1"/>
-              <w:right w:val="single" w:color="CBD5E1" w:sz="1"/>
-            </w:tcBorders>
-          </w:tcPr>
-          <w:p>
-            <w:pPr>
-              <w:spacing w:after="30" w:before="30"/>
-            </w:pPr>
-            <w:r>
-              <w:t xml:space="preserve"> </w:t>
-            </w:r>
-          </w:p>
-        </w:tc>
-        <w:tc>
-          <w:tcPr>
-            <w:tcW w:type="pct" w:w="500"/>
-            <w:tcBorders>
-              <w:top w:val="single" w:color="CBD5E1" w:sz="1"/>
-              <w:left w:val="single" w:color="CBD5E1" w:sz="1"/>
-              <w:bottom w:val="single" w:color="CBD5E1" w:sz="1"/>
-              <w:right w:val="single" w:color="CBD5E1" w:sz="1"/>
-            </w:tcBorders>
-          </w:tcPr>
-          <w:p>
-            <w:pPr>
-              <w:spacing w:after="30" w:before="30"/>
-            </w:pPr>
-            <w:r>
-              <w:t xml:space="preserve"> </w:t>
-            </w:r>
-          </w:p>
-        </w:tc>
-        <w:tc>
-          <w:tcPr>
-            <w:tcW w:type="pct" w:w="500"/>
+            <w:tcW w:type="dxa" w:w="1000"/>
+            <w:tcBorders>
+              <w:top w:val="single" w:color="CBD5E1" w:sz="1"/>
+              <w:left w:val="single" w:color="CBD5E1" w:sz="1"/>
+              <w:bottom w:val="single" w:color="CBD5E1" w:sz="1"/>
+              <w:right w:val="single" w:color="CBD5E1" w:sz="1"/>
+            </w:tcBorders>
+          </w:tcPr>
+          <w:p>
+            <w:pPr>
+              <w:spacing w:after="30" w:before="30"/>
+            </w:pPr>
+            <w:r>
+              <w:t xml:space="preserve"> </w:t>
+            </w:r>
+          </w:p>
+        </w:tc>
+        <w:tc>
+          <w:tcPr>
+            <w:tcW w:type="dxa" w:w="1000"/>
+            <w:tcBorders>
+              <w:top w:val="single" w:color="CBD5E1" w:sz="1"/>
+              <w:left w:val="single" w:color="CBD5E1" w:sz="1"/>
+              <w:bottom w:val="single" w:color="CBD5E1" w:sz="1"/>
+              <w:right w:val="single" w:color="CBD5E1" w:sz="1"/>
+            </w:tcBorders>
+          </w:tcPr>
+          <w:p>
+            <w:pPr>
+              <w:spacing w:after="30" w:before="30"/>
+            </w:pPr>
+            <w:r>
+              <w:t xml:space="preserve"> </w:t>
+            </w:r>
+          </w:p>
+        </w:tc>
+        <w:tc>
+          <w:tcPr>
+            <w:tcW w:type="dxa" w:w="1000"/>
+            <w:tcBorders>
+              <w:top w:val="single" w:color="CBD5E1" w:sz="1"/>
+              <w:left w:val="single" w:color="CBD5E1" w:sz="1"/>
+              <w:bottom w:val="single" w:color="CBD5E1" w:sz="1"/>
+              <w:right w:val="single" w:color="CBD5E1" w:sz="1"/>
+            </w:tcBorders>
+          </w:tcPr>
+          <w:p>
+            <w:pPr>
+              <w:spacing w:after="30" w:before="30"/>
+            </w:pPr>
+            <w:r>
+              <w:t xml:space="preserve"> </w:t>
+            </w:r>
+          </w:p>
+        </w:tc>
+        <w:tc>
+          <w:tcPr>
+            <w:tcW w:type="dxa" w:w="1000"/>
+            <w:tcBorders>
+              <w:top w:val="single" w:color="CBD5E1" w:sz="1"/>
+              <w:left w:val="single" w:color="CBD5E1" w:sz="1"/>
+              <w:bottom w:val="single" w:color="CBD5E1" w:sz="1"/>
+              <w:right w:val="single" w:color="CBD5E1" w:sz="1"/>
+            </w:tcBorders>
+          </w:tcPr>
+          <w:p>
+            <w:pPr>
+              <w:spacing w:after="30" w:before="30"/>
+            </w:pPr>
+            <w:r>
+              <w:t xml:space="preserve"> </w:t>
+            </w:r>
+          </w:p>
+        </w:tc>
+        <w:tc>
+          <w:tcPr>
+            <w:tcW w:type="dxa" w:w="1000"/>
+            <w:tcBorders>
+              <w:top w:val="single" w:color="CBD5E1" w:sz="1"/>
+              <w:left w:val="single" w:color="CBD5E1" w:sz="1"/>
+              <w:bottom w:val="single" w:color="CBD5E1" w:sz="1"/>
+              <w:right w:val="single" w:color="CBD5E1" w:sz="1"/>
+            </w:tcBorders>
+          </w:tcPr>
+          <w:p>
+            <w:pPr>
+              <w:spacing w:after="30" w:before="30"/>
+            </w:pPr>
+            <w:r>
+              <w:t xml:space="preserve"> </w:t>
+            </w:r>
+          </w:p>
+        </w:tc>
+        <w:tc>
+          <w:tcPr>
+            <w:tcW w:type="dxa" w:w="1000"/>
             <w:tcBorders>
               <w:top w:val="single" w:color="CBD5E1" w:sz="1"/>
               <w:left w:val="single" w:color="CBD5E1" w:sz="1"/>
@@ -825,7 +877,7 @@
       <w:tr>
         <w:tc>
           <w:tcPr>
-            <w:tcW w:type="pct" w:w="500"/>
+            <w:tcW w:type="dxa" w:w="1000"/>
             <w:tcBorders>
               <w:top w:val="single" w:color="CBD5E1" w:sz="1"/>
               <w:left w:val="single" w:color="CBD5E1" w:sz="1"/>
@@ -851,7 +903,7 @@
         </w:tc>
         <w:tc>
           <w:tcPr>
-            <w:tcW w:type="pct" w:w="500"/>
+            <w:tcW w:type="dxa" w:w="1000"/>
             <w:tcBorders>
               <w:top w:val="single" w:color="CBD5E1" w:sz="1"/>
               <w:left w:val="single" w:color="CBD5E1" w:sz="1"/>
@@ -877,7 +929,7 @@
         </w:tc>
         <w:tc>
           <w:tcPr>
-            <w:tcW w:type="pct" w:w="500"/>
+            <w:tcW w:type="dxa" w:w="1000"/>
             <w:tcBorders>
               <w:top w:val="single" w:color="CBD5E1" w:sz="1"/>
               <w:left w:val="single" w:color="CBD5E1" w:sz="1"/>
@@ -902,7 +954,7 @@
         </w:tc>
         <w:tc>
           <w:tcPr>
-            <w:tcW w:type="pct" w:w="500"/>
+            <w:tcW w:type="dxa" w:w="1000"/>
             <w:tcBorders>
               <w:top w:val="single" w:color="CBD5E1" w:sz="1"/>
               <w:left w:val="single" w:color="CBD5E1" w:sz="1"/>
@@ -927,7 +979,7 @@
         </w:tc>
         <w:tc>
           <w:tcPr>
-            <w:tcW w:type="pct" w:w="500"/>
+            <w:tcW w:type="dxa" w:w="1000"/>
             <w:tcBorders>
               <w:top w:val="single" w:color="CBD5E1" w:sz="1"/>
               <w:left w:val="single" w:color="CBD5E1" w:sz="1"/>
@@ -952,7 +1004,7 @@
         </w:tc>
         <w:tc>
           <w:tcPr>
-            <w:tcW w:type="pct" w:w="500"/>
+            <w:tcW w:type="dxa" w:w="1000"/>
             <w:tcBorders>
               <w:top w:val="single" w:color="CBD5E1" w:sz="1"/>
               <w:left w:val="single" w:color="CBD5E1" w:sz="1"/>
@@ -977,7 +1029,7 @@
         </w:tc>
         <w:tc>
           <w:tcPr>
-            <w:tcW w:type="pct" w:w="500"/>
+            <w:tcW w:type="dxa" w:w="1000"/>
             <w:tcBorders>
               <w:top w:val="single" w:color="CBD5E1" w:sz="1"/>
               <w:left w:val="single" w:color="CBD5E1" w:sz="1"/>
@@ -1002,7 +1054,7 @@
         </w:tc>
         <w:tc>
           <w:tcPr>
-            <w:tcW w:type="pct" w:w="500"/>
+            <w:tcW w:type="dxa" w:w="1000"/>
             <w:tcBorders>
               <w:top w:val="single" w:color="CBD5E1" w:sz="1"/>
               <w:left w:val="single" w:color="CBD5E1" w:sz="1"/>
@@ -1027,7 +1079,7 @@
         </w:tc>
         <w:tc>
           <w:tcPr>
-            <w:tcW w:type="pct" w:w="500"/>
+            <w:tcW w:type="dxa" w:w="1000"/>
             <w:tcBorders>
               <w:top w:val="single" w:color="CBD5E1" w:sz="1"/>
               <w:left w:val="single" w:color="CBD5E1" w:sz="1"/>
@@ -1052,7 +1104,7 @@
         </w:tc>
         <w:tc>
           <w:tcPr>
-            <w:tcW w:type="pct" w:w="500"/>
+            <w:tcW w:type="dxa" w:w="1000"/>
             <w:tcBorders>
               <w:top w:val="single" w:color="CBD5E1" w:sz="1"/>
               <w:left w:val="single" w:color="CBD5E1" w:sz="1"/>
@@ -1079,7 +1131,7 @@
       <w:tr>
         <w:tc>
           <w:tcPr>
-            <w:tcW w:type="pct" w:w="500"/>
+            <w:tcW w:type="dxa" w:w="1000"/>
             <w:tcBorders>
               <w:top w:val="single" w:color="CBD5E1" w:sz="1"/>
               <w:left w:val="single" w:color="CBD5E1" w:sz="1"/>
@@ -1105,7 +1157,7 @@
         </w:tc>
         <w:tc>
           <w:tcPr>
-            <w:tcW w:type="pct" w:w="500"/>
+            <w:tcW w:type="dxa" w:w="1000"/>
             <w:tcBorders>
               <w:top w:val="single" w:color="CBD5E1" w:sz="1"/>
               <w:left w:val="single" w:color="CBD5E1" w:sz="1"/>
@@ -1131,140 +1183,140 @@
         </w:tc>
         <w:tc>
           <w:tcPr>
-            <w:tcW w:type="pct" w:w="500"/>
-            <w:tcBorders>
-              <w:top w:val="single" w:color="CBD5E1" w:sz="1"/>
-              <w:left w:val="single" w:color="CBD5E1" w:sz="1"/>
-              <w:bottom w:val="single" w:color="CBD5E1" w:sz="1"/>
-              <w:right w:val="single" w:color="CBD5E1" w:sz="1"/>
-            </w:tcBorders>
-          </w:tcPr>
-          <w:p>
-            <w:pPr>
-              <w:spacing w:after="30" w:before="30"/>
-            </w:pPr>
-            <w:r>
-              <w:t xml:space="preserve"> </w:t>
-            </w:r>
-          </w:p>
-        </w:tc>
-        <w:tc>
-          <w:tcPr>
-            <w:tcW w:type="pct" w:w="500"/>
-            <w:tcBorders>
-              <w:top w:val="single" w:color="CBD5E1" w:sz="1"/>
-              <w:left w:val="single" w:color="CBD5E1" w:sz="1"/>
-              <w:bottom w:val="single" w:color="CBD5E1" w:sz="1"/>
-              <w:right w:val="single" w:color="CBD5E1" w:sz="1"/>
-            </w:tcBorders>
-          </w:tcPr>
-          <w:p>
-            <w:pPr>
-              <w:spacing w:after="30" w:before="30"/>
-            </w:pPr>
-            <w:r>
-              <w:t xml:space="preserve"> </w:t>
-            </w:r>
-          </w:p>
-        </w:tc>
-        <w:tc>
-          <w:tcPr>
-            <w:tcW w:type="pct" w:w="500"/>
-            <w:tcBorders>
-              <w:top w:val="single" w:color="CBD5E1" w:sz="1"/>
-              <w:left w:val="single" w:color="CBD5E1" w:sz="1"/>
-              <w:bottom w:val="single" w:color="CBD5E1" w:sz="1"/>
-              <w:right w:val="single" w:color="CBD5E1" w:sz="1"/>
-            </w:tcBorders>
-          </w:tcPr>
-          <w:p>
-            <w:pPr>
-              <w:spacing w:after="30" w:before="30"/>
-            </w:pPr>
-            <w:r>
-              <w:t xml:space="preserve"> </w:t>
-            </w:r>
-          </w:p>
-        </w:tc>
-        <w:tc>
-          <w:tcPr>
-            <w:tcW w:type="pct" w:w="500"/>
-            <w:tcBorders>
-              <w:top w:val="single" w:color="CBD5E1" w:sz="1"/>
-              <w:left w:val="single" w:color="CBD5E1" w:sz="1"/>
-              <w:bottom w:val="single" w:color="CBD5E1" w:sz="1"/>
-              <w:right w:val="single" w:color="CBD5E1" w:sz="1"/>
-            </w:tcBorders>
-          </w:tcPr>
-          <w:p>
-            <w:pPr>
-              <w:spacing w:after="30" w:before="30"/>
-            </w:pPr>
-            <w:r>
-              <w:t xml:space="preserve"> </w:t>
-            </w:r>
-          </w:p>
-        </w:tc>
-        <w:tc>
-          <w:tcPr>
-            <w:tcW w:type="pct" w:w="500"/>
-            <w:tcBorders>
-              <w:top w:val="single" w:color="CBD5E1" w:sz="1"/>
-              <w:left w:val="single" w:color="CBD5E1" w:sz="1"/>
-              <w:bottom w:val="single" w:color="CBD5E1" w:sz="1"/>
-              <w:right w:val="single" w:color="CBD5E1" w:sz="1"/>
-            </w:tcBorders>
-          </w:tcPr>
-          <w:p>
-            <w:pPr>
-              <w:spacing w:after="30" w:before="30"/>
-            </w:pPr>
-            <w:r>
-              <w:t xml:space="preserve"> </w:t>
-            </w:r>
-          </w:p>
-        </w:tc>
-        <w:tc>
-          <w:tcPr>
-            <w:tcW w:type="pct" w:w="500"/>
-            <w:tcBorders>
-              <w:top w:val="single" w:color="CBD5E1" w:sz="1"/>
-              <w:left w:val="single" w:color="CBD5E1" w:sz="1"/>
-              <w:bottom w:val="single" w:color="CBD5E1" w:sz="1"/>
-              <w:right w:val="single" w:color="CBD5E1" w:sz="1"/>
-            </w:tcBorders>
-          </w:tcPr>
-          <w:p>
-            <w:pPr>
-              <w:spacing w:after="30" w:before="30"/>
-            </w:pPr>
-            <w:r>
-              <w:t xml:space="preserve"> </w:t>
-            </w:r>
-          </w:p>
-        </w:tc>
-        <w:tc>
-          <w:tcPr>
-            <w:tcW w:type="pct" w:w="500"/>
-            <w:tcBorders>
-              <w:top w:val="single" w:color="CBD5E1" w:sz="1"/>
-              <w:left w:val="single" w:color="CBD5E1" w:sz="1"/>
-              <w:bottom w:val="single" w:color="CBD5E1" w:sz="1"/>
-              <w:right w:val="single" w:color="CBD5E1" w:sz="1"/>
-            </w:tcBorders>
-          </w:tcPr>
-          <w:p>
-            <w:pPr>
-              <w:spacing w:after="30" w:before="30"/>
-            </w:pPr>
-            <w:r>
-              <w:t xml:space="preserve"> </w:t>
-            </w:r>
-          </w:p>
-        </w:tc>
-        <w:tc>
-          <w:tcPr>
-            <w:tcW w:type="pct" w:w="500"/>
+            <w:tcW w:type="dxa" w:w="1000"/>
+            <w:tcBorders>
+              <w:top w:val="single" w:color="CBD5E1" w:sz="1"/>
+              <w:left w:val="single" w:color="CBD5E1" w:sz="1"/>
+              <w:bottom w:val="single" w:color="CBD5E1" w:sz="1"/>
+              <w:right w:val="single" w:color="CBD5E1" w:sz="1"/>
+            </w:tcBorders>
+          </w:tcPr>
+          <w:p>
+            <w:pPr>
+              <w:spacing w:after="30" w:before="30"/>
+            </w:pPr>
+            <w:r>
+              <w:t xml:space="preserve"> </w:t>
+            </w:r>
+          </w:p>
+        </w:tc>
+        <w:tc>
+          <w:tcPr>
+            <w:tcW w:type="dxa" w:w="1000"/>
+            <w:tcBorders>
+              <w:top w:val="single" w:color="CBD5E1" w:sz="1"/>
+              <w:left w:val="single" w:color="CBD5E1" w:sz="1"/>
+              <w:bottom w:val="single" w:color="CBD5E1" w:sz="1"/>
+              <w:right w:val="single" w:color="CBD5E1" w:sz="1"/>
+            </w:tcBorders>
+          </w:tcPr>
+          <w:p>
+            <w:pPr>
+              <w:spacing w:after="30" w:before="30"/>
+            </w:pPr>
+            <w:r>
+              <w:t xml:space="preserve"> </w:t>
+            </w:r>
+          </w:p>
+        </w:tc>
+        <w:tc>
+          <w:tcPr>
+            <w:tcW w:type="dxa" w:w="1000"/>
+            <w:tcBorders>
+              <w:top w:val="single" w:color="CBD5E1" w:sz="1"/>
+              <w:left w:val="single" w:color="CBD5E1" w:sz="1"/>
+              <w:bottom w:val="single" w:color="CBD5E1" w:sz="1"/>
+              <w:right w:val="single" w:color="CBD5E1" w:sz="1"/>
+            </w:tcBorders>
+          </w:tcPr>
+          <w:p>
+            <w:pPr>
+              <w:spacing w:after="30" w:before="30"/>
+            </w:pPr>
+            <w:r>
+              <w:t xml:space="preserve"> </w:t>
+            </w:r>
+          </w:p>
+        </w:tc>
+        <w:tc>
+          <w:tcPr>
+            <w:tcW w:type="dxa" w:w="1000"/>
+            <w:tcBorders>
+              <w:top w:val="single" w:color="CBD5E1" w:sz="1"/>
+              <w:left w:val="single" w:color="CBD5E1" w:sz="1"/>
+              <w:bottom w:val="single" w:color="CBD5E1" w:sz="1"/>
+              <w:right w:val="single" w:color="CBD5E1" w:sz="1"/>
+            </w:tcBorders>
+          </w:tcPr>
+          <w:p>
+            <w:pPr>
+              <w:spacing w:after="30" w:before="30"/>
+            </w:pPr>
+            <w:r>
+              <w:t xml:space="preserve"> </w:t>
+            </w:r>
+          </w:p>
+        </w:tc>
+        <w:tc>
+          <w:tcPr>
+            <w:tcW w:type="dxa" w:w="1000"/>
+            <w:tcBorders>
+              <w:top w:val="single" w:color="CBD5E1" w:sz="1"/>
+              <w:left w:val="single" w:color="CBD5E1" w:sz="1"/>
+              <w:bottom w:val="single" w:color="CBD5E1" w:sz="1"/>
+              <w:right w:val="single" w:color="CBD5E1" w:sz="1"/>
+            </w:tcBorders>
+          </w:tcPr>
+          <w:p>
+            <w:pPr>
+              <w:spacing w:after="30" w:before="30"/>
+            </w:pPr>
+            <w:r>
+              <w:t xml:space="preserve"> </w:t>
+            </w:r>
+          </w:p>
+        </w:tc>
+        <w:tc>
+          <w:tcPr>
+            <w:tcW w:type="dxa" w:w="1000"/>
+            <w:tcBorders>
+              <w:top w:val="single" w:color="CBD5E1" w:sz="1"/>
+              <w:left w:val="single" w:color="CBD5E1" w:sz="1"/>
+              <w:bottom w:val="single" w:color="CBD5E1" w:sz="1"/>
+              <w:right w:val="single" w:color="CBD5E1" w:sz="1"/>
+            </w:tcBorders>
+          </w:tcPr>
+          <w:p>
+            <w:pPr>
+              <w:spacing w:after="30" w:before="30"/>
+            </w:pPr>
+            <w:r>
+              <w:t xml:space="preserve"> </w:t>
+            </w:r>
+          </w:p>
+        </w:tc>
+        <w:tc>
+          <w:tcPr>
+            <w:tcW w:type="dxa" w:w="1000"/>
+            <w:tcBorders>
+              <w:top w:val="single" w:color="CBD5E1" w:sz="1"/>
+              <w:left w:val="single" w:color="CBD5E1" w:sz="1"/>
+              <w:bottom w:val="single" w:color="CBD5E1" w:sz="1"/>
+              <w:right w:val="single" w:color="CBD5E1" w:sz="1"/>
+            </w:tcBorders>
+          </w:tcPr>
+          <w:p>
+            <w:pPr>
+              <w:spacing w:after="30" w:before="30"/>
+            </w:pPr>
+            <w:r>
+              <w:t xml:space="preserve"> </w:t>
+            </w:r>
+          </w:p>
+        </w:tc>
+        <w:tc>
+          <w:tcPr>
+            <w:tcW w:type="dxa" w:w="1000"/>
             <w:tcBorders>
               <w:top w:val="single" w:color="CBD5E1" w:sz="1"/>
               <w:left w:val="single" w:color="CBD5E1" w:sz="1"/>
@@ -1299,7 +1351,7 @@
     </w:p>
     <w:tbl>
       <w:tblPr>
-        <w:tblW w:type="pct" w:w="5000"/>
+        <w:tblW w:type="dxa" w:w="10000"/>
         <w:tblBorders>
           <w:top w:val="single" w:color="auto" w:sz="4"/>
           <w:left w:val="single" w:color="auto" w:sz="4"/>
@@ -1310,21 +1362,13 @@
         </w:tblBorders>
       </w:tblPr>
       <w:tblGrid>
-        <w:gridCol w:w="1606"/>
-        <w:gridCol w:w="9100"/>
-        <w:gridCol w:w="1071"/>
-        <w:gridCol w:w="1071"/>
-        <w:gridCol w:w="1071"/>
-        <w:gridCol w:w="1071"/>
-        <w:gridCol w:w="1071"/>
-        <w:gridCol w:w="1071"/>
-        <w:gridCol w:w="1071"/>
-        <w:gridCol w:w="1071"/>
+        <w:gridCol w:w="1500"/>
+        <w:gridCol w:w="8500"/>
       </w:tblGrid>
       <w:tr>
         <w:tc>
           <w:tcPr>
-            <w:tcW w:type="pct" w:w="750"/>
+            <w:tcW w:type="dxa" w:w="1500"/>
             <w:tcBorders>
               <w:top w:val="single" w:color="CBD5E1" w:sz="1"/>
               <w:left w:val="single" w:color="CBD5E1" w:sz="1"/>
@@ -1353,7 +1397,7 @@
         </w:tc>
         <w:tc>
           <w:tcPr>
-            <w:tcW w:type="pct" w:w="4250"/>
+            <w:tcW w:type="dxa" w:w="8500"/>
             <w:tcBorders>
               <w:top w:val="single" w:color="CBD5E1" w:sz="1"/>
               <w:left w:val="single" w:color="CBD5E1" w:sz="1"/>
@@ -1471,10 +1515,40 @@
           </w:p>
         </w:tc>
       </w:tr>
+    </w:tbl>
+    <w:p>
+      <w:pPr>
+        <w:spacing w:after="15"/>
+      </w:pPr>
+    </w:p>
+    <w:tbl>
+      <w:tblPr>
+        <w:tblW w:type="dxa" w:w="10000"/>
+        <w:tblBorders>
+          <w:top w:val="single" w:color="auto" w:sz="4"/>
+          <w:left w:val="single" w:color="auto" w:sz="4"/>
+          <w:bottom w:val="single" w:color="auto" w:sz="4"/>
+          <w:right w:val="single" w:color="auto" w:sz="4"/>
+          <w:insideH w:val="single" w:color="auto" w:sz="4"/>
+          <w:insideV w:val="single" w:color="auto" w:sz="4"/>
+        </w:tblBorders>
+      </w:tblPr>
+      <w:tblGrid>
+        <w:gridCol w:w="1000"/>
+        <w:gridCol w:w="1000"/>
+        <w:gridCol w:w="1000"/>
+        <w:gridCol w:w="1000"/>
+        <w:gridCol w:w="1000"/>
+        <w:gridCol w:w="1000"/>
+        <w:gridCol w:w="1000"/>
+        <w:gridCol w:w="1000"/>
+        <w:gridCol w:w="1000"/>
+        <w:gridCol w:w="1000"/>
+      </w:tblGrid>
       <w:tr>
         <w:tc>
           <w:tcPr>
-            <w:tcW w:type="pct" w:w="500"/>
+            <w:tcW w:type="dxa" w:w="1000"/>
             <w:tcBorders>
               <w:top w:val="single" w:color="CBD5E1" w:sz="1"/>
               <w:left w:val="single" w:color="CBD5E1" w:sz="1"/>
@@ -1502,7 +1576,7 @@
         </w:tc>
         <w:tc>
           <w:tcPr>
-            <w:tcW w:type="pct" w:w="500"/>
+            <w:tcW w:type="dxa" w:w="1000"/>
             <w:tcBorders>
               <w:top w:val="single" w:color="CBD5E1" w:sz="1"/>
               <w:left w:val="single" w:color="CBD5E1" w:sz="1"/>
@@ -1530,7 +1604,7 @@
         </w:tc>
         <w:tc>
           <w:tcPr>
-            <w:tcW w:type="pct" w:w="500"/>
+            <w:tcW w:type="dxa" w:w="1000"/>
             <w:tcBorders>
               <w:top w:val="single" w:color="CBD5E1" w:sz="1"/>
               <w:left w:val="single" w:color="CBD5E1" w:sz="1"/>
@@ -1556,7 +1630,7 @@
         </w:tc>
         <w:tc>
           <w:tcPr>
-            <w:tcW w:type="pct" w:w="500"/>
+            <w:tcW w:type="dxa" w:w="1000"/>
             <w:tcBorders>
               <w:top w:val="single" w:color="CBD5E1" w:sz="1"/>
               <w:left w:val="single" w:color="CBD5E1" w:sz="1"/>
@@ -1582,7 +1656,7 @@
         </w:tc>
         <w:tc>
           <w:tcPr>
-            <w:tcW w:type="pct" w:w="500"/>
+            <w:tcW w:type="dxa" w:w="1000"/>
             <w:tcBorders>
               <w:top w:val="single" w:color="CBD5E1" w:sz="1"/>
               <w:left w:val="single" w:color="CBD5E1" w:sz="1"/>
@@ -1607,7 +1681,7 @@
         </w:tc>
         <w:tc>
           <w:tcPr>
-            <w:tcW w:type="pct" w:w="500"/>
+            <w:tcW w:type="dxa" w:w="1000"/>
             <w:tcBorders>
               <w:top w:val="single" w:color="CBD5E1" w:sz="1"/>
               <w:left w:val="single" w:color="CBD5E1" w:sz="1"/>
@@ -1632,7 +1706,7 @@
         </w:tc>
         <w:tc>
           <w:tcPr>
-            <w:tcW w:type="pct" w:w="500"/>
+            <w:tcW w:type="dxa" w:w="1000"/>
             <w:tcBorders>
               <w:top w:val="single" w:color="CBD5E1" w:sz="1"/>
               <w:left w:val="single" w:color="CBD5E1" w:sz="1"/>
@@ -1657,7 +1731,7 @@
         </w:tc>
         <w:tc>
           <w:tcPr>
-            <w:tcW w:type="pct" w:w="500"/>
+            <w:tcW w:type="dxa" w:w="1000"/>
             <w:tcBorders>
               <w:top w:val="single" w:color="CBD5E1" w:sz="1"/>
               <w:left w:val="single" w:color="CBD5E1" w:sz="1"/>
@@ -1682,7 +1756,7 @@
         </w:tc>
         <w:tc>
           <w:tcPr>
-            <w:tcW w:type="pct" w:w="500"/>
+            <w:tcW w:type="dxa" w:w="1000"/>
             <w:tcBorders>
               <w:top w:val="single" w:color="CBD5E1" w:sz="1"/>
               <w:left w:val="single" w:color="CBD5E1" w:sz="1"/>
@@ -1707,7 +1781,7 @@
         </w:tc>
         <w:tc>
           <w:tcPr>
-            <w:tcW w:type="pct" w:w="500"/>
+            <w:tcW w:type="dxa" w:w="1000"/>
             <w:tcBorders>
               <w:top w:val="single" w:color="CBD5E1" w:sz="1"/>
               <w:left w:val="single" w:color="CBD5E1" w:sz="1"/>
@@ -1734,7 +1808,7 @@
       <w:tr>
         <w:tc>
           <w:tcPr>
-            <w:tcW w:type="pct" w:w="500"/>
+            <w:tcW w:type="dxa" w:w="1000"/>
             <w:tcBorders>
               <w:top w:val="single" w:color="DC2626" w:sz="2"/>
               <w:left w:val="single" w:color="DC2626" w:sz="2"/>
@@ -1745,24 +1819,54 @@
           </w:tcPr>
           <w:p>
             <w:pPr>
-              <w:jc w:val="center"/>
-            </w:pPr>
-            <w:r>
-              <w:rPr>
-                <w:rFonts w:ascii="UD Digi Kyokasho NP-R" w:cs="UD Digi Kyokasho NP-R" w:eastAsia="UD Digi Kyokasho NP-R" w:hAnsi="UD Digi Kyokasho NP-R"/>
-                <w:b/>
-                <w:bCs/>
-                <w:color w:val="DC2626"/>
-                <w:sz w:val="26"/>
-                <w:szCs w:val="26"/>
-              </w:rPr>
-              <w:t xml:space="preserve">正</w:t>
-            </w:r>
-          </w:p>
-        </w:tc>
-        <w:tc>
-          <w:tcPr>
-            <w:tcW w:type="pct" w:w="500"/>
+              <w:spacing w:after="20" w:before="20"/>
+              <w:jc w:val="center"/>
+            </w:pPr>
+            <w:r>
+              <w:drawing>
+                <wp:inline distT="0" distB="0" distL="0" distR="0">
+                  <wp:extent cx="323850" cy="323850"/>
+                  <wp:effectExtent t="0" r="0" b="0" l="0"/>
+                  <wp:docPr id="105" name="" descr="" title=""/>
+                  <wp:cNvGraphicFramePr>
+                    <a:graphicFrameLocks xmlns:a="http://schemas.openxmlformats.org/drawingml/2006/main" noChangeAspect="1"/>
+                  </wp:cNvGraphicFramePr>
+                  <a:graphic xmlns:a="http://schemas.openxmlformats.org/drawingml/2006/main">
+                    <a:graphicData uri="http://schemas.openxmlformats.org/drawingml/2006/picture">
+                      <pic:pic xmlns:pic="http://schemas.openxmlformats.org/drawingml/2006/picture">
+                        <pic:nvPicPr>
+                          <pic:cNvPr id="0" name="" descr=""/>
+                          <pic:cNvPicPr>
+                            <a:picLocks noChangeAspect="1" noChangeArrowheads="1"/>
+                          </pic:cNvPicPr>
+                        </pic:nvPicPr>
+                        <pic:blipFill>
+                          <a:blip r:embed="rId8" cstate="none"/>
+                          <a:srcRect/>
+                          <a:stretch>
+                            <a:fillRect/>
+                          </a:stretch>
+                        </pic:blipFill>
+                        <pic:spPr bwMode="auto">
+                          <a:xfrm>
+                            <a:off x="0" y="0"/>
+                            <a:ext cx="323850" cy="323850"/>
+                          </a:xfrm>
+                          <a:prstGeom prst="rect">
+                            <a:avLst/>
+                          </a:prstGeom>
+                        </pic:spPr>
+                      </pic:pic>
+                    </a:graphicData>
+                  </a:graphic>
+                </wp:inline>
+              </w:drawing>
+            </w:r>
+          </w:p>
+        </w:tc>
+        <w:tc>
+          <w:tcPr>
+            <w:tcW w:type="dxa" w:w="1000"/>
             <w:tcBorders>
               <w:top w:val="single" w:color="2563EB" w:sz="2"/>
               <w:left w:val="single" w:color="2563EB" w:sz="2"/>
@@ -1791,7 +1895,7 @@
         </w:tc>
         <w:tc>
           <w:tcPr>
-            <w:tcW w:type="pct" w:w="500"/>
+            <w:tcW w:type="dxa" w:w="1000"/>
             <w:tcBorders>
               <w:top w:val="single" w:color="CBD5E1" w:sz="1"/>
               <w:left w:val="single" w:color="CBD5E1" w:sz="1"/>
@@ -1817,7 +1921,7 @@
         </w:tc>
         <w:tc>
           <w:tcPr>
-            <w:tcW w:type="pct" w:w="500"/>
+            <w:tcW w:type="dxa" w:w="1000"/>
             <w:tcBorders>
               <w:top w:val="single" w:color="CBD5E1" w:sz="1"/>
               <w:left w:val="single" w:color="CBD5E1" w:sz="1"/>
@@ -1843,102 +1947,102 @@
         </w:tc>
         <w:tc>
           <w:tcPr>
-            <w:tcW w:type="pct" w:w="500"/>
-            <w:tcBorders>
-              <w:top w:val="single" w:color="CBD5E1" w:sz="1"/>
-              <w:left w:val="single" w:color="CBD5E1" w:sz="1"/>
-              <w:bottom w:val="single" w:color="CBD5E1" w:sz="1"/>
-              <w:right w:val="single" w:color="CBD5E1" w:sz="1"/>
-            </w:tcBorders>
-          </w:tcPr>
-          <w:p>
-            <w:pPr>
-              <w:spacing w:after="30" w:before="30"/>
-            </w:pPr>
-            <w:r>
-              <w:t xml:space="preserve"> </w:t>
-            </w:r>
-          </w:p>
-        </w:tc>
-        <w:tc>
-          <w:tcPr>
-            <w:tcW w:type="pct" w:w="500"/>
-            <w:tcBorders>
-              <w:top w:val="single" w:color="CBD5E1" w:sz="1"/>
-              <w:left w:val="single" w:color="CBD5E1" w:sz="1"/>
-              <w:bottom w:val="single" w:color="CBD5E1" w:sz="1"/>
-              <w:right w:val="single" w:color="CBD5E1" w:sz="1"/>
-            </w:tcBorders>
-          </w:tcPr>
-          <w:p>
-            <w:pPr>
-              <w:spacing w:after="30" w:before="30"/>
-            </w:pPr>
-            <w:r>
-              <w:t xml:space="preserve"> </w:t>
-            </w:r>
-          </w:p>
-        </w:tc>
-        <w:tc>
-          <w:tcPr>
-            <w:tcW w:type="pct" w:w="500"/>
-            <w:tcBorders>
-              <w:top w:val="single" w:color="CBD5E1" w:sz="1"/>
-              <w:left w:val="single" w:color="CBD5E1" w:sz="1"/>
-              <w:bottom w:val="single" w:color="CBD5E1" w:sz="1"/>
-              <w:right w:val="single" w:color="CBD5E1" w:sz="1"/>
-            </w:tcBorders>
-          </w:tcPr>
-          <w:p>
-            <w:pPr>
-              <w:spacing w:after="30" w:before="30"/>
-            </w:pPr>
-            <w:r>
-              <w:t xml:space="preserve"> </w:t>
-            </w:r>
-          </w:p>
-        </w:tc>
-        <w:tc>
-          <w:tcPr>
-            <w:tcW w:type="pct" w:w="500"/>
-            <w:tcBorders>
-              <w:top w:val="single" w:color="CBD5E1" w:sz="1"/>
-              <w:left w:val="single" w:color="CBD5E1" w:sz="1"/>
-              <w:bottom w:val="single" w:color="CBD5E1" w:sz="1"/>
-              <w:right w:val="single" w:color="CBD5E1" w:sz="1"/>
-            </w:tcBorders>
-          </w:tcPr>
-          <w:p>
-            <w:pPr>
-              <w:spacing w:after="30" w:before="30"/>
-            </w:pPr>
-            <w:r>
-              <w:t xml:space="preserve"> </w:t>
-            </w:r>
-          </w:p>
-        </w:tc>
-        <w:tc>
-          <w:tcPr>
-            <w:tcW w:type="pct" w:w="500"/>
-            <w:tcBorders>
-              <w:top w:val="single" w:color="CBD5E1" w:sz="1"/>
-              <w:left w:val="single" w:color="CBD5E1" w:sz="1"/>
-              <w:bottom w:val="single" w:color="CBD5E1" w:sz="1"/>
-              <w:right w:val="single" w:color="CBD5E1" w:sz="1"/>
-            </w:tcBorders>
-          </w:tcPr>
-          <w:p>
-            <w:pPr>
-              <w:spacing w:after="30" w:before="30"/>
-            </w:pPr>
-            <w:r>
-              <w:t xml:space="preserve"> </w:t>
-            </w:r>
-          </w:p>
-        </w:tc>
-        <w:tc>
-          <w:tcPr>
-            <w:tcW w:type="pct" w:w="500"/>
+            <w:tcW w:type="dxa" w:w="1000"/>
+            <w:tcBorders>
+              <w:top w:val="single" w:color="CBD5E1" w:sz="1"/>
+              <w:left w:val="single" w:color="CBD5E1" w:sz="1"/>
+              <w:bottom w:val="single" w:color="CBD5E1" w:sz="1"/>
+              <w:right w:val="single" w:color="CBD5E1" w:sz="1"/>
+            </w:tcBorders>
+          </w:tcPr>
+          <w:p>
+            <w:pPr>
+              <w:spacing w:after="30" w:before="30"/>
+            </w:pPr>
+            <w:r>
+              <w:t xml:space="preserve"> </w:t>
+            </w:r>
+          </w:p>
+        </w:tc>
+        <w:tc>
+          <w:tcPr>
+            <w:tcW w:type="dxa" w:w="1000"/>
+            <w:tcBorders>
+              <w:top w:val="single" w:color="CBD5E1" w:sz="1"/>
+              <w:left w:val="single" w:color="CBD5E1" w:sz="1"/>
+              <w:bottom w:val="single" w:color="CBD5E1" w:sz="1"/>
+              <w:right w:val="single" w:color="CBD5E1" w:sz="1"/>
+            </w:tcBorders>
+          </w:tcPr>
+          <w:p>
+            <w:pPr>
+              <w:spacing w:after="30" w:before="30"/>
+            </w:pPr>
+            <w:r>
+              <w:t xml:space="preserve"> </w:t>
+            </w:r>
+          </w:p>
+        </w:tc>
+        <w:tc>
+          <w:tcPr>
+            <w:tcW w:type="dxa" w:w="1000"/>
+            <w:tcBorders>
+              <w:top w:val="single" w:color="CBD5E1" w:sz="1"/>
+              <w:left w:val="single" w:color="CBD5E1" w:sz="1"/>
+              <w:bottom w:val="single" w:color="CBD5E1" w:sz="1"/>
+              <w:right w:val="single" w:color="CBD5E1" w:sz="1"/>
+            </w:tcBorders>
+          </w:tcPr>
+          <w:p>
+            <w:pPr>
+              <w:spacing w:after="30" w:before="30"/>
+            </w:pPr>
+            <w:r>
+              <w:t xml:space="preserve"> </w:t>
+            </w:r>
+          </w:p>
+        </w:tc>
+        <w:tc>
+          <w:tcPr>
+            <w:tcW w:type="dxa" w:w="1000"/>
+            <w:tcBorders>
+              <w:top w:val="single" w:color="CBD5E1" w:sz="1"/>
+              <w:left w:val="single" w:color="CBD5E1" w:sz="1"/>
+              <w:bottom w:val="single" w:color="CBD5E1" w:sz="1"/>
+              <w:right w:val="single" w:color="CBD5E1" w:sz="1"/>
+            </w:tcBorders>
+          </w:tcPr>
+          <w:p>
+            <w:pPr>
+              <w:spacing w:after="30" w:before="30"/>
+            </w:pPr>
+            <w:r>
+              <w:t xml:space="preserve"> </w:t>
+            </w:r>
+          </w:p>
+        </w:tc>
+        <w:tc>
+          <w:tcPr>
+            <w:tcW w:type="dxa" w:w="1000"/>
+            <w:tcBorders>
+              <w:top w:val="single" w:color="CBD5E1" w:sz="1"/>
+              <w:left w:val="single" w:color="CBD5E1" w:sz="1"/>
+              <w:bottom w:val="single" w:color="CBD5E1" w:sz="1"/>
+              <w:right w:val="single" w:color="CBD5E1" w:sz="1"/>
+            </w:tcBorders>
+          </w:tcPr>
+          <w:p>
+            <w:pPr>
+              <w:spacing w:after="30" w:before="30"/>
+            </w:pPr>
+            <w:r>
+              <w:t xml:space="preserve"> </w:t>
+            </w:r>
+          </w:p>
+        </w:tc>
+        <w:tc>
+          <w:tcPr>
+            <w:tcW w:type="dxa" w:w="1000"/>
             <w:tcBorders>
               <w:top w:val="single" w:color="CBD5E1" w:sz="1"/>
               <w:left w:val="single" w:color="CBD5E1" w:sz="1"/>
@@ -1959,7 +2063,7 @@
       <w:tr>
         <w:tc>
           <w:tcPr>
-            <w:tcW w:type="pct" w:w="500"/>
+            <w:tcW w:type="dxa" w:w="1000"/>
             <w:tcBorders>
               <w:top w:val="single" w:color="CBD5E1" w:sz="1"/>
               <w:left w:val="single" w:color="CBD5E1" w:sz="1"/>
@@ -1985,7 +2089,7 @@
         </w:tc>
         <w:tc>
           <w:tcPr>
-            <w:tcW w:type="pct" w:w="500"/>
+            <w:tcW w:type="dxa" w:w="1000"/>
             <w:tcBorders>
               <w:top w:val="single" w:color="CBD5E1" w:sz="1"/>
               <w:left w:val="single" w:color="CBD5E1" w:sz="1"/>
@@ -2011,7 +2115,7 @@
         </w:tc>
         <w:tc>
           <w:tcPr>
-            <w:tcW w:type="pct" w:w="500"/>
+            <w:tcW w:type="dxa" w:w="1000"/>
             <w:tcBorders>
               <w:top w:val="single" w:color="CBD5E1" w:sz="1"/>
               <w:left w:val="single" w:color="CBD5E1" w:sz="1"/>
@@ -2036,7 +2140,7 @@
         </w:tc>
         <w:tc>
           <w:tcPr>
-            <w:tcW w:type="pct" w:w="500"/>
+            <w:tcW w:type="dxa" w:w="1000"/>
             <w:tcBorders>
               <w:top w:val="single" w:color="CBD5E1" w:sz="1"/>
               <w:left w:val="single" w:color="CBD5E1" w:sz="1"/>
@@ -2061,7 +2165,7 @@
         </w:tc>
         <w:tc>
           <w:tcPr>
-            <w:tcW w:type="pct" w:w="500"/>
+            <w:tcW w:type="dxa" w:w="1000"/>
             <w:tcBorders>
               <w:top w:val="single" w:color="CBD5E1" w:sz="1"/>
               <w:left w:val="single" w:color="CBD5E1" w:sz="1"/>
@@ -2086,7 +2190,7 @@
         </w:tc>
         <w:tc>
           <w:tcPr>
-            <w:tcW w:type="pct" w:w="500"/>
+            <w:tcW w:type="dxa" w:w="1000"/>
             <w:tcBorders>
               <w:top w:val="single" w:color="CBD5E1" w:sz="1"/>
               <w:left w:val="single" w:color="CBD5E1" w:sz="1"/>
@@ -2111,7 +2215,7 @@
         </w:tc>
         <w:tc>
           <w:tcPr>
-            <w:tcW w:type="pct" w:w="500"/>
+            <w:tcW w:type="dxa" w:w="1000"/>
             <w:tcBorders>
               <w:top w:val="single" w:color="CBD5E1" w:sz="1"/>
               <w:left w:val="single" w:color="CBD5E1" w:sz="1"/>
@@ -2136,7 +2240,7 @@
         </w:tc>
         <w:tc>
           <w:tcPr>
-            <w:tcW w:type="pct" w:w="500"/>
+            <w:tcW w:type="dxa" w:w="1000"/>
             <w:tcBorders>
               <w:top w:val="single" w:color="CBD5E1" w:sz="1"/>
               <w:left w:val="single" w:color="CBD5E1" w:sz="1"/>
@@ -2161,7 +2265,7 @@
         </w:tc>
         <w:tc>
           <w:tcPr>
-            <w:tcW w:type="pct" w:w="500"/>
+            <w:tcW w:type="dxa" w:w="1000"/>
             <w:tcBorders>
               <w:top w:val="single" w:color="CBD5E1" w:sz="1"/>
               <w:left w:val="single" w:color="CBD5E1" w:sz="1"/>
@@ -2186,7 +2290,7 @@
         </w:tc>
         <w:tc>
           <w:tcPr>
-            <w:tcW w:type="pct" w:w="500"/>
+            <w:tcW w:type="dxa" w:w="1000"/>
             <w:tcBorders>
               <w:top w:val="single" w:color="CBD5E1" w:sz="1"/>
               <w:left w:val="single" w:color="CBD5E1" w:sz="1"/>
@@ -2213,7 +2317,7 @@
       <w:tr>
         <w:tc>
           <w:tcPr>
-            <w:tcW w:type="pct" w:w="500"/>
+            <w:tcW w:type="dxa" w:w="1000"/>
             <w:tcBorders>
               <w:top w:val="single" w:color="CBD5E1" w:sz="1"/>
               <w:left w:val="single" w:color="CBD5E1" w:sz="1"/>
@@ -2239,7 +2343,7 @@
         </w:tc>
         <w:tc>
           <w:tcPr>
-            <w:tcW w:type="pct" w:w="500"/>
+            <w:tcW w:type="dxa" w:w="1000"/>
             <w:tcBorders>
               <w:top w:val="single" w:color="CBD5E1" w:sz="1"/>
               <w:left w:val="single" w:color="CBD5E1" w:sz="1"/>
@@ -2265,140 +2369,140 @@
         </w:tc>
         <w:tc>
           <w:tcPr>
-            <w:tcW w:type="pct" w:w="500"/>
-            <w:tcBorders>
-              <w:top w:val="single" w:color="CBD5E1" w:sz="1"/>
-              <w:left w:val="single" w:color="CBD5E1" w:sz="1"/>
-              <w:bottom w:val="single" w:color="CBD5E1" w:sz="1"/>
-              <w:right w:val="single" w:color="CBD5E1" w:sz="1"/>
-            </w:tcBorders>
-          </w:tcPr>
-          <w:p>
-            <w:pPr>
-              <w:spacing w:after="30" w:before="30"/>
-            </w:pPr>
-            <w:r>
-              <w:t xml:space="preserve"> </w:t>
-            </w:r>
-          </w:p>
-        </w:tc>
-        <w:tc>
-          <w:tcPr>
-            <w:tcW w:type="pct" w:w="500"/>
-            <w:tcBorders>
-              <w:top w:val="single" w:color="CBD5E1" w:sz="1"/>
-              <w:left w:val="single" w:color="CBD5E1" w:sz="1"/>
-              <w:bottom w:val="single" w:color="CBD5E1" w:sz="1"/>
-              <w:right w:val="single" w:color="CBD5E1" w:sz="1"/>
-            </w:tcBorders>
-          </w:tcPr>
-          <w:p>
-            <w:pPr>
-              <w:spacing w:after="30" w:before="30"/>
-            </w:pPr>
-            <w:r>
-              <w:t xml:space="preserve"> </w:t>
-            </w:r>
-          </w:p>
-        </w:tc>
-        <w:tc>
-          <w:tcPr>
-            <w:tcW w:type="pct" w:w="500"/>
-            <w:tcBorders>
-              <w:top w:val="single" w:color="CBD5E1" w:sz="1"/>
-              <w:left w:val="single" w:color="CBD5E1" w:sz="1"/>
-              <w:bottom w:val="single" w:color="CBD5E1" w:sz="1"/>
-              <w:right w:val="single" w:color="CBD5E1" w:sz="1"/>
-            </w:tcBorders>
-          </w:tcPr>
-          <w:p>
-            <w:pPr>
-              <w:spacing w:after="30" w:before="30"/>
-            </w:pPr>
-            <w:r>
-              <w:t xml:space="preserve"> </w:t>
-            </w:r>
-          </w:p>
-        </w:tc>
-        <w:tc>
-          <w:tcPr>
-            <w:tcW w:type="pct" w:w="500"/>
-            <w:tcBorders>
-              <w:top w:val="single" w:color="CBD5E1" w:sz="1"/>
-              <w:left w:val="single" w:color="CBD5E1" w:sz="1"/>
-              <w:bottom w:val="single" w:color="CBD5E1" w:sz="1"/>
-              <w:right w:val="single" w:color="CBD5E1" w:sz="1"/>
-            </w:tcBorders>
-          </w:tcPr>
-          <w:p>
-            <w:pPr>
-              <w:spacing w:after="30" w:before="30"/>
-            </w:pPr>
-            <w:r>
-              <w:t xml:space="preserve"> </w:t>
-            </w:r>
-          </w:p>
-        </w:tc>
-        <w:tc>
-          <w:tcPr>
-            <w:tcW w:type="pct" w:w="500"/>
-            <w:tcBorders>
-              <w:top w:val="single" w:color="CBD5E1" w:sz="1"/>
-              <w:left w:val="single" w:color="CBD5E1" w:sz="1"/>
-              <w:bottom w:val="single" w:color="CBD5E1" w:sz="1"/>
-              <w:right w:val="single" w:color="CBD5E1" w:sz="1"/>
-            </w:tcBorders>
-          </w:tcPr>
-          <w:p>
-            <w:pPr>
-              <w:spacing w:after="30" w:before="30"/>
-            </w:pPr>
-            <w:r>
-              <w:t xml:space="preserve"> </w:t>
-            </w:r>
-          </w:p>
-        </w:tc>
-        <w:tc>
-          <w:tcPr>
-            <w:tcW w:type="pct" w:w="500"/>
-            <w:tcBorders>
-              <w:top w:val="single" w:color="CBD5E1" w:sz="1"/>
-              <w:left w:val="single" w:color="CBD5E1" w:sz="1"/>
-              <w:bottom w:val="single" w:color="CBD5E1" w:sz="1"/>
-              <w:right w:val="single" w:color="CBD5E1" w:sz="1"/>
-            </w:tcBorders>
-          </w:tcPr>
-          <w:p>
-            <w:pPr>
-              <w:spacing w:after="30" w:before="30"/>
-            </w:pPr>
-            <w:r>
-              <w:t xml:space="preserve"> </w:t>
-            </w:r>
-          </w:p>
-        </w:tc>
-        <w:tc>
-          <w:tcPr>
-            <w:tcW w:type="pct" w:w="500"/>
-            <w:tcBorders>
-              <w:top w:val="single" w:color="CBD5E1" w:sz="1"/>
-              <w:left w:val="single" w:color="CBD5E1" w:sz="1"/>
-              <w:bottom w:val="single" w:color="CBD5E1" w:sz="1"/>
-              <w:right w:val="single" w:color="CBD5E1" w:sz="1"/>
-            </w:tcBorders>
-          </w:tcPr>
-          <w:p>
-            <w:pPr>
-              <w:spacing w:after="30" w:before="30"/>
-            </w:pPr>
-            <w:r>
-              <w:t xml:space="preserve"> </w:t>
-            </w:r>
-          </w:p>
-        </w:tc>
-        <w:tc>
-          <w:tcPr>
-            <w:tcW w:type="pct" w:w="500"/>
+            <w:tcW w:type="dxa" w:w="1000"/>
+            <w:tcBorders>
+              <w:top w:val="single" w:color="CBD5E1" w:sz="1"/>
+              <w:left w:val="single" w:color="CBD5E1" w:sz="1"/>
+              <w:bottom w:val="single" w:color="CBD5E1" w:sz="1"/>
+              <w:right w:val="single" w:color="CBD5E1" w:sz="1"/>
+            </w:tcBorders>
+          </w:tcPr>
+          <w:p>
+            <w:pPr>
+              <w:spacing w:after="30" w:before="30"/>
+            </w:pPr>
+            <w:r>
+              <w:t xml:space="preserve"> </w:t>
+            </w:r>
+          </w:p>
+        </w:tc>
+        <w:tc>
+          <w:tcPr>
+            <w:tcW w:type="dxa" w:w="1000"/>
+            <w:tcBorders>
+              <w:top w:val="single" w:color="CBD5E1" w:sz="1"/>
+              <w:left w:val="single" w:color="CBD5E1" w:sz="1"/>
+              <w:bottom w:val="single" w:color="CBD5E1" w:sz="1"/>
+              <w:right w:val="single" w:color="CBD5E1" w:sz="1"/>
+            </w:tcBorders>
+          </w:tcPr>
+          <w:p>
+            <w:pPr>
+              <w:spacing w:after="30" w:before="30"/>
+            </w:pPr>
+            <w:r>
+              <w:t xml:space="preserve"> </w:t>
+            </w:r>
+          </w:p>
+        </w:tc>
+        <w:tc>
+          <w:tcPr>
+            <w:tcW w:type="dxa" w:w="1000"/>
+            <w:tcBorders>
+              <w:top w:val="single" w:color="CBD5E1" w:sz="1"/>
+              <w:left w:val="single" w:color="CBD5E1" w:sz="1"/>
+              <w:bottom w:val="single" w:color="CBD5E1" w:sz="1"/>
+              <w:right w:val="single" w:color="CBD5E1" w:sz="1"/>
+            </w:tcBorders>
+          </w:tcPr>
+          <w:p>
+            <w:pPr>
+              <w:spacing w:after="30" w:before="30"/>
+            </w:pPr>
+            <w:r>
+              <w:t xml:space="preserve"> </w:t>
+            </w:r>
+          </w:p>
+        </w:tc>
+        <w:tc>
+          <w:tcPr>
+            <w:tcW w:type="dxa" w:w="1000"/>
+            <w:tcBorders>
+              <w:top w:val="single" w:color="CBD5E1" w:sz="1"/>
+              <w:left w:val="single" w:color="CBD5E1" w:sz="1"/>
+              <w:bottom w:val="single" w:color="CBD5E1" w:sz="1"/>
+              <w:right w:val="single" w:color="CBD5E1" w:sz="1"/>
+            </w:tcBorders>
+          </w:tcPr>
+          <w:p>
+            <w:pPr>
+              <w:spacing w:after="30" w:before="30"/>
+            </w:pPr>
+            <w:r>
+              <w:t xml:space="preserve"> </w:t>
+            </w:r>
+          </w:p>
+        </w:tc>
+        <w:tc>
+          <w:tcPr>
+            <w:tcW w:type="dxa" w:w="1000"/>
+            <w:tcBorders>
+              <w:top w:val="single" w:color="CBD5E1" w:sz="1"/>
+              <w:left w:val="single" w:color="CBD5E1" w:sz="1"/>
+              <w:bottom w:val="single" w:color="CBD5E1" w:sz="1"/>
+              <w:right w:val="single" w:color="CBD5E1" w:sz="1"/>
+            </w:tcBorders>
+          </w:tcPr>
+          <w:p>
+            <w:pPr>
+              <w:spacing w:after="30" w:before="30"/>
+            </w:pPr>
+            <w:r>
+              <w:t xml:space="preserve"> </w:t>
+            </w:r>
+          </w:p>
+        </w:tc>
+        <w:tc>
+          <w:tcPr>
+            <w:tcW w:type="dxa" w:w="1000"/>
+            <w:tcBorders>
+              <w:top w:val="single" w:color="CBD5E1" w:sz="1"/>
+              <w:left w:val="single" w:color="CBD5E1" w:sz="1"/>
+              <w:bottom w:val="single" w:color="CBD5E1" w:sz="1"/>
+              <w:right w:val="single" w:color="CBD5E1" w:sz="1"/>
+            </w:tcBorders>
+          </w:tcPr>
+          <w:p>
+            <w:pPr>
+              <w:spacing w:after="30" w:before="30"/>
+            </w:pPr>
+            <w:r>
+              <w:t xml:space="preserve"> </w:t>
+            </w:r>
+          </w:p>
+        </w:tc>
+        <w:tc>
+          <w:tcPr>
+            <w:tcW w:type="dxa" w:w="1000"/>
+            <w:tcBorders>
+              <w:top w:val="single" w:color="CBD5E1" w:sz="1"/>
+              <w:left w:val="single" w:color="CBD5E1" w:sz="1"/>
+              <w:bottom w:val="single" w:color="CBD5E1" w:sz="1"/>
+              <w:right w:val="single" w:color="CBD5E1" w:sz="1"/>
+            </w:tcBorders>
+          </w:tcPr>
+          <w:p>
+            <w:pPr>
+              <w:spacing w:after="30" w:before="30"/>
+            </w:pPr>
+            <w:r>
+              <w:t xml:space="preserve"> </w:t>
+            </w:r>
+          </w:p>
+        </w:tc>
+        <w:tc>
+          <w:tcPr>
+            <w:tcW w:type="dxa" w:w="1000"/>
             <w:tcBorders>
               <w:top w:val="single" w:color="CBD5E1" w:sz="1"/>
               <w:left w:val="single" w:color="CBD5E1" w:sz="1"/>
@@ -2433,7 +2537,7 @@
     </w:p>
     <w:tbl>
       <w:tblPr>
-        <w:tblW w:type="pct" w:w="5000"/>
+        <w:tblW w:type="dxa" w:w="10000"/>
         <w:tblBorders>
           <w:top w:val="single" w:color="auto" w:sz="4"/>
           <w:left w:val="single" w:color="auto" w:sz="4"/>
@@ -2444,21 +2548,13 @@
         </w:tblBorders>
       </w:tblPr>
       <w:tblGrid>
-        <w:gridCol w:w="1606"/>
-        <w:gridCol w:w="9100"/>
-        <w:gridCol w:w="1071"/>
-        <w:gridCol w:w="1071"/>
-        <w:gridCol w:w="1071"/>
-        <w:gridCol w:w="1071"/>
-        <w:gridCol w:w="1071"/>
-        <w:gridCol w:w="1071"/>
-        <w:gridCol w:w="1071"/>
-        <w:gridCol w:w="1071"/>
+        <w:gridCol w:w="1500"/>
+        <w:gridCol w:w="8500"/>
       </w:tblGrid>
       <w:tr>
         <w:tc>
           <w:tcPr>
-            <w:tcW w:type="pct" w:w="750"/>
+            <w:tcW w:type="dxa" w:w="1500"/>
             <w:tcBorders>
               <w:top w:val="single" w:color="CBD5E1" w:sz="1"/>
               <w:left w:val="single" w:color="CBD5E1" w:sz="1"/>
@@ -2487,7 +2583,7 @@
         </w:tc>
         <w:tc>
           <w:tcPr>
-            <w:tcW w:type="pct" w:w="4250"/>
+            <w:tcW w:type="dxa" w:w="8500"/>
             <w:tcBorders>
               <w:top w:val="single" w:color="CBD5E1" w:sz="1"/>
               <w:left w:val="single" w:color="CBD5E1" w:sz="1"/>
@@ -2605,10 +2701,40 @@
           </w:p>
         </w:tc>
       </w:tr>
+    </w:tbl>
+    <w:p>
+      <w:pPr>
+        <w:spacing w:after="15"/>
+      </w:pPr>
+    </w:p>
+    <w:tbl>
+      <w:tblPr>
+        <w:tblW w:type="dxa" w:w="10000"/>
+        <w:tblBorders>
+          <w:top w:val="single" w:color="auto" w:sz="4"/>
+          <w:left w:val="single" w:color="auto" w:sz="4"/>
+          <w:bottom w:val="single" w:color="auto" w:sz="4"/>
+          <w:right w:val="single" w:color="auto" w:sz="4"/>
+          <w:insideH w:val="single" w:color="auto" w:sz="4"/>
+          <w:insideV w:val="single" w:color="auto" w:sz="4"/>
+        </w:tblBorders>
+      </w:tblPr>
+      <w:tblGrid>
+        <w:gridCol w:w="1000"/>
+        <w:gridCol w:w="1000"/>
+        <w:gridCol w:w="1000"/>
+        <w:gridCol w:w="1000"/>
+        <w:gridCol w:w="1000"/>
+        <w:gridCol w:w="1000"/>
+        <w:gridCol w:w="1000"/>
+        <w:gridCol w:w="1000"/>
+        <w:gridCol w:w="1000"/>
+        <w:gridCol w:w="1000"/>
+      </w:tblGrid>
       <w:tr>
         <w:tc>
           <w:tcPr>
-            <w:tcW w:type="pct" w:w="500"/>
+            <w:tcW w:type="dxa" w:w="1000"/>
             <w:tcBorders>
               <w:top w:val="single" w:color="CBD5E1" w:sz="1"/>
               <w:left w:val="single" w:color="CBD5E1" w:sz="1"/>
@@ -2636,7 +2762,7 @@
         </w:tc>
         <w:tc>
           <w:tcPr>
-            <w:tcW w:type="pct" w:w="500"/>
+            <w:tcW w:type="dxa" w:w="1000"/>
             <w:tcBorders>
               <w:top w:val="single" w:color="CBD5E1" w:sz="1"/>
               <w:left w:val="single" w:color="CBD5E1" w:sz="1"/>
@@ -2664,7 +2790,7 @@
         </w:tc>
         <w:tc>
           <w:tcPr>
-            <w:tcW w:type="pct" w:w="500"/>
+            <w:tcW w:type="dxa" w:w="1000"/>
             <w:tcBorders>
               <w:top w:val="single" w:color="CBD5E1" w:sz="1"/>
               <w:left w:val="single" w:color="CBD5E1" w:sz="1"/>
@@ -2690,7 +2816,7 @@
         </w:tc>
         <w:tc>
           <w:tcPr>
-            <w:tcW w:type="pct" w:w="500"/>
+            <w:tcW w:type="dxa" w:w="1000"/>
             <w:tcBorders>
               <w:top w:val="single" w:color="CBD5E1" w:sz="1"/>
               <w:left w:val="single" w:color="CBD5E1" w:sz="1"/>
@@ -2716,7 +2842,7 @@
         </w:tc>
         <w:tc>
           <w:tcPr>
-            <w:tcW w:type="pct" w:w="500"/>
+            <w:tcW w:type="dxa" w:w="1000"/>
             <w:tcBorders>
               <w:top w:val="single" w:color="CBD5E1" w:sz="1"/>
               <w:left w:val="single" w:color="CBD5E1" w:sz="1"/>
@@ -2741,7 +2867,7 @@
         </w:tc>
         <w:tc>
           <w:tcPr>
-            <w:tcW w:type="pct" w:w="500"/>
+            <w:tcW w:type="dxa" w:w="1000"/>
             <w:tcBorders>
               <w:top w:val="single" w:color="CBD5E1" w:sz="1"/>
               <w:left w:val="single" w:color="CBD5E1" w:sz="1"/>
@@ -2766,7 +2892,7 @@
         </w:tc>
         <w:tc>
           <w:tcPr>
-            <w:tcW w:type="pct" w:w="500"/>
+            <w:tcW w:type="dxa" w:w="1000"/>
             <w:tcBorders>
               <w:top w:val="single" w:color="CBD5E1" w:sz="1"/>
               <w:left w:val="single" w:color="CBD5E1" w:sz="1"/>
@@ -2791,7 +2917,7 @@
         </w:tc>
         <w:tc>
           <w:tcPr>
-            <w:tcW w:type="pct" w:w="500"/>
+            <w:tcW w:type="dxa" w:w="1000"/>
             <w:tcBorders>
               <w:top w:val="single" w:color="CBD5E1" w:sz="1"/>
               <w:left w:val="single" w:color="CBD5E1" w:sz="1"/>
@@ -2816,7 +2942,7 @@
         </w:tc>
         <w:tc>
           <w:tcPr>
-            <w:tcW w:type="pct" w:w="500"/>
+            <w:tcW w:type="dxa" w:w="1000"/>
             <w:tcBorders>
               <w:top w:val="single" w:color="CBD5E1" w:sz="1"/>
               <w:left w:val="single" w:color="CBD5E1" w:sz="1"/>
@@ -2841,7 +2967,7 @@
         </w:tc>
         <w:tc>
           <w:tcPr>
-            <w:tcW w:type="pct" w:w="500"/>
+            <w:tcW w:type="dxa" w:w="1000"/>
             <w:tcBorders>
               <w:top w:val="single" w:color="CBD5E1" w:sz="1"/>
               <w:left w:val="single" w:color="CBD5E1" w:sz="1"/>
@@ -2868,7 +2994,7 @@
       <w:tr>
         <w:tc>
           <w:tcPr>
-            <w:tcW w:type="pct" w:w="500"/>
+            <w:tcW w:type="dxa" w:w="1000"/>
             <w:tcBorders>
               <w:top w:val="single" w:color="DC2626" w:sz="2"/>
               <w:left w:val="single" w:color="DC2626" w:sz="2"/>
@@ -2879,24 +3005,54 @@
           </w:tcPr>
           <w:p>
             <w:pPr>
-              <w:jc w:val="center"/>
-            </w:pPr>
-            <w:r>
-              <w:rPr>
-                <w:rFonts w:ascii="UD Digi Kyokasho NP-R" w:cs="UD Digi Kyokasho NP-R" w:eastAsia="UD Digi Kyokasho NP-R" w:hAnsi="UD Digi Kyokasho NP-R"/>
-                <w:b/>
-                <w:bCs/>
-                <w:color w:val="DC2626"/>
-                <w:sz w:val="26"/>
-                <w:szCs w:val="26"/>
-              </w:rPr>
-              <w:t xml:space="preserve">昨</w:t>
-            </w:r>
-          </w:p>
-        </w:tc>
-        <w:tc>
-          <w:tcPr>
-            <w:tcW w:type="pct" w:w="500"/>
+              <w:spacing w:after="20" w:before="20"/>
+              <w:jc w:val="center"/>
+            </w:pPr>
+            <w:r>
+              <w:drawing>
+                <wp:inline distT="0" distB="0" distL="0" distR="0">
+                  <wp:extent cx="323850" cy="323850"/>
+                  <wp:effectExtent t="0" r="0" b="0" l="0"/>
+                  <wp:docPr id="106" name="" descr="" title=""/>
+                  <wp:cNvGraphicFramePr>
+                    <a:graphicFrameLocks xmlns:a="http://schemas.openxmlformats.org/drawingml/2006/main" noChangeAspect="1"/>
+                  </wp:cNvGraphicFramePr>
+                  <a:graphic xmlns:a="http://schemas.openxmlformats.org/drawingml/2006/main">
+                    <a:graphicData uri="http://schemas.openxmlformats.org/drawingml/2006/picture">
+                      <pic:pic xmlns:pic="http://schemas.openxmlformats.org/drawingml/2006/picture">
+                        <pic:nvPicPr>
+                          <pic:cNvPr id="0" name="" descr=""/>
+                          <pic:cNvPicPr>
+                            <a:picLocks noChangeAspect="1" noChangeArrowheads="1"/>
+                          </pic:cNvPicPr>
+                        </pic:nvPicPr>
+                        <pic:blipFill>
+                          <a:blip r:embed="rId9" cstate="none"/>
+                          <a:srcRect/>
+                          <a:stretch>
+                            <a:fillRect/>
+                          </a:stretch>
+                        </pic:blipFill>
+                        <pic:spPr bwMode="auto">
+                          <a:xfrm>
+                            <a:off x="0" y="0"/>
+                            <a:ext cx="323850" cy="323850"/>
+                          </a:xfrm>
+                          <a:prstGeom prst="rect">
+                            <a:avLst/>
+                          </a:prstGeom>
+                        </pic:spPr>
+                      </pic:pic>
+                    </a:graphicData>
+                  </a:graphic>
+                </wp:inline>
+              </w:drawing>
+            </w:r>
+          </w:p>
+        </w:tc>
+        <w:tc>
+          <w:tcPr>
+            <w:tcW w:type="dxa" w:w="1000"/>
             <w:tcBorders>
               <w:top w:val="single" w:color="2563EB" w:sz="2"/>
               <w:left w:val="single" w:color="2563EB" w:sz="2"/>
@@ -2925,7 +3081,7 @@
         </w:tc>
         <w:tc>
           <w:tcPr>
-            <w:tcW w:type="pct" w:w="500"/>
+            <w:tcW w:type="dxa" w:w="1000"/>
             <w:tcBorders>
               <w:top w:val="single" w:color="CBD5E1" w:sz="1"/>
               <w:left w:val="single" w:color="CBD5E1" w:sz="1"/>
@@ -2951,7 +3107,7 @@
         </w:tc>
         <w:tc>
           <w:tcPr>
-            <w:tcW w:type="pct" w:w="500"/>
+            <w:tcW w:type="dxa" w:w="1000"/>
             <w:tcBorders>
               <w:top w:val="single" w:color="CBD5E1" w:sz="1"/>
               <w:left w:val="single" w:color="CBD5E1" w:sz="1"/>
@@ -2977,102 +3133,102 @@
         </w:tc>
         <w:tc>
           <w:tcPr>
-            <w:tcW w:type="pct" w:w="500"/>
-            <w:tcBorders>
-              <w:top w:val="single" w:color="CBD5E1" w:sz="1"/>
-              <w:left w:val="single" w:color="CBD5E1" w:sz="1"/>
-              <w:bottom w:val="single" w:color="CBD5E1" w:sz="1"/>
-              <w:right w:val="single" w:color="CBD5E1" w:sz="1"/>
-            </w:tcBorders>
-          </w:tcPr>
-          <w:p>
-            <w:pPr>
-              <w:spacing w:after="30" w:before="30"/>
-            </w:pPr>
-            <w:r>
-              <w:t xml:space="preserve"> </w:t>
-            </w:r>
-          </w:p>
-        </w:tc>
-        <w:tc>
-          <w:tcPr>
-            <w:tcW w:type="pct" w:w="500"/>
-            <w:tcBorders>
-              <w:top w:val="single" w:color="CBD5E1" w:sz="1"/>
-              <w:left w:val="single" w:color="CBD5E1" w:sz="1"/>
-              <w:bottom w:val="single" w:color="CBD5E1" w:sz="1"/>
-              <w:right w:val="single" w:color="CBD5E1" w:sz="1"/>
-            </w:tcBorders>
-          </w:tcPr>
-          <w:p>
-            <w:pPr>
-              <w:spacing w:after="30" w:before="30"/>
-            </w:pPr>
-            <w:r>
-              <w:t xml:space="preserve"> </w:t>
-            </w:r>
-          </w:p>
-        </w:tc>
-        <w:tc>
-          <w:tcPr>
-            <w:tcW w:type="pct" w:w="500"/>
-            <w:tcBorders>
-              <w:top w:val="single" w:color="CBD5E1" w:sz="1"/>
-              <w:left w:val="single" w:color="CBD5E1" w:sz="1"/>
-              <w:bottom w:val="single" w:color="CBD5E1" w:sz="1"/>
-              <w:right w:val="single" w:color="CBD5E1" w:sz="1"/>
-            </w:tcBorders>
-          </w:tcPr>
-          <w:p>
-            <w:pPr>
-              <w:spacing w:after="30" w:before="30"/>
-            </w:pPr>
-            <w:r>
-              <w:t xml:space="preserve"> </w:t>
-            </w:r>
-          </w:p>
-        </w:tc>
-        <w:tc>
-          <w:tcPr>
-            <w:tcW w:type="pct" w:w="500"/>
-            <w:tcBorders>
-              <w:top w:val="single" w:color="CBD5E1" w:sz="1"/>
-              <w:left w:val="single" w:color="CBD5E1" w:sz="1"/>
-              <w:bottom w:val="single" w:color="CBD5E1" w:sz="1"/>
-              <w:right w:val="single" w:color="CBD5E1" w:sz="1"/>
-            </w:tcBorders>
-          </w:tcPr>
-          <w:p>
-            <w:pPr>
-              <w:spacing w:after="30" w:before="30"/>
-            </w:pPr>
-            <w:r>
-              <w:t xml:space="preserve"> </w:t>
-            </w:r>
-          </w:p>
-        </w:tc>
-        <w:tc>
-          <w:tcPr>
-            <w:tcW w:type="pct" w:w="500"/>
-            <w:tcBorders>
-              <w:top w:val="single" w:color="CBD5E1" w:sz="1"/>
-              <w:left w:val="single" w:color="CBD5E1" w:sz="1"/>
-              <w:bottom w:val="single" w:color="CBD5E1" w:sz="1"/>
-              <w:right w:val="single" w:color="CBD5E1" w:sz="1"/>
-            </w:tcBorders>
-          </w:tcPr>
-          <w:p>
-            <w:pPr>
-              <w:spacing w:after="30" w:before="30"/>
-            </w:pPr>
-            <w:r>
-              <w:t xml:space="preserve"> </w:t>
-            </w:r>
-          </w:p>
-        </w:tc>
-        <w:tc>
-          <w:tcPr>
-            <w:tcW w:type="pct" w:w="500"/>
+            <w:tcW w:type="dxa" w:w="1000"/>
+            <w:tcBorders>
+              <w:top w:val="single" w:color="CBD5E1" w:sz="1"/>
+              <w:left w:val="single" w:color="CBD5E1" w:sz="1"/>
+              <w:bottom w:val="single" w:color="CBD5E1" w:sz="1"/>
+              <w:right w:val="single" w:color="CBD5E1" w:sz="1"/>
+            </w:tcBorders>
+          </w:tcPr>
+          <w:p>
+            <w:pPr>
+              <w:spacing w:after="30" w:before="30"/>
+            </w:pPr>
+            <w:r>
+              <w:t xml:space="preserve"> </w:t>
+            </w:r>
+          </w:p>
+        </w:tc>
+        <w:tc>
+          <w:tcPr>
+            <w:tcW w:type="dxa" w:w="1000"/>
+            <w:tcBorders>
+              <w:top w:val="single" w:color="CBD5E1" w:sz="1"/>
+              <w:left w:val="single" w:color="CBD5E1" w:sz="1"/>
+              <w:bottom w:val="single" w:color="CBD5E1" w:sz="1"/>
+              <w:right w:val="single" w:color="CBD5E1" w:sz="1"/>
+            </w:tcBorders>
+          </w:tcPr>
+          <w:p>
+            <w:pPr>
+              <w:spacing w:after="30" w:before="30"/>
+            </w:pPr>
+            <w:r>
+              <w:t xml:space="preserve"> </w:t>
+            </w:r>
+          </w:p>
+        </w:tc>
+        <w:tc>
+          <w:tcPr>
+            <w:tcW w:type="dxa" w:w="1000"/>
+            <w:tcBorders>
+              <w:top w:val="single" w:color="CBD5E1" w:sz="1"/>
+              <w:left w:val="single" w:color="CBD5E1" w:sz="1"/>
+              <w:bottom w:val="single" w:color="CBD5E1" w:sz="1"/>
+              <w:right w:val="single" w:color="CBD5E1" w:sz="1"/>
+            </w:tcBorders>
+          </w:tcPr>
+          <w:p>
+            <w:pPr>
+              <w:spacing w:after="30" w:before="30"/>
+            </w:pPr>
+            <w:r>
+              <w:t xml:space="preserve"> </w:t>
+            </w:r>
+          </w:p>
+        </w:tc>
+        <w:tc>
+          <w:tcPr>
+            <w:tcW w:type="dxa" w:w="1000"/>
+            <w:tcBorders>
+              <w:top w:val="single" w:color="CBD5E1" w:sz="1"/>
+              <w:left w:val="single" w:color="CBD5E1" w:sz="1"/>
+              <w:bottom w:val="single" w:color="CBD5E1" w:sz="1"/>
+              <w:right w:val="single" w:color="CBD5E1" w:sz="1"/>
+            </w:tcBorders>
+          </w:tcPr>
+          <w:p>
+            <w:pPr>
+              <w:spacing w:after="30" w:before="30"/>
+            </w:pPr>
+            <w:r>
+              <w:t xml:space="preserve"> </w:t>
+            </w:r>
+          </w:p>
+        </w:tc>
+        <w:tc>
+          <w:tcPr>
+            <w:tcW w:type="dxa" w:w="1000"/>
+            <w:tcBorders>
+              <w:top w:val="single" w:color="CBD5E1" w:sz="1"/>
+              <w:left w:val="single" w:color="CBD5E1" w:sz="1"/>
+              <w:bottom w:val="single" w:color="CBD5E1" w:sz="1"/>
+              <w:right w:val="single" w:color="CBD5E1" w:sz="1"/>
+            </w:tcBorders>
+          </w:tcPr>
+          <w:p>
+            <w:pPr>
+              <w:spacing w:after="30" w:before="30"/>
+            </w:pPr>
+            <w:r>
+              <w:t xml:space="preserve"> </w:t>
+            </w:r>
+          </w:p>
+        </w:tc>
+        <w:tc>
+          <w:tcPr>
+            <w:tcW w:type="dxa" w:w="1000"/>
             <w:tcBorders>
               <w:top w:val="single" w:color="CBD5E1" w:sz="1"/>
               <w:left w:val="single" w:color="CBD5E1" w:sz="1"/>
@@ -3093,7 +3249,7 @@
       <w:tr>
         <w:tc>
           <w:tcPr>
-            <w:tcW w:type="pct" w:w="500"/>
+            <w:tcW w:type="dxa" w:w="1000"/>
             <w:tcBorders>
               <w:top w:val="single" w:color="CBD5E1" w:sz="1"/>
               <w:left w:val="single" w:color="CBD5E1" w:sz="1"/>
@@ -3119,7 +3275,7 @@
         </w:tc>
         <w:tc>
           <w:tcPr>
-            <w:tcW w:type="pct" w:w="500"/>
+            <w:tcW w:type="dxa" w:w="1000"/>
             <w:tcBorders>
               <w:top w:val="single" w:color="CBD5E1" w:sz="1"/>
               <w:left w:val="single" w:color="CBD5E1" w:sz="1"/>
@@ -3145,7 +3301,7 @@
         </w:tc>
         <w:tc>
           <w:tcPr>
-            <w:tcW w:type="pct" w:w="500"/>
+            <w:tcW w:type="dxa" w:w="1000"/>
             <w:tcBorders>
               <w:top w:val="single" w:color="CBD5E1" w:sz="1"/>
               <w:left w:val="single" w:color="CBD5E1" w:sz="1"/>
@@ -3170,7 +3326,7 @@
         </w:tc>
         <w:tc>
           <w:tcPr>
-            <w:tcW w:type="pct" w:w="500"/>
+            <w:tcW w:type="dxa" w:w="1000"/>
             <w:tcBorders>
               <w:top w:val="single" w:color="CBD5E1" w:sz="1"/>
               <w:left w:val="single" w:color="CBD5E1" w:sz="1"/>
@@ -3195,7 +3351,7 @@
         </w:tc>
         <w:tc>
           <w:tcPr>
-            <w:tcW w:type="pct" w:w="500"/>
+            <w:tcW w:type="dxa" w:w="1000"/>
             <w:tcBorders>
               <w:top w:val="single" w:color="CBD5E1" w:sz="1"/>
               <w:left w:val="single" w:color="CBD5E1" w:sz="1"/>
@@ -3220,7 +3376,7 @@
         </w:tc>
         <w:tc>
           <w:tcPr>
-            <w:tcW w:type="pct" w:w="500"/>
+            <w:tcW w:type="dxa" w:w="1000"/>
             <w:tcBorders>
               <w:top w:val="single" w:color="CBD5E1" w:sz="1"/>
               <w:left w:val="single" w:color="CBD5E1" w:sz="1"/>
@@ -3245,7 +3401,7 @@
         </w:tc>
         <w:tc>
           <w:tcPr>
-            <w:tcW w:type="pct" w:w="500"/>
+            <w:tcW w:type="dxa" w:w="1000"/>
             <w:tcBorders>
               <w:top w:val="single" w:color="CBD5E1" w:sz="1"/>
               <w:left w:val="single" w:color="CBD5E1" w:sz="1"/>
@@ -3270,7 +3426,7 @@
         </w:tc>
         <w:tc>
           <w:tcPr>
-            <w:tcW w:type="pct" w:w="500"/>
+            <w:tcW w:type="dxa" w:w="1000"/>
             <w:tcBorders>
               <w:top w:val="single" w:color="CBD5E1" w:sz="1"/>
               <w:left w:val="single" w:color="CBD5E1" w:sz="1"/>
@@ -3295,7 +3451,7 @@
         </w:tc>
         <w:tc>
           <w:tcPr>
-            <w:tcW w:type="pct" w:w="500"/>
+            <w:tcW w:type="dxa" w:w="1000"/>
             <w:tcBorders>
               <w:top w:val="single" w:color="CBD5E1" w:sz="1"/>
               <w:left w:val="single" w:color="CBD5E1" w:sz="1"/>
@@ -3320,7 +3476,7 @@
         </w:tc>
         <w:tc>
           <w:tcPr>
-            <w:tcW w:type="pct" w:w="500"/>
+            <w:tcW w:type="dxa" w:w="1000"/>
             <w:tcBorders>
               <w:top w:val="single" w:color="CBD5E1" w:sz="1"/>
               <w:left w:val="single" w:color="CBD5E1" w:sz="1"/>
@@ -3347,7 +3503,7 @@
       <w:tr>
         <w:tc>
           <w:tcPr>
-            <w:tcW w:type="pct" w:w="500"/>
+            <w:tcW w:type="dxa" w:w="1000"/>
             <w:tcBorders>
               <w:top w:val="single" w:color="CBD5E1" w:sz="1"/>
               <w:left w:val="single" w:color="CBD5E1" w:sz="1"/>
@@ -3373,7 +3529,7 @@
         </w:tc>
         <w:tc>
           <w:tcPr>
-            <w:tcW w:type="pct" w:w="500"/>
+            <w:tcW w:type="dxa" w:w="1000"/>
             <w:tcBorders>
               <w:top w:val="single" w:color="CBD5E1" w:sz="1"/>
               <w:left w:val="single" w:color="CBD5E1" w:sz="1"/>
@@ -3399,140 +3555,140 @@
         </w:tc>
         <w:tc>
           <w:tcPr>
-            <w:tcW w:type="pct" w:w="500"/>
-            <w:tcBorders>
-              <w:top w:val="single" w:color="CBD5E1" w:sz="1"/>
-              <w:left w:val="single" w:color="CBD5E1" w:sz="1"/>
-              <w:bottom w:val="single" w:color="CBD5E1" w:sz="1"/>
-              <w:right w:val="single" w:color="CBD5E1" w:sz="1"/>
-            </w:tcBorders>
-          </w:tcPr>
-          <w:p>
-            <w:pPr>
-              <w:spacing w:after="30" w:before="30"/>
-            </w:pPr>
-            <w:r>
-              <w:t xml:space="preserve"> </w:t>
-            </w:r>
-          </w:p>
-        </w:tc>
-        <w:tc>
-          <w:tcPr>
-            <w:tcW w:type="pct" w:w="500"/>
-            <w:tcBorders>
-              <w:top w:val="single" w:color="CBD5E1" w:sz="1"/>
-              <w:left w:val="single" w:color="CBD5E1" w:sz="1"/>
-              <w:bottom w:val="single" w:color="CBD5E1" w:sz="1"/>
-              <w:right w:val="single" w:color="CBD5E1" w:sz="1"/>
-            </w:tcBorders>
-          </w:tcPr>
-          <w:p>
-            <w:pPr>
-              <w:spacing w:after="30" w:before="30"/>
-            </w:pPr>
-            <w:r>
-              <w:t xml:space="preserve"> </w:t>
-            </w:r>
-          </w:p>
-        </w:tc>
-        <w:tc>
-          <w:tcPr>
-            <w:tcW w:type="pct" w:w="500"/>
-            <w:tcBorders>
-              <w:top w:val="single" w:color="CBD5E1" w:sz="1"/>
-              <w:left w:val="single" w:color="CBD5E1" w:sz="1"/>
-              <w:bottom w:val="single" w:color="CBD5E1" w:sz="1"/>
-              <w:right w:val="single" w:color="CBD5E1" w:sz="1"/>
-            </w:tcBorders>
-          </w:tcPr>
-          <w:p>
-            <w:pPr>
-              <w:spacing w:after="30" w:before="30"/>
-            </w:pPr>
-            <w:r>
-              <w:t xml:space="preserve"> </w:t>
-            </w:r>
-          </w:p>
-        </w:tc>
-        <w:tc>
-          <w:tcPr>
-            <w:tcW w:type="pct" w:w="500"/>
-            <w:tcBorders>
-              <w:top w:val="single" w:color="CBD5E1" w:sz="1"/>
-              <w:left w:val="single" w:color="CBD5E1" w:sz="1"/>
-              <w:bottom w:val="single" w:color="CBD5E1" w:sz="1"/>
-              <w:right w:val="single" w:color="CBD5E1" w:sz="1"/>
-            </w:tcBorders>
-          </w:tcPr>
-          <w:p>
-            <w:pPr>
-              <w:spacing w:after="30" w:before="30"/>
-            </w:pPr>
-            <w:r>
-              <w:t xml:space="preserve"> </w:t>
-            </w:r>
-          </w:p>
-        </w:tc>
-        <w:tc>
-          <w:tcPr>
-            <w:tcW w:type="pct" w:w="500"/>
-            <w:tcBorders>
-              <w:top w:val="single" w:color="CBD5E1" w:sz="1"/>
-              <w:left w:val="single" w:color="CBD5E1" w:sz="1"/>
-              <w:bottom w:val="single" w:color="CBD5E1" w:sz="1"/>
-              <w:right w:val="single" w:color="CBD5E1" w:sz="1"/>
-            </w:tcBorders>
-          </w:tcPr>
-          <w:p>
-            <w:pPr>
-              <w:spacing w:after="30" w:before="30"/>
-            </w:pPr>
-            <w:r>
-              <w:t xml:space="preserve"> </w:t>
-            </w:r>
-          </w:p>
-        </w:tc>
-        <w:tc>
-          <w:tcPr>
-            <w:tcW w:type="pct" w:w="500"/>
-            <w:tcBorders>
-              <w:top w:val="single" w:color="CBD5E1" w:sz="1"/>
-              <w:left w:val="single" w:color="CBD5E1" w:sz="1"/>
-              <w:bottom w:val="single" w:color="CBD5E1" w:sz="1"/>
-              <w:right w:val="single" w:color="CBD5E1" w:sz="1"/>
-            </w:tcBorders>
-          </w:tcPr>
-          <w:p>
-            <w:pPr>
-              <w:spacing w:after="30" w:before="30"/>
-            </w:pPr>
-            <w:r>
-              <w:t xml:space="preserve"> </w:t>
-            </w:r>
-          </w:p>
-        </w:tc>
-        <w:tc>
-          <w:tcPr>
-            <w:tcW w:type="pct" w:w="500"/>
-            <w:tcBorders>
-              <w:top w:val="single" w:color="CBD5E1" w:sz="1"/>
-              <w:left w:val="single" w:color="CBD5E1" w:sz="1"/>
-              <w:bottom w:val="single" w:color="CBD5E1" w:sz="1"/>
-              <w:right w:val="single" w:color="CBD5E1" w:sz="1"/>
-            </w:tcBorders>
-          </w:tcPr>
-          <w:p>
-            <w:pPr>
-              <w:spacing w:after="30" w:before="30"/>
-            </w:pPr>
-            <w:r>
-              <w:t xml:space="preserve"> </w:t>
-            </w:r>
-          </w:p>
-        </w:tc>
-        <w:tc>
-          <w:tcPr>
-            <w:tcW w:type="pct" w:w="500"/>
+            <w:tcW w:type="dxa" w:w="1000"/>
+            <w:tcBorders>
+              <w:top w:val="single" w:color="CBD5E1" w:sz="1"/>
+              <w:left w:val="single" w:color="CBD5E1" w:sz="1"/>
+              <w:bottom w:val="single" w:color="CBD5E1" w:sz="1"/>
+              <w:right w:val="single" w:color="CBD5E1" w:sz="1"/>
+            </w:tcBorders>
+          </w:tcPr>
+          <w:p>
+            <w:pPr>
+              <w:spacing w:after="30" w:before="30"/>
+            </w:pPr>
+            <w:r>
+              <w:t xml:space="preserve"> </w:t>
+            </w:r>
+          </w:p>
+        </w:tc>
+        <w:tc>
+          <w:tcPr>
+            <w:tcW w:type="dxa" w:w="1000"/>
+            <w:tcBorders>
+              <w:top w:val="single" w:color="CBD5E1" w:sz="1"/>
+              <w:left w:val="single" w:color="CBD5E1" w:sz="1"/>
+              <w:bottom w:val="single" w:color="CBD5E1" w:sz="1"/>
+              <w:right w:val="single" w:color="CBD5E1" w:sz="1"/>
+            </w:tcBorders>
+          </w:tcPr>
+          <w:p>
+            <w:pPr>
+              <w:spacing w:after="30" w:before="30"/>
+            </w:pPr>
+            <w:r>
+              <w:t xml:space="preserve"> </w:t>
+            </w:r>
+          </w:p>
+        </w:tc>
+        <w:tc>
+          <w:tcPr>
+            <w:tcW w:type="dxa" w:w="1000"/>
+            <w:tcBorders>
+              <w:top w:val="single" w:color="CBD5E1" w:sz="1"/>
+              <w:left w:val="single" w:color="CBD5E1" w:sz="1"/>
+              <w:bottom w:val="single" w:color="CBD5E1" w:sz="1"/>
+              <w:right w:val="single" w:color="CBD5E1" w:sz="1"/>
+            </w:tcBorders>
+          </w:tcPr>
+          <w:p>
+            <w:pPr>
+              <w:spacing w:after="30" w:before="30"/>
+            </w:pPr>
+            <w:r>
+              <w:t xml:space="preserve"> </w:t>
+            </w:r>
+          </w:p>
+        </w:tc>
+        <w:tc>
+          <w:tcPr>
+            <w:tcW w:type="dxa" w:w="1000"/>
+            <w:tcBorders>
+              <w:top w:val="single" w:color="CBD5E1" w:sz="1"/>
+              <w:left w:val="single" w:color="CBD5E1" w:sz="1"/>
+              <w:bottom w:val="single" w:color="CBD5E1" w:sz="1"/>
+              <w:right w:val="single" w:color="CBD5E1" w:sz="1"/>
+            </w:tcBorders>
+          </w:tcPr>
+          <w:p>
+            <w:pPr>
+              <w:spacing w:after="30" w:before="30"/>
+            </w:pPr>
+            <w:r>
+              <w:t xml:space="preserve"> </w:t>
+            </w:r>
+          </w:p>
+        </w:tc>
+        <w:tc>
+          <w:tcPr>
+            <w:tcW w:type="dxa" w:w="1000"/>
+            <w:tcBorders>
+              <w:top w:val="single" w:color="CBD5E1" w:sz="1"/>
+              <w:left w:val="single" w:color="CBD5E1" w:sz="1"/>
+              <w:bottom w:val="single" w:color="CBD5E1" w:sz="1"/>
+              <w:right w:val="single" w:color="CBD5E1" w:sz="1"/>
+            </w:tcBorders>
+          </w:tcPr>
+          <w:p>
+            <w:pPr>
+              <w:spacing w:after="30" w:before="30"/>
+            </w:pPr>
+            <w:r>
+              <w:t xml:space="preserve"> </w:t>
+            </w:r>
+          </w:p>
+        </w:tc>
+        <w:tc>
+          <w:tcPr>
+            <w:tcW w:type="dxa" w:w="1000"/>
+            <w:tcBorders>
+              <w:top w:val="single" w:color="CBD5E1" w:sz="1"/>
+              <w:left w:val="single" w:color="CBD5E1" w:sz="1"/>
+              <w:bottom w:val="single" w:color="CBD5E1" w:sz="1"/>
+              <w:right w:val="single" w:color="CBD5E1" w:sz="1"/>
+            </w:tcBorders>
+          </w:tcPr>
+          <w:p>
+            <w:pPr>
+              <w:spacing w:after="30" w:before="30"/>
+            </w:pPr>
+            <w:r>
+              <w:t xml:space="preserve"> </w:t>
+            </w:r>
+          </w:p>
+        </w:tc>
+        <w:tc>
+          <w:tcPr>
+            <w:tcW w:type="dxa" w:w="1000"/>
+            <w:tcBorders>
+              <w:top w:val="single" w:color="CBD5E1" w:sz="1"/>
+              <w:left w:val="single" w:color="CBD5E1" w:sz="1"/>
+              <w:bottom w:val="single" w:color="CBD5E1" w:sz="1"/>
+              <w:right w:val="single" w:color="CBD5E1" w:sz="1"/>
+            </w:tcBorders>
+          </w:tcPr>
+          <w:p>
+            <w:pPr>
+              <w:spacing w:after="30" w:before="30"/>
+            </w:pPr>
+            <w:r>
+              <w:t xml:space="preserve"> </w:t>
+            </w:r>
+          </w:p>
+        </w:tc>
+        <w:tc>
+          <w:tcPr>
+            <w:tcW w:type="dxa" w:w="1000"/>
             <w:tcBorders>
               <w:top w:val="single" w:color="CBD5E1" w:sz="1"/>
               <w:left w:val="single" w:color="CBD5E1" w:sz="1"/>
@@ -3567,7 +3723,7 @@
     </w:p>
     <w:tbl>
       <w:tblPr>
-        <w:tblW w:type="pct" w:w="5000"/>
+        <w:tblW w:type="dxa" w:w="10000"/>
         <w:tblBorders>
           <w:top w:val="single" w:color="auto" w:sz="4"/>
           <w:left w:val="single" w:color="auto" w:sz="4"/>
@@ -3578,21 +3734,13 @@
         </w:tblBorders>
       </w:tblPr>
       <w:tblGrid>
-        <w:gridCol w:w="1606"/>
-        <w:gridCol w:w="9100"/>
-        <w:gridCol w:w="1071"/>
-        <w:gridCol w:w="1071"/>
-        <w:gridCol w:w="1071"/>
-        <w:gridCol w:w="1071"/>
-        <w:gridCol w:w="1071"/>
-        <w:gridCol w:w="1071"/>
-        <w:gridCol w:w="1071"/>
-        <w:gridCol w:w="1071"/>
+        <w:gridCol w:w="1500"/>
+        <w:gridCol w:w="8500"/>
       </w:tblGrid>
       <w:tr>
         <w:tc>
           <w:tcPr>
-            <w:tcW w:type="pct" w:w="750"/>
+            <w:tcW w:type="dxa" w:w="1500"/>
             <w:tcBorders>
               <w:top w:val="single" w:color="CBD5E1" w:sz="1"/>
               <w:left w:val="single" w:color="CBD5E1" w:sz="1"/>
@@ -3621,7 +3769,7 @@
         </w:tc>
         <w:tc>
           <w:tcPr>
-            <w:tcW w:type="pct" w:w="4250"/>
+            <w:tcW w:type="dxa" w:w="8500"/>
             <w:tcBorders>
               <w:top w:val="single" w:color="CBD5E1" w:sz="1"/>
               <w:left w:val="single" w:color="CBD5E1" w:sz="1"/>
@@ -3739,10 +3887,40 @@
           </w:p>
         </w:tc>
       </w:tr>
+    </w:tbl>
+    <w:p>
+      <w:pPr>
+        <w:spacing w:after="15"/>
+      </w:pPr>
+    </w:p>
+    <w:tbl>
+      <w:tblPr>
+        <w:tblW w:type="dxa" w:w="10000"/>
+        <w:tblBorders>
+          <w:top w:val="single" w:color="auto" w:sz="4"/>
+          <w:left w:val="single" w:color="auto" w:sz="4"/>
+          <w:bottom w:val="single" w:color="auto" w:sz="4"/>
+          <w:right w:val="single" w:color="auto" w:sz="4"/>
+          <w:insideH w:val="single" w:color="auto" w:sz="4"/>
+          <w:insideV w:val="single" w:color="auto" w:sz="4"/>
+        </w:tblBorders>
+      </w:tblPr>
+      <w:tblGrid>
+        <w:gridCol w:w="1000"/>
+        <w:gridCol w:w="1000"/>
+        <w:gridCol w:w="1000"/>
+        <w:gridCol w:w="1000"/>
+        <w:gridCol w:w="1000"/>
+        <w:gridCol w:w="1000"/>
+        <w:gridCol w:w="1000"/>
+        <w:gridCol w:w="1000"/>
+        <w:gridCol w:w="1000"/>
+        <w:gridCol w:w="1000"/>
+      </w:tblGrid>
       <w:tr>
         <w:tc>
           <w:tcPr>
-            <w:tcW w:type="pct" w:w="500"/>
+            <w:tcW w:type="dxa" w:w="1000"/>
             <w:tcBorders>
               <w:top w:val="single" w:color="CBD5E1" w:sz="1"/>
               <w:left w:val="single" w:color="CBD5E1" w:sz="1"/>
@@ -3770,7 +3948,7 @@
         </w:tc>
         <w:tc>
           <w:tcPr>
-            <w:tcW w:type="pct" w:w="500"/>
+            <w:tcW w:type="dxa" w:w="1000"/>
             <w:tcBorders>
               <w:top w:val="single" w:color="CBD5E1" w:sz="1"/>
               <w:left w:val="single" w:color="CBD5E1" w:sz="1"/>
@@ -3798,7 +3976,7 @@
         </w:tc>
         <w:tc>
           <w:tcPr>
-            <w:tcW w:type="pct" w:w="500"/>
+            <w:tcW w:type="dxa" w:w="1000"/>
             <w:tcBorders>
               <w:top w:val="single" w:color="CBD5E1" w:sz="1"/>
               <w:left w:val="single" w:color="CBD5E1" w:sz="1"/>
@@ -3824,7 +4002,7 @@
         </w:tc>
         <w:tc>
           <w:tcPr>
-            <w:tcW w:type="pct" w:w="500"/>
+            <w:tcW w:type="dxa" w:w="1000"/>
             <w:tcBorders>
               <w:top w:val="single" w:color="CBD5E1" w:sz="1"/>
               <w:left w:val="single" w:color="CBD5E1" w:sz="1"/>
@@ -3850,7 +4028,7 @@
         </w:tc>
         <w:tc>
           <w:tcPr>
-            <w:tcW w:type="pct" w:w="500"/>
+            <w:tcW w:type="dxa" w:w="1000"/>
             <w:tcBorders>
               <w:top w:val="single" w:color="CBD5E1" w:sz="1"/>
               <w:left w:val="single" w:color="CBD5E1" w:sz="1"/>
@@ -3875,7 +4053,7 @@
         </w:tc>
         <w:tc>
           <w:tcPr>
-            <w:tcW w:type="pct" w:w="500"/>
+            <w:tcW w:type="dxa" w:w="1000"/>
             <w:tcBorders>
               <w:top w:val="single" w:color="CBD5E1" w:sz="1"/>
               <w:left w:val="single" w:color="CBD5E1" w:sz="1"/>
@@ -3900,7 +4078,7 @@
         </w:tc>
         <w:tc>
           <w:tcPr>
-            <w:tcW w:type="pct" w:w="500"/>
+            <w:tcW w:type="dxa" w:w="1000"/>
             <w:tcBorders>
               <w:top w:val="single" w:color="CBD5E1" w:sz="1"/>
               <w:left w:val="single" w:color="CBD5E1" w:sz="1"/>
@@ -3925,7 +4103,7 @@
         </w:tc>
         <w:tc>
           <w:tcPr>
-            <w:tcW w:type="pct" w:w="500"/>
+            <w:tcW w:type="dxa" w:w="1000"/>
             <w:tcBorders>
               <w:top w:val="single" w:color="CBD5E1" w:sz="1"/>
               <w:left w:val="single" w:color="CBD5E1" w:sz="1"/>
@@ -3950,7 +4128,7 @@
         </w:tc>
         <w:tc>
           <w:tcPr>
-            <w:tcW w:type="pct" w:w="500"/>
+            <w:tcW w:type="dxa" w:w="1000"/>
             <w:tcBorders>
               <w:top w:val="single" w:color="CBD5E1" w:sz="1"/>
               <w:left w:val="single" w:color="CBD5E1" w:sz="1"/>
@@ -3975,7 +4153,7 @@
         </w:tc>
         <w:tc>
           <w:tcPr>
-            <w:tcW w:type="pct" w:w="500"/>
+            <w:tcW w:type="dxa" w:w="1000"/>
             <w:tcBorders>
               <w:top w:val="single" w:color="CBD5E1" w:sz="1"/>
               <w:left w:val="single" w:color="CBD5E1" w:sz="1"/>
@@ -4002,7 +4180,7 @@
       <w:tr>
         <w:tc>
           <w:tcPr>
-            <w:tcW w:type="pct" w:w="500"/>
+            <w:tcW w:type="dxa" w:w="1000"/>
             <w:tcBorders>
               <w:top w:val="single" w:color="DC2626" w:sz="2"/>
               <w:left w:val="single" w:color="DC2626" w:sz="2"/>
@@ -4013,24 +4191,54 @@
           </w:tcPr>
           <w:p>
             <w:pPr>
-              <w:jc w:val="center"/>
-            </w:pPr>
-            <w:r>
-              <w:rPr>
-                <w:rFonts w:ascii="UD Digi Kyokasho NP-R" w:cs="UD Digi Kyokasho NP-R" w:eastAsia="UD Digi Kyokasho NP-R" w:hAnsi="UD Digi Kyokasho NP-R"/>
-                <w:b/>
-                <w:bCs/>
-                <w:color w:val="DC2626"/>
-                <w:sz w:val="26"/>
-                <w:szCs w:val="26"/>
-              </w:rPr>
-              <w:t xml:space="preserve">式</w:t>
-            </w:r>
-          </w:p>
-        </w:tc>
-        <w:tc>
-          <w:tcPr>
-            <w:tcW w:type="pct" w:w="500"/>
+              <w:spacing w:after="20" w:before="20"/>
+              <w:jc w:val="center"/>
+            </w:pPr>
+            <w:r>
+              <w:drawing>
+                <wp:inline distT="0" distB="0" distL="0" distR="0">
+                  <wp:extent cx="323850" cy="323850"/>
+                  <wp:effectExtent t="0" r="0" b="0" l="0"/>
+                  <wp:docPr id="107" name="" descr="" title=""/>
+                  <wp:cNvGraphicFramePr>
+                    <a:graphicFrameLocks xmlns:a="http://schemas.openxmlformats.org/drawingml/2006/main" noChangeAspect="1"/>
+                  </wp:cNvGraphicFramePr>
+                  <a:graphic xmlns:a="http://schemas.openxmlformats.org/drawingml/2006/main">
+                    <a:graphicData uri="http://schemas.openxmlformats.org/drawingml/2006/picture">
+                      <pic:pic xmlns:pic="http://schemas.openxmlformats.org/drawingml/2006/picture">
+                        <pic:nvPicPr>
+                          <pic:cNvPr id="0" name="" descr=""/>
+                          <pic:cNvPicPr>
+                            <a:picLocks noChangeAspect="1" noChangeArrowheads="1"/>
+                          </pic:cNvPicPr>
+                        </pic:nvPicPr>
+                        <pic:blipFill>
+                          <a:blip r:embed="rId10" cstate="none"/>
+                          <a:srcRect/>
+                          <a:stretch>
+                            <a:fillRect/>
+                          </a:stretch>
+                        </pic:blipFill>
+                        <pic:spPr bwMode="auto">
+                          <a:xfrm>
+                            <a:off x="0" y="0"/>
+                            <a:ext cx="323850" cy="323850"/>
+                          </a:xfrm>
+                          <a:prstGeom prst="rect">
+                            <a:avLst/>
+                          </a:prstGeom>
+                        </pic:spPr>
+                      </pic:pic>
+                    </a:graphicData>
+                  </a:graphic>
+                </wp:inline>
+              </w:drawing>
+            </w:r>
+          </w:p>
+        </w:tc>
+        <w:tc>
+          <w:tcPr>
+            <w:tcW w:type="dxa" w:w="1000"/>
             <w:tcBorders>
               <w:top w:val="single" w:color="2563EB" w:sz="2"/>
               <w:left w:val="single" w:color="2563EB" w:sz="2"/>
@@ -4059,7 +4267,7 @@
         </w:tc>
         <w:tc>
           <w:tcPr>
-            <w:tcW w:type="pct" w:w="500"/>
+            <w:tcW w:type="dxa" w:w="1000"/>
             <w:tcBorders>
               <w:top w:val="single" w:color="CBD5E1" w:sz="1"/>
               <w:left w:val="single" w:color="CBD5E1" w:sz="1"/>
@@ -4085,7 +4293,7 @@
         </w:tc>
         <w:tc>
           <w:tcPr>
-            <w:tcW w:type="pct" w:w="500"/>
+            <w:tcW w:type="dxa" w:w="1000"/>
             <w:tcBorders>
               <w:top w:val="single" w:color="CBD5E1" w:sz="1"/>
               <w:left w:val="single" w:color="CBD5E1" w:sz="1"/>
@@ -4111,102 +4319,102 @@
         </w:tc>
         <w:tc>
           <w:tcPr>
-            <w:tcW w:type="pct" w:w="500"/>
-            <w:tcBorders>
-              <w:top w:val="single" w:color="CBD5E1" w:sz="1"/>
-              <w:left w:val="single" w:color="CBD5E1" w:sz="1"/>
-              <w:bottom w:val="single" w:color="CBD5E1" w:sz="1"/>
-              <w:right w:val="single" w:color="CBD5E1" w:sz="1"/>
-            </w:tcBorders>
-          </w:tcPr>
-          <w:p>
-            <w:pPr>
-              <w:spacing w:after="30" w:before="30"/>
-            </w:pPr>
-            <w:r>
-              <w:t xml:space="preserve"> </w:t>
-            </w:r>
-          </w:p>
-        </w:tc>
-        <w:tc>
-          <w:tcPr>
-            <w:tcW w:type="pct" w:w="500"/>
-            <w:tcBorders>
-              <w:top w:val="single" w:color="CBD5E1" w:sz="1"/>
-              <w:left w:val="single" w:color="CBD5E1" w:sz="1"/>
-              <w:bottom w:val="single" w:color="CBD5E1" w:sz="1"/>
-              <w:right w:val="single" w:color="CBD5E1" w:sz="1"/>
-            </w:tcBorders>
-          </w:tcPr>
-          <w:p>
-            <w:pPr>
-              <w:spacing w:after="30" w:before="30"/>
-            </w:pPr>
-            <w:r>
-              <w:t xml:space="preserve"> </w:t>
-            </w:r>
-          </w:p>
-        </w:tc>
-        <w:tc>
-          <w:tcPr>
-            <w:tcW w:type="pct" w:w="500"/>
-            <w:tcBorders>
-              <w:top w:val="single" w:color="CBD5E1" w:sz="1"/>
-              <w:left w:val="single" w:color="CBD5E1" w:sz="1"/>
-              <w:bottom w:val="single" w:color="CBD5E1" w:sz="1"/>
-              <w:right w:val="single" w:color="CBD5E1" w:sz="1"/>
-            </w:tcBorders>
-          </w:tcPr>
-          <w:p>
-            <w:pPr>
-              <w:spacing w:after="30" w:before="30"/>
-            </w:pPr>
-            <w:r>
-              <w:t xml:space="preserve"> </w:t>
-            </w:r>
-          </w:p>
-        </w:tc>
-        <w:tc>
-          <w:tcPr>
-            <w:tcW w:type="pct" w:w="500"/>
-            <w:tcBorders>
-              <w:top w:val="single" w:color="CBD5E1" w:sz="1"/>
-              <w:left w:val="single" w:color="CBD5E1" w:sz="1"/>
-              <w:bottom w:val="single" w:color="CBD5E1" w:sz="1"/>
-              <w:right w:val="single" w:color="CBD5E1" w:sz="1"/>
-            </w:tcBorders>
-          </w:tcPr>
-          <w:p>
-            <w:pPr>
-              <w:spacing w:after="30" w:before="30"/>
-            </w:pPr>
-            <w:r>
-              <w:t xml:space="preserve"> </w:t>
-            </w:r>
-          </w:p>
-        </w:tc>
-        <w:tc>
-          <w:tcPr>
-            <w:tcW w:type="pct" w:w="500"/>
-            <w:tcBorders>
-              <w:top w:val="single" w:color="CBD5E1" w:sz="1"/>
-              <w:left w:val="single" w:color="CBD5E1" w:sz="1"/>
-              <w:bottom w:val="single" w:color="CBD5E1" w:sz="1"/>
-              <w:right w:val="single" w:color="CBD5E1" w:sz="1"/>
-            </w:tcBorders>
-          </w:tcPr>
-          <w:p>
-            <w:pPr>
-              <w:spacing w:after="30" w:before="30"/>
-            </w:pPr>
-            <w:r>
-              <w:t xml:space="preserve"> </w:t>
-            </w:r>
-          </w:p>
-        </w:tc>
-        <w:tc>
-          <w:tcPr>
-            <w:tcW w:type="pct" w:w="500"/>
+            <w:tcW w:type="dxa" w:w="1000"/>
+            <w:tcBorders>
+              <w:top w:val="single" w:color="CBD5E1" w:sz="1"/>
+              <w:left w:val="single" w:color="CBD5E1" w:sz="1"/>
+              <w:bottom w:val="single" w:color="CBD5E1" w:sz="1"/>
+              <w:right w:val="single" w:color="CBD5E1" w:sz="1"/>
+            </w:tcBorders>
+          </w:tcPr>
+          <w:p>
+            <w:pPr>
+              <w:spacing w:after="30" w:before="30"/>
+            </w:pPr>
+            <w:r>
+              <w:t xml:space="preserve"> </w:t>
+            </w:r>
+          </w:p>
+        </w:tc>
+        <w:tc>
+          <w:tcPr>
+            <w:tcW w:type="dxa" w:w="1000"/>
+            <w:tcBorders>
+              <w:top w:val="single" w:color="CBD5E1" w:sz="1"/>
+              <w:left w:val="single" w:color="CBD5E1" w:sz="1"/>
+              <w:bottom w:val="single" w:color="CBD5E1" w:sz="1"/>
+              <w:right w:val="single" w:color="CBD5E1" w:sz="1"/>
+            </w:tcBorders>
+          </w:tcPr>
+          <w:p>
+            <w:pPr>
+              <w:spacing w:after="30" w:before="30"/>
+            </w:pPr>
+            <w:r>
+              <w:t xml:space="preserve"> </w:t>
+            </w:r>
+          </w:p>
+        </w:tc>
+        <w:tc>
+          <w:tcPr>
+            <w:tcW w:type="dxa" w:w="1000"/>
+            <w:tcBorders>
+              <w:top w:val="single" w:color="CBD5E1" w:sz="1"/>
+              <w:left w:val="single" w:color="CBD5E1" w:sz="1"/>
+              <w:bottom w:val="single" w:color="CBD5E1" w:sz="1"/>
+              <w:right w:val="single" w:color="CBD5E1" w:sz="1"/>
+            </w:tcBorders>
+          </w:tcPr>
+          <w:p>
+            <w:pPr>
+              <w:spacing w:after="30" w:before="30"/>
+            </w:pPr>
+            <w:r>
+              <w:t xml:space="preserve"> </w:t>
+            </w:r>
+          </w:p>
+        </w:tc>
+        <w:tc>
+          <w:tcPr>
+            <w:tcW w:type="dxa" w:w="1000"/>
+            <w:tcBorders>
+              <w:top w:val="single" w:color="CBD5E1" w:sz="1"/>
+              <w:left w:val="single" w:color="CBD5E1" w:sz="1"/>
+              <w:bottom w:val="single" w:color="CBD5E1" w:sz="1"/>
+              <w:right w:val="single" w:color="CBD5E1" w:sz="1"/>
+            </w:tcBorders>
+          </w:tcPr>
+          <w:p>
+            <w:pPr>
+              <w:spacing w:after="30" w:before="30"/>
+            </w:pPr>
+            <w:r>
+              <w:t xml:space="preserve"> </w:t>
+            </w:r>
+          </w:p>
+        </w:tc>
+        <w:tc>
+          <w:tcPr>
+            <w:tcW w:type="dxa" w:w="1000"/>
+            <w:tcBorders>
+              <w:top w:val="single" w:color="CBD5E1" w:sz="1"/>
+              <w:left w:val="single" w:color="CBD5E1" w:sz="1"/>
+              <w:bottom w:val="single" w:color="CBD5E1" w:sz="1"/>
+              <w:right w:val="single" w:color="CBD5E1" w:sz="1"/>
+            </w:tcBorders>
+          </w:tcPr>
+          <w:p>
+            <w:pPr>
+              <w:spacing w:after="30" w:before="30"/>
+            </w:pPr>
+            <w:r>
+              <w:t xml:space="preserve"> </w:t>
+            </w:r>
+          </w:p>
+        </w:tc>
+        <w:tc>
+          <w:tcPr>
+            <w:tcW w:type="dxa" w:w="1000"/>
             <w:tcBorders>
               <w:top w:val="single" w:color="CBD5E1" w:sz="1"/>
               <w:left w:val="single" w:color="CBD5E1" w:sz="1"/>
@@ -4227,7 +4435,7 @@
       <w:tr>
         <w:tc>
           <w:tcPr>
-            <w:tcW w:type="pct" w:w="500"/>
+            <w:tcW w:type="dxa" w:w="1000"/>
             <w:tcBorders>
               <w:top w:val="single" w:color="CBD5E1" w:sz="1"/>
               <w:left w:val="single" w:color="CBD5E1" w:sz="1"/>
@@ -4253,7 +4461,7 @@
         </w:tc>
         <w:tc>
           <w:tcPr>
-            <w:tcW w:type="pct" w:w="500"/>
+            <w:tcW w:type="dxa" w:w="1000"/>
             <w:tcBorders>
               <w:top w:val="single" w:color="CBD5E1" w:sz="1"/>
               <w:left w:val="single" w:color="CBD5E1" w:sz="1"/>
@@ -4279,7 +4487,7 @@
         </w:tc>
         <w:tc>
           <w:tcPr>
-            <w:tcW w:type="pct" w:w="500"/>
+            <w:tcW w:type="dxa" w:w="1000"/>
             <w:tcBorders>
               <w:top w:val="single" w:color="CBD5E1" w:sz="1"/>
               <w:left w:val="single" w:color="CBD5E1" w:sz="1"/>
@@ -4304,7 +4512,7 @@
         </w:tc>
         <w:tc>
           <w:tcPr>
-            <w:tcW w:type="pct" w:w="500"/>
+            <w:tcW w:type="dxa" w:w="1000"/>
             <w:tcBorders>
               <w:top w:val="single" w:color="CBD5E1" w:sz="1"/>
               <w:left w:val="single" w:color="CBD5E1" w:sz="1"/>
@@ -4329,7 +4537,7 @@
         </w:tc>
         <w:tc>
           <w:tcPr>
-            <w:tcW w:type="pct" w:w="500"/>
+            <w:tcW w:type="dxa" w:w="1000"/>
             <w:tcBorders>
               <w:top w:val="single" w:color="CBD5E1" w:sz="1"/>
               <w:left w:val="single" w:color="CBD5E1" w:sz="1"/>
@@ -4354,7 +4562,7 @@
         </w:tc>
         <w:tc>
           <w:tcPr>
-            <w:tcW w:type="pct" w:w="500"/>
+            <w:tcW w:type="dxa" w:w="1000"/>
             <w:tcBorders>
               <w:top w:val="single" w:color="CBD5E1" w:sz="1"/>
               <w:left w:val="single" w:color="CBD5E1" w:sz="1"/>
@@ -4379,7 +4587,7 @@
         </w:tc>
         <w:tc>
           <w:tcPr>
-            <w:tcW w:type="pct" w:w="500"/>
+            <w:tcW w:type="dxa" w:w="1000"/>
             <w:tcBorders>
               <w:top w:val="single" w:color="CBD5E1" w:sz="1"/>
               <w:left w:val="single" w:color="CBD5E1" w:sz="1"/>
@@ -4404,7 +4612,7 @@
         </w:tc>
         <w:tc>
           <w:tcPr>
-            <w:tcW w:type="pct" w:w="500"/>
+            <w:tcW w:type="dxa" w:w="1000"/>
             <w:tcBorders>
               <w:top w:val="single" w:color="CBD5E1" w:sz="1"/>
               <w:left w:val="single" w:color="CBD5E1" w:sz="1"/>
@@ -4429,7 +4637,7 @@
         </w:tc>
         <w:tc>
           <w:tcPr>
-            <w:tcW w:type="pct" w:w="500"/>
+            <w:tcW w:type="dxa" w:w="1000"/>
             <w:tcBorders>
               <w:top w:val="single" w:color="CBD5E1" w:sz="1"/>
               <w:left w:val="single" w:color="CBD5E1" w:sz="1"/>
@@ -4454,7 +4662,7 @@
         </w:tc>
         <w:tc>
           <w:tcPr>
-            <w:tcW w:type="pct" w:w="500"/>
+            <w:tcW w:type="dxa" w:w="1000"/>
             <w:tcBorders>
               <w:top w:val="single" w:color="CBD5E1" w:sz="1"/>
               <w:left w:val="single" w:color="CBD5E1" w:sz="1"/>
@@ -4481,7 +4689,7 @@
       <w:tr>
         <w:tc>
           <w:tcPr>
-            <w:tcW w:type="pct" w:w="500"/>
+            <w:tcW w:type="dxa" w:w="1000"/>
             <w:tcBorders>
               <w:top w:val="single" w:color="CBD5E1" w:sz="1"/>
               <w:left w:val="single" w:color="CBD5E1" w:sz="1"/>
@@ -4507,7 +4715,7 @@
         </w:tc>
         <w:tc>
           <w:tcPr>
-            <w:tcW w:type="pct" w:w="500"/>
+            <w:tcW w:type="dxa" w:w="1000"/>
             <w:tcBorders>
               <w:top w:val="single" w:color="CBD5E1" w:sz="1"/>
               <w:left w:val="single" w:color="CBD5E1" w:sz="1"/>
@@ -4533,140 +4741,140 @@
         </w:tc>
         <w:tc>
           <w:tcPr>
-            <w:tcW w:type="pct" w:w="500"/>
-            <w:tcBorders>
-              <w:top w:val="single" w:color="CBD5E1" w:sz="1"/>
-              <w:left w:val="single" w:color="CBD5E1" w:sz="1"/>
-              <w:bottom w:val="single" w:color="CBD5E1" w:sz="1"/>
-              <w:right w:val="single" w:color="CBD5E1" w:sz="1"/>
-            </w:tcBorders>
-          </w:tcPr>
-          <w:p>
-            <w:pPr>
-              <w:spacing w:after="30" w:before="30"/>
-            </w:pPr>
-            <w:r>
-              <w:t xml:space="preserve"> </w:t>
-            </w:r>
-          </w:p>
-        </w:tc>
-        <w:tc>
-          <w:tcPr>
-            <w:tcW w:type="pct" w:w="500"/>
-            <w:tcBorders>
-              <w:top w:val="single" w:color="CBD5E1" w:sz="1"/>
-              <w:left w:val="single" w:color="CBD5E1" w:sz="1"/>
-              <w:bottom w:val="single" w:color="CBD5E1" w:sz="1"/>
-              <w:right w:val="single" w:color="CBD5E1" w:sz="1"/>
-            </w:tcBorders>
-          </w:tcPr>
-          <w:p>
-            <w:pPr>
-              <w:spacing w:after="30" w:before="30"/>
-            </w:pPr>
-            <w:r>
-              <w:t xml:space="preserve"> </w:t>
-            </w:r>
-          </w:p>
-        </w:tc>
-        <w:tc>
-          <w:tcPr>
-            <w:tcW w:type="pct" w:w="500"/>
-            <w:tcBorders>
-              <w:top w:val="single" w:color="CBD5E1" w:sz="1"/>
-              <w:left w:val="single" w:color="CBD5E1" w:sz="1"/>
-              <w:bottom w:val="single" w:color="CBD5E1" w:sz="1"/>
-              <w:right w:val="single" w:color="CBD5E1" w:sz="1"/>
-            </w:tcBorders>
-          </w:tcPr>
-          <w:p>
-            <w:pPr>
-              <w:spacing w:after="30" w:before="30"/>
-            </w:pPr>
-            <w:r>
-              <w:t xml:space="preserve"> </w:t>
-            </w:r>
-          </w:p>
-        </w:tc>
-        <w:tc>
-          <w:tcPr>
-            <w:tcW w:type="pct" w:w="500"/>
-            <w:tcBorders>
-              <w:top w:val="single" w:color="CBD5E1" w:sz="1"/>
-              <w:left w:val="single" w:color="CBD5E1" w:sz="1"/>
-              <w:bottom w:val="single" w:color="CBD5E1" w:sz="1"/>
-              <w:right w:val="single" w:color="CBD5E1" w:sz="1"/>
-            </w:tcBorders>
-          </w:tcPr>
-          <w:p>
-            <w:pPr>
-              <w:spacing w:after="30" w:before="30"/>
-            </w:pPr>
-            <w:r>
-              <w:t xml:space="preserve"> </w:t>
-            </w:r>
-          </w:p>
-        </w:tc>
-        <w:tc>
-          <w:tcPr>
-            <w:tcW w:type="pct" w:w="500"/>
-            <w:tcBorders>
-              <w:top w:val="single" w:color="CBD5E1" w:sz="1"/>
-              <w:left w:val="single" w:color="CBD5E1" w:sz="1"/>
-              <w:bottom w:val="single" w:color="CBD5E1" w:sz="1"/>
-              <w:right w:val="single" w:color="CBD5E1" w:sz="1"/>
-            </w:tcBorders>
-          </w:tcPr>
-          <w:p>
-            <w:pPr>
-              <w:spacing w:after="30" w:before="30"/>
-            </w:pPr>
-            <w:r>
-              <w:t xml:space="preserve"> </w:t>
-            </w:r>
-          </w:p>
-        </w:tc>
-        <w:tc>
-          <w:tcPr>
-            <w:tcW w:type="pct" w:w="500"/>
-            <w:tcBorders>
-              <w:top w:val="single" w:color="CBD5E1" w:sz="1"/>
-              <w:left w:val="single" w:color="CBD5E1" w:sz="1"/>
-              <w:bottom w:val="single" w:color="CBD5E1" w:sz="1"/>
-              <w:right w:val="single" w:color="CBD5E1" w:sz="1"/>
-            </w:tcBorders>
-          </w:tcPr>
-          <w:p>
-            <w:pPr>
-              <w:spacing w:after="30" w:before="30"/>
-            </w:pPr>
-            <w:r>
-              <w:t xml:space="preserve"> </w:t>
-            </w:r>
-          </w:p>
-        </w:tc>
-        <w:tc>
-          <w:tcPr>
-            <w:tcW w:type="pct" w:w="500"/>
-            <w:tcBorders>
-              <w:top w:val="single" w:color="CBD5E1" w:sz="1"/>
-              <w:left w:val="single" w:color="CBD5E1" w:sz="1"/>
-              <w:bottom w:val="single" w:color="CBD5E1" w:sz="1"/>
-              <w:right w:val="single" w:color="CBD5E1" w:sz="1"/>
-            </w:tcBorders>
-          </w:tcPr>
-          <w:p>
-            <w:pPr>
-              <w:spacing w:after="30" w:before="30"/>
-            </w:pPr>
-            <w:r>
-              <w:t xml:space="preserve"> </w:t>
-            </w:r>
-          </w:p>
-        </w:tc>
-        <w:tc>
-          <w:tcPr>
-            <w:tcW w:type="pct" w:w="500"/>
+            <w:tcW w:type="dxa" w:w="1000"/>
+            <w:tcBorders>
+              <w:top w:val="single" w:color="CBD5E1" w:sz="1"/>
+              <w:left w:val="single" w:color="CBD5E1" w:sz="1"/>
+              <w:bottom w:val="single" w:color="CBD5E1" w:sz="1"/>
+              <w:right w:val="single" w:color="CBD5E1" w:sz="1"/>
+            </w:tcBorders>
+          </w:tcPr>
+          <w:p>
+            <w:pPr>
+              <w:spacing w:after="30" w:before="30"/>
+            </w:pPr>
+            <w:r>
+              <w:t xml:space="preserve"> </w:t>
+            </w:r>
+          </w:p>
+        </w:tc>
+        <w:tc>
+          <w:tcPr>
+            <w:tcW w:type="dxa" w:w="1000"/>
+            <w:tcBorders>
+              <w:top w:val="single" w:color="CBD5E1" w:sz="1"/>
+              <w:left w:val="single" w:color="CBD5E1" w:sz="1"/>
+              <w:bottom w:val="single" w:color="CBD5E1" w:sz="1"/>
+              <w:right w:val="single" w:color="CBD5E1" w:sz="1"/>
+            </w:tcBorders>
+          </w:tcPr>
+          <w:p>
+            <w:pPr>
+              <w:spacing w:after="30" w:before="30"/>
+            </w:pPr>
+            <w:r>
+              <w:t xml:space="preserve"> </w:t>
+            </w:r>
+          </w:p>
+        </w:tc>
+        <w:tc>
+          <w:tcPr>
+            <w:tcW w:type="dxa" w:w="1000"/>
+            <w:tcBorders>
+              <w:top w:val="single" w:color="CBD5E1" w:sz="1"/>
+              <w:left w:val="single" w:color="CBD5E1" w:sz="1"/>
+              <w:bottom w:val="single" w:color="CBD5E1" w:sz="1"/>
+              <w:right w:val="single" w:color="CBD5E1" w:sz="1"/>
+            </w:tcBorders>
+          </w:tcPr>
+          <w:p>
+            <w:pPr>
+              <w:spacing w:after="30" w:before="30"/>
+            </w:pPr>
+            <w:r>
+              <w:t xml:space="preserve"> </w:t>
+            </w:r>
+          </w:p>
+        </w:tc>
+        <w:tc>
+          <w:tcPr>
+            <w:tcW w:type="dxa" w:w="1000"/>
+            <w:tcBorders>
+              <w:top w:val="single" w:color="CBD5E1" w:sz="1"/>
+              <w:left w:val="single" w:color="CBD5E1" w:sz="1"/>
+              <w:bottom w:val="single" w:color="CBD5E1" w:sz="1"/>
+              <w:right w:val="single" w:color="CBD5E1" w:sz="1"/>
+            </w:tcBorders>
+          </w:tcPr>
+          <w:p>
+            <w:pPr>
+              <w:spacing w:after="30" w:before="30"/>
+            </w:pPr>
+            <w:r>
+              <w:t xml:space="preserve"> </w:t>
+            </w:r>
+          </w:p>
+        </w:tc>
+        <w:tc>
+          <w:tcPr>
+            <w:tcW w:type="dxa" w:w="1000"/>
+            <w:tcBorders>
+              <w:top w:val="single" w:color="CBD5E1" w:sz="1"/>
+              <w:left w:val="single" w:color="CBD5E1" w:sz="1"/>
+              <w:bottom w:val="single" w:color="CBD5E1" w:sz="1"/>
+              <w:right w:val="single" w:color="CBD5E1" w:sz="1"/>
+            </w:tcBorders>
+          </w:tcPr>
+          <w:p>
+            <w:pPr>
+              <w:spacing w:after="30" w:before="30"/>
+            </w:pPr>
+            <w:r>
+              <w:t xml:space="preserve"> </w:t>
+            </w:r>
+          </w:p>
+        </w:tc>
+        <w:tc>
+          <w:tcPr>
+            <w:tcW w:type="dxa" w:w="1000"/>
+            <w:tcBorders>
+              <w:top w:val="single" w:color="CBD5E1" w:sz="1"/>
+              <w:left w:val="single" w:color="CBD5E1" w:sz="1"/>
+              <w:bottom w:val="single" w:color="CBD5E1" w:sz="1"/>
+              <w:right w:val="single" w:color="CBD5E1" w:sz="1"/>
+            </w:tcBorders>
+          </w:tcPr>
+          <w:p>
+            <w:pPr>
+              <w:spacing w:after="30" w:before="30"/>
+            </w:pPr>
+            <w:r>
+              <w:t xml:space="preserve"> </w:t>
+            </w:r>
+          </w:p>
+        </w:tc>
+        <w:tc>
+          <w:tcPr>
+            <w:tcW w:type="dxa" w:w="1000"/>
+            <w:tcBorders>
+              <w:top w:val="single" w:color="CBD5E1" w:sz="1"/>
+              <w:left w:val="single" w:color="CBD5E1" w:sz="1"/>
+              <w:bottom w:val="single" w:color="CBD5E1" w:sz="1"/>
+              <w:right w:val="single" w:color="CBD5E1" w:sz="1"/>
+            </w:tcBorders>
+          </w:tcPr>
+          <w:p>
+            <w:pPr>
+              <w:spacing w:after="30" w:before="30"/>
+            </w:pPr>
+            <w:r>
+              <w:t xml:space="preserve"> </w:t>
+            </w:r>
+          </w:p>
+        </w:tc>
+        <w:tc>
+          <w:tcPr>
+            <w:tcW w:type="dxa" w:w="1000"/>
             <w:tcBorders>
               <w:top w:val="single" w:color="CBD5E1" w:sz="1"/>
               <w:left w:val="single" w:color="CBD5E1" w:sz="1"/>
@@ -4701,7 +4909,7 @@
     </w:p>
     <w:tbl>
       <w:tblPr>
-        <w:tblW w:type="pct" w:w="5000"/>
+        <w:tblW w:type="dxa" w:w="10000"/>
         <w:tblBorders>
           <w:top w:val="single" w:color="auto" w:sz="4"/>
           <w:left w:val="single" w:color="auto" w:sz="4"/>
@@ -4712,21 +4920,13 @@
         </w:tblBorders>
       </w:tblPr>
       <w:tblGrid>
-        <w:gridCol w:w="1606"/>
-        <w:gridCol w:w="9100"/>
-        <w:gridCol w:w="1071"/>
-        <w:gridCol w:w="1071"/>
-        <w:gridCol w:w="1071"/>
-        <w:gridCol w:w="1071"/>
-        <w:gridCol w:w="1071"/>
-        <w:gridCol w:w="1071"/>
-        <w:gridCol w:w="1071"/>
-        <w:gridCol w:w="1071"/>
+        <w:gridCol w:w="1500"/>
+        <w:gridCol w:w="8500"/>
       </w:tblGrid>
       <w:tr>
         <w:tc>
           <w:tcPr>
-            <w:tcW w:type="pct" w:w="750"/>
+            <w:tcW w:type="dxa" w:w="1500"/>
             <w:tcBorders>
               <w:top w:val="single" w:color="CBD5E1" w:sz="1"/>
               <w:left w:val="single" w:color="CBD5E1" w:sz="1"/>
@@ -4755,7 +4955,7 @@
         </w:tc>
         <w:tc>
           <w:tcPr>
-            <w:tcW w:type="pct" w:w="4250"/>
+            <w:tcW w:type="dxa" w:w="8500"/>
             <w:tcBorders>
               <w:top w:val="single" w:color="CBD5E1" w:sz="1"/>
               <w:left w:val="single" w:color="CBD5E1" w:sz="1"/>
@@ -4873,10 +5073,40 @@
           </w:p>
         </w:tc>
       </w:tr>
+    </w:tbl>
+    <w:p>
+      <w:pPr>
+        <w:spacing w:after="15"/>
+      </w:pPr>
+    </w:p>
+    <w:tbl>
+      <w:tblPr>
+        <w:tblW w:type="dxa" w:w="10000"/>
+        <w:tblBorders>
+          <w:top w:val="single" w:color="auto" w:sz="4"/>
+          <w:left w:val="single" w:color="auto" w:sz="4"/>
+          <w:bottom w:val="single" w:color="auto" w:sz="4"/>
+          <w:right w:val="single" w:color="auto" w:sz="4"/>
+          <w:insideH w:val="single" w:color="auto" w:sz="4"/>
+          <w:insideV w:val="single" w:color="auto" w:sz="4"/>
+        </w:tblBorders>
+      </w:tblPr>
+      <w:tblGrid>
+        <w:gridCol w:w="1000"/>
+        <w:gridCol w:w="1000"/>
+        <w:gridCol w:w="1000"/>
+        <w:gridCol w:w="1000"/>
+        <w:gridCol w:w="1000"/>
+        <w:gridCol w:w="1000"/>
+        <w:gridCol w:w="1000"/>
+        <w:gridCol w:w="1000"/>
+        <w:gridCol w:w="1000"/>
+        <w:gridCol w:w="1000"/>
+      </w:tblGrid>
       <w:tr>
         <w:tc>
           <w:tcPr>
-            <w:tcW w:type="pct" w:w="500"/>
+            <w:tcW w:type="dxa" w:w="1000"/>
             <w:tcBorders>
               <w:top w:val="single" w:color="CBD5E1" w:sz="1"/>
               <w:left w:val="single" w:color="CBD5E1" w:sz="1"/>
@@ -4904,7 +5134,7 @@
         </w:tc>
         <w:tc>
           <w:tcPr>
-            <w:tcW w:type="pct" w:w="500"/>
+            <w:tcW w:type="dxa" w:w="1000"/>
             <w:tcBorders>
               <w:top w:val="single" w:color="CBD5E1" w:sz="1"/>
               <w:left w:val="single" w:color="CBD5E1" w:sz="1"/>
@@ -4932,7 +5162,7 @@
         </w:tc>
         <w:tc>
           <w:tcPr>
-            <w:tcW w:type="pct" w:w="500"/>
+            <w:tcW w:type="dxa" w:w="1000"/>
             <w:tcBorders>
               <w:top w:val="single" w:color="CBD5E1" w:sz="1"/>
               <w:left w:val="single" w:color="CBD5E1" w:sz="1"/>
@@ -4958,7 +5188,7 @@
         </w:tc>
         <w:tc>
           <w:tcPr>
-            <w:tcW w:type="pct" w:w="500"/>
+            <w:tcW w:type="dxa" w:w="1000"/>
             <w:tcBorders>
               <w:top w:val="single" w:color="CBD5E1" w:sz="1"/>
               <w:left w:val="single" w:color="CBD5E1" w:sz="1"/>
@@ -4984,7 +5214,7 @@
         </w:tc>
         <w:tc>
           <w:tcPr>
-            <w:tcW w:type="pct" w:w="500"/>
+            <w:tcW w:type="dxa" w:w="1000"/>
             <w:tcBorders>
               <w:top w:val="single" w:color="CBD5E1" w:sz="1"/>
               <w:left w:val="single" w:color="CBD5E1" w:sz="1"/>
@@ -5009,7 +5239,7 @@
         </w:tc>
         <w:tc>
           <w:tcPr>
-            <w:tcW w:type="pct" w:w="500"/>
+            <w:tcW w:type="dxa" w:w="1000"/>
             <w:tcBorders>
               <w:top w:val="single" w:color="CBD5E1" w:sz="1"/>
               <w:left w:val="single" w:color="CBD5E1" w:sz="1"/>
@@ -5034,7 +5264,7 @@
         </w:tc>
         <w:tc>
           <w:tcPr>
-            <w:tcW w:type="pct" w:w="500"/>
+            <w:tcW w:type="dxa" w:w="1000"/>
             <w:tcBorders>
               <w:top w:val="single" w:color="CBD5E1" w:sz="1"/>
               <w:left w:val="single" w:color="CBD5E1" w:sz="1"/>
@@ -5059,7 +5289,7 @@
         </w:tc>
         <w:tc>
           <w:tcPr>
-            <w:tcW w:type="pct" w:w="500"/>
+            <w:tcW w:type="dxa" w:w="1000"/>
             <w:tcBorders>
               <w:top w:val="single" w:color="CBD5E1" w:sz="1"/>
               <w:left w:val="single" w:color="CBD5E1" w:sz="1"/>
@@ -5084,7 +5314,7 @@
         </w:tc>
         <w:tc>
           <w:tcPr>
-            <w:tcW w:type="pct" w:w="500"/>
+            <w:tcW w:type="dxa" w:w="1000"/>
             <w:tcBorders>
               <w:top w:val="single" w:color="CBD5E1" w:sz="1"/>
               <w:left w:val="single" w:color="CBD5E1" w:sz="1"/>
@@ -5109,7 +5339,7 @@
         </w:tc>
         <w:tc>
           <w:tcPr>
-            <w:tcW w:type="pct" w:w="500"/>
+            <w:tcW w:type="dxa" w:w="1000"/>
             <w:tcBorders>
               <w:top w:val="single" w:color="CBD5E1" w:sz="1"/>
               <w:left w:val="single" w:color="CBD5E1" w:sz="1"/>
@@ -5136,7 +5366,7 @@
       <w:tr>
         <w:tc>
           <w:tcPr>
-            <w:tcW w:type="pct" w:w="500"/>
+            <w:tcW w:type="dxa" w:w="1000"/>
             <w:tcBorders>
               <w:top w:val="single" w:color="DC2626" w:sz="2"/>
               <w:left w:val="single" w:color="DC2626" w:sz="2"/>
@@ -5147,24 +5377,54 @@
           </w:tcPr>
           <w:p>
             <w:pPr>
-              <w:jc w:val="center"/>
-            </w:pPr>
-            <w:r>
-              <w:rPr>
-                <w:rFonts w:ascii="UD Digi Kyokasho NP-R" w:cs="UD Digi Kyokasho NP-R" w:eastAsia="UD Digi Kyokasho NP-R" w:hAnsi="UD Digi Kyokasho NP-R"/>
-                <w:b/>
-                <w:bCs/>
-                <w:color w:val="DC2626"/>
-                <w:sz w:val="26"/>
-                <w:szCs w:val="26"/>
-              </w:rPr>
-              <w:t xml:space="preserve">毎</w:t>
-            </w:r>
-          </w:p>
-        </w:tc>
-        <w:tc>
-          <w:tcPr>
-            <w:tcW w:type="pct" w:w="500"/>
+              <w:spacing w:after="20" w:before="20"/>
+              <w:jc w:val="center"/>
+            </w:pPr>
+            <w:r>
+              <w:drawing>
+                <wp:inline distT="0" distB="0" distL="0" distR="0">
+                  <wp:extent cx="323850" cy="323850"/>
+                  <wp:effectExtent t="0" r="0" b="0" l="0"/>
+                  <wp:docPr id="108" name="" descr="" title=""/>
+                  <wp:cNvGraphicFramePr>
+                    <a:graphicFrameLocks xmlns:a="http://schemas.openxmlformats.org/drawingml/2006/main" noChangeAspect="1"/>
+                  </wp:cNvGraphicFramePr>
+                  <a:graphic xmlns:a="http://schemas.openxmlformats.org/drawingml/2006/main">
+                    <a:graphicData uri="http://schemas.openxmlformats.org/drawingml/2006/picture">
+                      <pic:pic xmlns:pic="http://schemas.openxmlformats.org/drawingml/2006/picture">
+                        <pic:nvPicPr>
+                          <pic:cNvPr id="0" name="" descr=""/>
+                          <pic:cNvPicPr>
+                            <a:picLocks noChangeAspect="1" noChangeArrowheads="1"/>
+                          </pic:cNvPicPr>
+                        </pic:nvPicPr>
+                        <pic:blipFill>
+                          <a:blip r:embed="rId11" cstate="none"/>
+                          <a:srcRect/>
+                          <a:stretch>
+                            <a:fillRect/>
+                          </a:stretch>
+                        </pic:blipFill>
+                        <pic:spPr bwMode="auto">
+                          <a:xfrm>
+                            <a:off x="0" y="0"/>
+                            <a:ext cx="323850" cy="323850"/>
+                          </a:xfrm>
+                          <a:prstGeom prst="rect">
+                            <a:avLst/>
+                          </a:prstGeom>
+                        </pic:spPr>
+                      </pic:pic>
+                    </a:graphicData>
+                  </a:graphic>
+                </wp:inline>
+              </w:drawing>
+            </w:r>
+          </w:p>
+        </w:tc>
+        <w:tc>
+          <w:tcPr>
+            <w:tcW w:type="dxa" w:w="1000"/>
             <w:tcBorders>
               <w:top w:val="single" w:color="2563EB" w:sz="2"/>
               <w:left w:val="single" w:color="2563EB" w:sz="2"/>
@@ -5193,7 +5453,7 @@
         </w:tc>
         <w:tc>
           <w:tcPr>
-            <w:tcW w:type="pct" w:w="500"/>
+            <w:tcW w:type="dxa" w:w="1000"/>
             <w:tcBorders>
               <w:top w:val="single" w:color="CBD5E1" w:sz="1"/>
               <w:left w:val="single" w:color="CBD5E1" w:sz="1"/>
@@ -5219,7 +5479,7 @@
         </w:tc>
         <w:tc>
           <w:tcPr>
-            <w:tcW w:type="pct" w:w="500"/>
+            <w:tcW w:type="dxa" w:w="1000"/>
             <w:tcBorders>
               <w:top w:val="single" w:color="CBD5E1" w:sz="1"/>
               <w:left w:val="single" w:color="CBD5E1" w:sz="1"/>
@@ -5245,102 +5505,102 @@
         </w:tc>
         <w:tc>
           <w:tcPr>
-            <w:tcW w:type="pct" w:w="500"/>
-            <w:tcBorders>
-              <w:top w:val="single" w:color="CBD5E1" w:sz="1"/>
-              <w:left w:val="single" w:color="CBD5E1" w:sz="1"/>
-              <w:bottom w:val="single" w:color="CBD5E1" w:sz="1"/>
-              <w:right w:val="single" w:color="CBD5E1" w:sz="1"/>
-            </w:tcBorders>
-          </w:tcPr>
-          <w:p>
-            <w:pPr>
-              <w:spacing w:after="30" w:before="30"/>
-            </w:pPr>
-            <w:r>
-              <w:t xml:space="preserve"> </w:t>
-            </w:r>
-          </w:p>
-        </w:tc>
-        <w:tc>
-          <w:tcPr>
-            <w:tcW w:type="pct" w:w="500"/>
-            <w:tcBorders>
-              <w:top w:val="single" w:color="CBD5E1" w:sz="1"/>
-              <w:left w:val="single" w:color="CBD5E1" w:sz="1"/>
-              <w:bottom w:val="single" w:color="CBD5E1" w:sz="1"/>
-              <w:right w:val="single" w:color="CBD5E1" w:sz="1"/>
-            </w:tcBorders>
-          </w:tcPr>
-          <w:p>
-            <w:pPr>
-              <w:spacing w:after="30" w:before="30"/>
-            </w:pPr>
-            <w:r>
-              <w:t xml:space="preserve"> </w:t>
-            </w:r>
-          </w:p>
-        </w:tc>
-        <w:tc>
-          <w:tcPr>
-            <w:tcW w:type="pct" w:w="500"/>
-            <w:tcBorders>
-              <w:top w:val="single" w:color="CBD5E1" w:sz="1"/>
-              <w:left w:val="single" w:color="CBD5E1" w:sz="1"/>
-              <w:bottom w:val="single" w:color="CBD5E1" w:sz="1"/>
-              <w:right w:val="single" w:color="CBD5E1" w:sz="1"/>
-            </w:tcBorders>
-          </w:tcPr>
-          <w:p>
-            <w:pPr>
-              <w:spacing w:after="30" w:before="30"/>
-            </w:pPr>
-            <w:r>
-              <w:t xml:space="preserve"> </w:t>
-            </w:r>
-          </w:p>
-        </w:tc>
-        <w:tc>
-          <w:tcPr>
-            <w:tcW w:type="pct" w:w="500"/>
-            <w:tcBorders>
-              <w:top w:val="single" w:color="CBD5E1" w:sz="1"/>
-              <w:left w:val="single" w:color="CBD5E1" w:sz="1"/>
-              <w:bottom w:val="single" w:color="CBD5E1" w:sz="1"/>
-              <w:right w:val="single" w:color="CBD5E1" w:sz="1"/>
-            </w:tcBorders>
-          </w:tcPr>
-          <w:p>
-            <w:pPr>
-              <w:spacing w:after="30" w:before="30"/>
-            </w:pPr>
-            <w:r>
-              <w:t xml:space="preserve"> </w:t>
-            </w:r>
-          </w:p>
-        </w:tc>
-        <w:tc>
-          <w:tcPr>
-            <w:tcW w:type="pct" w:w="500"/>
-            <w:tcBorders>
-              <w:top w:val="single" w:color="CBD5E1" w:sz="1"/>
-              <w:left w:val="single" w:color="CBD5E1" w:sz="1"/>
-              <w:bottom w:val="single" w:color="CBD5E1" w:sz="1"/>
-              <w:right w:val="single" w:color="CBD5E1" w:sz="1"/>
-            </w:tcBorders>
-          </w:tcPr>
-          <w:p>
-            <w:pPr>
-              <w:spacing w:after="30" w:before="30"/>
-            </w:pPr>
-            <w:r>
-              <w:t xml:space="preserve"> </w:t>
-            </w:r>
-          </w:p>
-        </w:tc>
-        <w:tc>
-          <w:tcPr>
-            <w:tcW w:type="pct" w:w="500"/>
+            <w:tcW w:type="dxa" w:w="1000"/>
+            <w:tcBorders>
+              <w:top w:val="single" w:color="CBD5E1" w:sz="1"/>
+              <w:left w:val="single" w:color="CBD5E1" w:sz="1"/>
+              <w:bottom w:val="single" w:color="CBD5E1" w:sz="1"/>
+              <w:right w:val="single" w:color="CBD5E1" w:sz="1"/>
+            </w:tcBorders>
+          </w:tcPr>
+          <w:p>
+            <w:pPr>
+              <w:spacing w:after="30" w:before="30"/>
+            </w:pPr>
+            <w:r>
+              <w:t xml:space="preserve"> </w:t>
+            </w:r>
+          </w:p>
+        </w:tc>
+        <w:tc>
+          <w:tcPr>
+            <w:tcW w:type="dxa" w:w="1000"/>
+            <w:tcBorders>
+              <w:top w:val="single" w:color="CBD5E1" w:sz="1"/>
+              <w:left w:val="single" w:color="CBD5E1" w:sz="1"/>
+              <w:bottom w:val="single" w:color="CBD5E1" w:sz="1"/>
+              <w:right w:val="single" w:color="CBD5E1" w:sz="1"/>
+            </w:tcBorders>
+          </w:tcPr>
+          <w:p>
+            <w:pPr>
+              <w:spacing w:after="30" w:before="30"/>
+            </w:pPr>
+            <w:r>
+              <w:t xml:space="preserve"> </w:t>
+            </w:r>
+          </w:p>
+        </w:tc>
+        <w:tc>
+          <w:tcPr>
+            <w:tcW w:type="dxa" w:w="1000"/>
+            <w:tcBorders>
+              <w:top w:val="single" w:color="CBD5E1" w:sz="1"/>
+              <w:left w:val="single" w:color="CBD5E1" w:sz="1"/>
+              <w:bottom w:val="single" w:color="CBD5E1" w:sz="1"/>
+              <w:right w:val="single" w:color="CBD5E1" w:sz="1"/>
+            </w:tcBorders>
+          </w:tcPr>
+          <w:p>
+            <w:pPr>
+              <w:spacing w:after="30" w:before="30"/>
+            </w:pPr>
+            <w:r>
+              <w:t xml:space="preserve"> </w:t>
+            </w:r>
+          </w:p>
+        </w:tc>
+        <w:tc>
+          <w:tcPr>
+            <w:tcW w:type="dxa" w:w="1000"/>
+            <w:tcBorders>
+              <w:top w:val="single" w:color="CBD5E1" w:sz="1"/>
+              <w:left w:val="single" w:color="CBD5E1" w:sz="1"/>
+              <w:bottom w:val="single" w:color="CBD5E1" w:sz="1"/>
+              <w:right w:val="single" w:color="CBD5E1" w:sz="1"/>
+            </w:tcBorders>
+          </w:tcPr>
+          <w:p>
+            <w:pPr>
+              <w:spacing w:after="30" w:before="30"/>
+            </w:pPr>
+            <w:r>
+              <w:t xml:space="preserve"> </w:t>
+            </w:r>
+          </w:p>
+        </w:tc>
+        <w:tc>
+          <w:tcPr>
+            <w:tcW w:type="dxa" w:w="1000"/>
+            <w:tcBorders>
+              <w:top w:val="single" w:color="CBD5E1" w:sz="1"/>
+              <w:left w:val="single" w:color="CBD5E1" w:sz="1"/>
+              <w:bottom w:val="single" w:color="CBD5E1" w:sz="1"/>
+              <w:right w:val="single" w:color="CBD5E1" w:sz="1"/>
+            </w:tcBorders>
+          </w:tcPr>
+          <w:p>
+            <w:pPr>
+              <w:spacing w:after="30" w:before="30"/>
+            </w:pPr>
+            <w:r>
+              <w:t xml:space="preserve"> </w:t>
+            </w:r>
+          </w:p>
+        </w:tc>
+        <w:tc>
+          <w:tcPr>
+            <w:tcW w:type="dxa" w:w="1000"/>
             <w:tcBorders>
               <w:top w:val="single" w:color="CBD5E1" w:sz="1"/>
               <w:left w:val="single" w:color="CBD5E1" w:sz="1"/>
@@ -5361,7 +5621,7 @@
       <w:tr>
         <w:tc>
           <w:tcPr>
-            <w:tcW w:type="pct" w:w="500"/>
+            <w:tcW w:type="dxa" w:w="1000"/>
             <w:tcBorders>
               <w:top w:val="single" w:color="CBD5E1" w:sz="1"/>
               <w:left w:val="single" w:color="CBD5E1" w:sz="1"/>
@@ -5387,7 +5647,7 @@
         </w:tc>
         <w:tc>
           <w:tcPr>
-            <w:tcW w:type="pct" w:w="500"/>
+            <w:tcW w:type="dxa" w:w="1000"/>
             <w:tcBorders>
               <w:top w:val="single" w:color="CBD5E1" w:sz="1"/>
               <w:left w:val="single" w:color="CBD5E1" w:sz="1"/>
@@ -5413,7 +5673,7 @@
         </w:tc>
         <w:tc>
           <w:tcPr>
-            <w:tcW w:type="pct" w:w="500"/>
+            <w:tcW w:type="dxa" w:w="1000"/>
             <w:tcBorders>
               <w:top w:val="single" w:color="CBD5E1" w:sz="1"/>
               <w:left w:val="single" w:color="CBD5E1" w:sz="1"/>
@@ -5438,7 +5698,7 @@
         </w:tc>
         <w:tc>
           <w:tcPr>
-            <w:tcW w:type="pct" w:w="500"/>
+            <w:tcW w:type="dxa" w:w="1000"/>
             <w:tcBorders>
               <w:top w:val="single" w:color="CBD5E1" w:sz="1"/>
               <w:left w:val="single" w:color="CBD5E1" w:sz="1"/>
@@ -5463,7 +5723,7 @@
         </w:tc>
         <w:tc>
           <w:tcPr>
-            <w:tcW w:type="pct" w:w="500"/>
+            <w:tcW w:type="dxa" w:w="1000"/>
             <w:tcBorders>
               <w:top w:val="single" w:color="CBD5E1" w:sz="1"/>
               <w:left w:val="single" w:color="CBD5E1" w:sz="1"/>
@@ -5488,7 +5748,7 @@
         </w:tc>
         <w:tc>
           <w:tcPr>
-            <w:tcW w:type="pct" w:w="500"/>
+            <w:tcW w:type="dxa" w:w="1000"/>
             <w:tcBorders>
               <w:top w:val="single" w:color="CBD5E1" w:sz="1"/>
               <w:left w:val="single" w:color="CBD5E1" w:sz="1"/>
@@ -5513,7 +5773,7 @@
         </w:tc>
         <w:tc>
           <w:tcPr>
-            <w:tcW w:type="pct" w:w="500"/>
+            <w:tcW w:type="dxa" w:w="1000"/>
             <w:tcBorders>
               <w:top w:val="single" w:color="CBD5E1" w:sz="1"/>
               <w:left w:val="single" w:color="CBD5E1" w:sz="1"/>
@@ -5538,7 +5798,7 @@
         </w:tc>
         <w:tc>
           <w:tcPr>
-            <w:tcW w:type="pct" w:w="500"/>
+            <w:tcW w:type="dxa" w:w="1000"/>
             <w:tcBorders>
               <w:top w:val="single" w:color="CBD5E1" w:sz="1"/>
               <w:left w:val="single" w:color="CBD5E1" w:sz="1"/>
@@ -5563,7 +5823,7 @@
         </w:tc>
         <w:tc>
           <w:tcPr>
-            <w:tcW w:type="pct" w:w="500"/>
+            <w:tcW w:type="dxa" w:w="1000"/>
             <w:tcBorders>
               <w:top w:val="single" w:color="CBD5E1" w:sz="1"/>
               <w:left w:val="single" w:color="CBD5E1" w:sz="1"/>
@@ -5588,7 +5848,7 @@
         </w:tc>
         <w:tc>
           <w:tcPr>
-            <w:tcW w:type="pct" w:w="500"/>
+            <w:tcW w:type="dxa" w:w="1000"/>
             <w:tcBorders>
               <w:top w:val="single" w:color="CBD5E1" w:sz="1"/>
               <w:left w:val="single" w:color="CBD5E1" w:sz="1"/>
@@ -5615,7 +5875,7 @@
       <w:tr>
         <w:tc>
           <w:tcPr>
-            <w:tcW w:type="pct" w:w="500"/>
+            <w:tcW w:type="dxa" w:w="1000"/>
             <w:tcBorders>
               <w:top w:val="single" w:color="CBD5E1" w:sz="1"/>
               <w:left w:val="single" w:color="CBD5E1" w:sz="1"/>
@@ -5641,7 +5901,7 @@
         </w:tc>
         <w:tc>
           <w:tcPr>
-            <w:tcW w:type="pct" w:w="500"/>
+            <w:tcW w:type="dxa" w:w="1000"/>
             <w:tcBorders>
               <w:top w:val="single" w:color="CBD5E1" w:sz="1"/>
               <w:left w:val="single" w:color="CBD5E1" w:sz="1"/>
@@ -5667,140 +5927,140 @@
         </w:tc>
         <w:tc>
           <w:tcPr>
-            <w:tcW w:type="pct" w:w="500"/>
-            <w:tcBorders>
-              <w:top w:val="single" w:color="CBD5E1" w:sz="1"/>
-              <w:left w:val="single" w:color="CBD5E1" w:sz="1"/>
-              <w:bottom w:val="single" w:color="CBD5E1" w:sz="1"/>
-              <w:right w:val="single" w:color="CBD5E1" w:sz="1"/>
-            </w:tcBorders>
-          </w:tcPr>
-          <w:p>
-            <w:pPr>
-              <w:spacing w:after="30" w:before="30"/>
-            </w:pPr>
-            <w:r>
-              <w:t xml:space="preserve"> </w:t>
-            </w:r>
-          </w:p>
-        </w:tc>
-        <w:tc>
-          <w:tcPr>
-            <w:tcW w:type="pct" w:w="500"/>
-            <w:tcBorders>
-              <w:top w:val="single" w:color="CBD5E1" w:sz="1"/>
-              <w:left w:val="single" w:color="CBD5E1" w:sz="1"/>
-              <w:bottom w:val="single" w:color="CBD5E1" w:sz="1"/>
-              <w:right w:val="single" w:color="CBD5E1" w:sz="1"/>
-            </w:tcBorders>
-          </w:tcPr>
-          <w:p>
-            <w:pPr>
-              <w:spacing w:after="30" w:before="30"/>
-            </w:pPr>
-            <w:r>
-              <w:t xml:space="preserve"> </w:t>
-            </w:r>
-          </w:p>
-        </w:tc>
-        <w:tc>
-          <w:tcPr>
-            <w:tcW w:type="pct" w:w="500"/>
-            <w:tcBorders>
-              <w:top w:val="single" w:color="CBD5E1" w:sz="1"/>
-              <w:left w:val="single" w:color="CBD5E1" w:sz="1"/>
-              <w:bottom w:val="single" w:color="CBD5E1" w:sz="1"/>
-              <w:right w:val="single" w:color="CBD5E1" w:sz="1"/>
-            </w:tcBorders>
-          </w:tcPr>
-          <w:p>
-            <w:pPr>
-              <w:spacing w:after="30" w:before="30"/>
-            </w:pPr>
-            <w:r>
-              <w:t xml:space="preserve"> </w:t>
-            </w:r>
-          </w:p>
-        </w:tc>
-        <w:tc>
-          <w:tcPr>
-            <w:tcW w:type="pct" w:w="500"/>
-            <w:tcBorders>
-              <w:top w:val="single" w:color="CBD5E1" w:sz="1"/>
-              <w:left w:val="single" w:color="CBD5E1" w:sz="1"/>
-              <w:bottom w:val="single" w:color="CBD5E1" w:sz="1"/>
-              <w:right w:val="single" w:color="CBD5E1" w:sz="1"/>
-            </w:tcBorders>
-          </w:tcPr>
-          <w:p>
-            <w:pPr>
-              <w:spacing w:after="30" w:before="30"/>
-            </w:pPr>
-            <w:r>
-              <w:t xml:space="preserve"> </w:t>
-            </w:r>
-          </w:p>
-        </w:tc>
-        <w:tc>
-          <w:tcPr>
-            <w:tcW w:type="pct" w:w="500"/>
-            <w:tcBorders>
-              <w:top w:val="single" w:color="CBD5E1" w:sz="1"/>
-              <w:left w:val="single" w:color="CBD5E1" w:sz="1"/>
-              <w:bottom w:val="single" w:color="CBD5E1" w:sz="1"/>
-              <w:right w:val="single" w:color="CBD5E1" w:sz="1"/>
-            </w:tcBorders>
-          </w:tcPr>
-          <w:p>
-            <w:pPr>
-              <w:spacing w:after="30" w:before="30"/>
-            </w:pPr>
-            <w:r>
-              <w:t xml:space="preserve"> </w:t>
-            </w:r>
-          </w:p>
-        </w:tc>
-        <w:tc>
-          <w:tcPr>
-            <w:tcW w:type="pct" w:w="500"/>
-            <w:tcBorders>
-              <w:top w:val="single" w:color="CBD5E1" w:sz="1"/>
-              <w:left w:val="single" w:color="CBD5E1" w:sz="1"/>
-              <w:bottom w:val="single" w:color="CBD5E1" w:sz="1"/>
-              <w:right w:val="single" w:color="CBD5E1" w:sz="1"/>
-            </w:tcBorders>
-          </w:tcPr>
-          <w:p>
-            <w:pPr>
-              <w:spacing w:after="30" w:before="30"/>
-            </w:pPr>
-            <w:r>
-              <w:t xml:space="preserve"> </w:t>
-            </w:r>
-          </w:p>
-        </w:tc>
-        <w:tc>
-          <w:tcPr>
-            <w:tcW w:type="pct" w:w="500"/>
-            <w:tcBorders>
-              <w:top w:val="single" w:color="CBD5E1" w:sz="1"/>
-              <w:left w:val="single" w:color="CBD5E1" w:sz="1"/>
-              <w:bottom w:val="single" w:color="CBD5E1" w:sz="1"/>
-              <w:right w:val="single" w:color="CBD5E1" w:sz="1"/>
-            </w:tcBorders>
-          </w:tcPr>
-          <w:p>
-            <w:pPr>
-              <w:spacing w:after="30" w:before="30"/>
-            </w:pPr>
-            <w:r>
-              <w:t xml:space="preserve"> </w:t>
-            </w:r>
-          </w:p>
-        </w:tc>
-        <w:tc>
-          <w:tcPr>
-            <w:tcW w:type="pct" w:w="500"/>
+            <w:tcW w:type="dxa" w:w="1000"/>
+            <w:tcBorders>
+              <w:top w:val="single" w:color="CBD5E1" w:sz="1"/>
+              <w:left w:val="single" w:color="CBD5E1" w:sz="1"/>
+              <w:bottom w:val="single" w:color="CBD5E1" w:sz="1"/>
+              <w:right w:val="single" w:color="CBD5E1" w:sz="1"/>
+            </w:tcBorders>
+          </w:tcPr>
+          <w:p>
+            <w:pPr>
+              <w:spacing w:after="30" w:before="30"/>
+            </w:pPr>
+            <w:r>
+              <w:t xml:space="preserve"> </w:t>
+            </w:r>
+          </w:p>
+        </w:tc>
+        <w:tc>
+          <w:tcPr>
+            <w:tcW w:type="dxa" w:w="1000"/>
+            <w:tcBorders>
+              <w:top w:val="single" w:color="CBD5E1" w:sz="1"/>
+              <w:left w:val="single" w:color="CBD5E1" w:sz="1"/>
+              <w:bottom w:val="single" w:color="CBD5E1" w:sz="1"/>
+              <w:right w:val="single" w:color="CBD5E1" w:sz="1"/>
+            </w:tcBorders>
+          </w:tcPr>
+          <w:p>
+            <w:pPr>
+              <w:spacing w:after="30" w:before="30"/>
+            </w:pPr>
+            <w:r>
+              <w:t xml:space="preserve"> </w:t>
+            </w:r>
+          </w:p>
+        </w:tc>
+        <w:tc>
+          <w:tcPr>
+            <w:tcW w:type="dxa" w:w="1000"/>
+            <w:tcBorders>
+              <w:top w:val="single" w:color="CBD5E1" w:sz="1"/>
+              <w:left w:val="single" w:color="CBD5E1" w:sz="1"/>
+              <w:bottom w:val="single" w:color="CBD5E1" w:sz="1"/>
+              <w:right w:val="single" w:color="CBD5E1" w:sz="1"/>
+            </w:tcBorders>
+          </w:tcPr>
+          <w:p>
+            <w:pPr>
+              <w:spacing w:after="30" w:before="30"/>
+            </w:pPr>
+            <w:r>
+              <w:t xml:space="preserve"> </w:t>
+            </w:r>
+          </w:p>
+        </w:tc>
+        <w:tc>
+          <w:tcPr>
+            <w:tcW w:type="dxa" w:w="1000"/>
+            <w:tcBorders>
+              <w:top w:val="single" w:color="CBD5E1" w:sz="1"/>
+              <w:left w:val="single" w:color="CBD5E1" w:sz="1"/>
+              <w:bottom w:val="single" w:color="CBD5E1" w:sz="1"/>
+              <w:right w:val="single" w:color="CBD5E1" w:sz="1"/>
+            </w:tcBorders>
+          </w:tcPr>
+          <w:p>
+            <w:pPr>
+              <w:spacing w:after="30" w:before="30"/>
+            </w:pPr>
+            <w:r>
+              <w:t xml:space="preserve"> </w:t>
+            </w:r>
+          </w:p>
+        </w:tc>
+        <w:tc>
+          <w:tcPr>
+            <w:tcW w:type="dxa" w:w="1000"/>
+            <w:tcBorders>
+              <w:top w:val="single" w:color="CBD5E1" w:sz="1"/>
+              <w:left w:val="single" w:color="CBD5E1" w:sz="1"/>
+              <w:bottom w:val="single" w:color="CBD5E1" w:sz="1"/>
+              <w:right w:val="single" w:color="CBD5E1" w:sz="1"/>
+            </w:tcBorders>
+          </w:tcPr>
+          <w:p>
+            <w:pPr>
+              <w:spacing w:after="30" w:before="30"/>
+            </w:pPr>
+            <w:r>
+              <w:t xml:space="preserve"> </w:t>
+            </w:r>
+          </w:p>
+        </w:tc>
+        <w:tc>
+          <w:tcPr>
+            <w:tcW w:type="dxa" w:w="1000"/>
+            <w:tcBorders>
+              <w:top w:val="single" w:color="CBD5E1" w:sz="1"/>
+              <w:left w:val="single" w:color="CBD5E1" w:sz="1"/>
+              <w:bottom w:val="single" w:color="CBD5E1" w:sz="1"/>
+              <w:right w:val="single" w:color="CBD5E1" w:sz="1"/>
+            </w:tcBorders>
+          </w:tcPr>
+          <w:p>
+            <w:pPr>
+              <w:spacing w:after="30" w:before="30"/>
+            </w:pPr>
+            <w:r>
+              <w:t xml:space="preserve"> </w:t>
+            </w:r>
+          </w:p>
+        </w:tc>
+        <w:tc>
+          <w:tcPr>
+            <w:tcW w:type="dxa" w:w="1000"/>
+            <w:tcBorders>
+              <w:top w:val="single" w:color="CBD5E1" w:sz="1"/>
+              <w:left w:val="single" w:color="CBD5E1" w:sz="1"/>
+              <w:bottom w:val="single" w:color="CBD5E1" w:sz="1"/>
+              <w:right w:val="single" w:color="CBD5E1" w:sz="1"/>
+            </w:tcBorders>
+          </w:tcPr>
+          <w:p>
+            <w:pPr>
+              <w:spacing w:after="30" w:before="30"/>
+            </w:pPr>
+            <w:r>
+              <w:t xml:space="preserve"> </w:t>
+            </w:r>
+          </w:p>
+        </w:tc>
+        <w:tc>
+          <w:tcPr>
+            <w:tcW w:type="dxa" w:w="1000"/>
             <w:tcBorders>
               <w:top w:val="single" w:color="CBD5E1" w:sz="1"/>
               <w:left w:val="single" w:color="CBD5E1" w:sz="1"/>
@@ -5835,7 +6095,7 @@
     </w:p>
     <w:tbl>
       <w:tblPr>
-        <w:tblW w:type="pct" w:w="5000"/>
+        <w:tblW w:type="dxa" w:w="10000"/>
         <w:tblBorders>
           <w:top w:val="single" w:color="auto" w:sz="4"/>
           <w:left w:val="single" w:color="auto" w:sz="4"/>
@@ -5846,21 +6106,13 @@
         </w:tblBorders>
       </w:tblPr>
       <w:tblGrid>
-        <w:gridCol w:w="1606"/>
-        <w:gridCol w:w="9100"/>
-        <w:gridCol w:w="1071"/>
-        <w:gridCol w:w="1071"/>
-        <w:gridCol w:w="1071"/>
-        <w:gridCol w:w="1071"/>
-        <w:gridCol w:w="1071"/>
-        <w:gridCol w:w="1071"/>
-        <w:gridCol w:w="1071"/>
-        <w:gridCol w:w="1071"/>
+        <w:gridCol w:w="1500"/>
+        <w:gridCol w:w="8500"/>
       </w:tblGrid>
       <w:tr>
         <w:tc>
           <w:tcPr>
-            <w:tcW w:type="pct" w:w="750"/>
+            <w:tcW w:type="dxa" w:w="1500"/>
             <w:tcBorders>
               <w:top w:val="single" w:color="CBD5E1" w:sz="1"/>
               <w:left w:val="single" w:color="CBD5E1" w:sz="1"/>
@@ -5889,7 +6141,7 @@
         </w:tc>
         <w:tc>
           <w:tcPr>
-            <w:tcW w:type="pct" w:w="4250"/>
+            <w:tcW w:type="dxa" w:w="8500"/>
             <w:tcBorders>
               <w:top w:val="single" w:color="CBD5E1" w:sz="1"/>
               <w:left w:val="single" w:color="CBD5E1" w:sz="1"/>
@@ -6007,10 +6259,40 @@
           </w:p>
         </w:tc>
       </w:tr>
+    </w:tbl>
+    <w:p>
+      <w:pPr>
+        <w:spacing w:after="15"/>
+      </w:pPr>
+    </w:p>
+    <w:tbl>
+      <w:tblPr>
+        <w:tblW w:type="dxa" w:w="10000"/>
+        <w:tblBorders>
+          <w:top w:val="single" w:color="auto" w:sz="4"/>
+          <w:left w:val="single" w:color="auto" w:sz="4"/>
+          <w:bottom w:val="single" w:color="auto" w:sz="4"/>
+          <w:right w:val="single" w:color="auto" w:sz="4"/>
+          <w:insideH w:val="single" w:color="auto" w:sz="4"/>
+          <w:insideV w:val="single" w:color="auto" w:sz="4"/>
+        </w:tblBorders>
+      </w:tblPr>
+      <w:tblGrid>
+        <w:gridCol w:w="1000"/>
+        <w:gridCol w:w="1000"/>
+        <w:gridCol w:w="1000"/>
+        <w:gridCol w:w="1000"/>
+        <w:gridCol w:w="1000"/>
+        <w:gridCol w:w="1000"/>
+        <w:gridCol w:w="1000"/>
+        <w:gridCol w:w="1000"/>
+        <w:gridCol w:w="1000"/>
+        <w:gridCol w:w="1000"/>
+      </w:tblGrid>
       <w:tr>
         <w:tc>
           <w:tcPr>
-            <w:tcW w:type="pct" w:w="500"/>
+            <w:tcW w:type="dxa" w:w="1000"/>
             <w:tcBorders>
               <w:top w:val="single" w:color="CBD5E1" w:sz="1"/>
               <w:left w:val="single" w:color="CBD5E1" w:sz="1"/>
@@ -6038,7 +6320,7 @@
         </w:tc>
         <w:tc>
           <w:tcPr>
-            <w:tcW w:type="pct" w:w="500"/>
+            <w:tcW w:type="dxa" w:w="1000"/>
             <w:tcBorders>
               <w:top w:val="single" w:color="CBD5E1" w:sz="1"/>
               <w:left w:val="single" w:color="CBD5E1" w:sz="1"/>
@@ -6066,7 +6348,7 @@
         </w:tc>
         <w:tc>
           <w:tcPr>
-            <w:tcW w:type="pct" w:w="500"/>
+            <w:tcW w:type="dxa" w:w="1000"/>
             <w:tcBorders>
               <w:top w:val="single" w:color="CBD5E1" w:sz="1"/>
               <w:left w:val="single" w:color="CBD5E1" w:sz="1"/>
@@ -6092,7 +6374,7 @@
         </w:tc>
         <w:tc>
           <w:tcPr>
-            <w:tcW w:type="pct" w:w="500"/>
+            <w:tcW w:type="dxa" w:w="1000"/>
             <w:tcBorders>
               <w:top w:val="single" w:color="CBD5E1" w:sz="1"/>
               <w:left w:val="single" w:color="CBD5E1" w:sz="1"/>
@@ -6118,7 +6400,7 @@
         </w:tc>
         <w:tc>
           <w:tcPr>
-            <w:tcW w:type="pct" w:w="500"/>
+            <w:tcW w:type="dxa" w:w="1000"/>
             <w:tcBorders>
               <w:top w:val="single" w:color="CBD5E1" w:sz="1"/>
               <w:left w:val="single" w:color="CBD5E1" w:sz="1"/>
@@ -6143,7 +6425,7 @@
         </w:tc>
         <w:tc>
           <w:tcPr>
-            <w:tcW w:type="pct" w:w="500"/>
+            <w:tcW w:type="dxa" w:w="1000"/>
             <w:tcBorders>
               <w:top w:val="single" w:color="CBD5E1" w:sz="1"/>
               <w:left w:val="single" w:color="CBD5E1" w:sz="1"/>
@@ -6168,7 +6450,7 @@
         </w:tc>
         <w:tc>
           <w:tcPr>
-            <w:tcW w:type="pct" w:w="500"/>
+            <w:tcW w:type="dxa" w:w="1000"/>
             <w:tcBorders>
               <w:top w:val="single" w:color="CBD5E1" w:sz="1"/>
               <w:left w:val="single" w:color="CBD5E1" w:sz="1"/>
@@ -6193,7 +6475,7 @@
         </w:tc>
         <w:tc>
           <w:tcPr>
-            <w:tcW w:type="pct" w:w="500"/>
+            <w:tcW w:type="dxa" w:w="1000"/>
             <w:tcBorders>
               <w:top w:val="single" w:color="CBD5E1" w:sz="1"/>
               <w:left w:val="single" w:color="CBD5E1" w:sz="1"/>
@@ -6218,7 +6500,7 @@
         </w:tc>
         <w:tc>
           <w:tcPr>
-            <w:tcW w:type="pct" w:w="500"/>
+            <w:tcW w:type="dxa" w:w="1000"/>
             <w:tcBorders>
               <w:top w:val="single" w:color="CBD5E1" w:sz="1"/>
               <w:left w:val="single" w:color="CBD5E1" w:sz="1"/>
@@ -6243,7 +6525,7 @@
         </w:tc>
         <w:tc>
           <w:tcPr>
-            <w:tcW w:type="pct" w:w="500"/>
+            <w:tcW w:type="dxa" w:w="1000"/>
             <w:tcBorders>
               <w:top w:val="single" w:color="CBD5E1" w:sz="1"/>
               <w:left w:val="single" w:color="CBD5E1" w:sz="1"/>
@@ -6270,7 +6552,7 @@
       <w:tr>
         <w:tc>
           <w:tcPr>
-            <w:tcW w:type="pct" w:w="500"/>
+            <w:tcW w:type="dxa" w:w="1000"/>
             <w:tcBorders>
               <w:top w:val="single" w:color="DC2626" w:sz="2"/>
               <w:left w:val="single" w:color="DC2626" w:sz="2"/>
@@ -6281,24 +6563,54 @@
           </w:tcPr>
           <w:p>
             <w:pPr>
-              <w:jc w:val="center"/>
-            </w:pPr>
-            <w:r>
-              <w:rPr>
-                <w:rFonts w:ascii="UD Digi Kyokasho NP-R" w:cs="UD Digi Kyokasho NP-R" w:eastAsia="UD Digi Kyokasho NP-R" w:hAnsi="UD Digi Kyokasho NP-R"/>
-                <w:b/>
-                <w:bCs/>
-                <w:color w:val="DC2626"/>
-                <w:sz w:val="26"/>
-                <w:szCs w:val="26"/>
-              </w:rPr>
-              <w:t xml:space="preserve">大</w:t>
-            </w:r>
-          </w:p>
-        </w:tc>
-        <w:tc>
-          <w:tcPr>
-            <w:tcW w:type="pct" w:w="500"/>
+              <w:spacing w:after="20" w:before="20"/>
+              <w:jc w:val="center"/>
+            </w:pPr>
+            <w:r>
+              <w:drawing>
+                <wp:inline distT="0" distB="0" distL="0" distR="0">
+                  <wp:extent cx="323850" cy="323850"/>
+                  <wp:effectExtent t="0" r="0" b="0" l="0"/>
+                  <wp:docPr id="109" name="" descr="" title=""/>
+                  <wp:cNvGraphicFramePr>
+                    <a:graphicFrameLocks xmlns:a="http://schemas.openxmlformats.org/drawingml/2006/main" noChangeAspect="1"/>
+                  </wp:cNvGraphicFramePr>
+                  <a:graphic xmlns:a="http://schemas.openxmlformats.org/drawingml/2006/main">
+                    <a:graphicData uri="http://schemas.openxmlformats.org/drawingml/2006/picture">
+                      <pic:pic xmlns:pic="http://schemas.openxmlformats.org/drawingml/2006/picture">
+                        <pic:nvPicPr>
+                          <pic:cNvPr id="0" name="" descr=""/>
+                          <pic:cNvPicPr>
+                            <a:picLocks noChangeAspect="1" noChangeArrowheads="1"/>
+                          </pic:cNvPicPr>
+                        </pic:nvPicPr>
+                        <pic:blipFill>
+                          <a:blip r:embed="rId12" cstate="none"/>
+                          <a:srcRect/>
+                          <a:stretch>
+                            <a:fillRect/>
+                          </a:stretch>
+                        </pic:blipFill>
+                        <pic:spPr bwMode="auto">
+                          <a:xfrm>
+                            <a:off x="0" y="0"/>
+                            <a:ext cx="323850" cy="323850"/>
+                          </a:xfrm>
+                          <a:prstGeom prst="rect">
+                            <a:avLst/>
+                          </a:prstGeom>
+                        </pic:spPr>
+                      </pic:pic>
+                    </a:graphicData>
+                  </a:graphic>
+                </wp:inline>
+              </w:drawing>
+            </w:r>
+          </w:p>
+        </w:tc>
+        <w:tc>
+          <w:tcPr>
+            <w:tcW w:type="dxa" w:w="1000"/>
             <w:tcBorders>
               <w:top w:val="single" w:color="2563EB" w:sz="2"/>
               <w:left w:val="single" w:color="2563EB" w:sz="2"/>
@@ -6327,7 +6639,7 @@
         </w:tc>
         <w:tc>
           <w:tcPr>
-            <w:tcW w:type="pct" w:w="500"/>
+            <w:tcW w:type="dxa" w:w="1000"/>
             <w:tcBorders>
               <w:top w:val="single" w:color="CBD5E1" w:sz="1"/>
               <w:left w:val="single" w:color="CBD5E1" w:sz="1"/>
@@ -6353,7 +6665,7 @@
         </w:tc>
         <w:tc>
           <w:tcPr>
-            <w:tcW w:type="pct" w:w="500"/>
+            <w:tcW w:type="dxa" w:w="1000"/>
             <w:tcBorders>
               <w:top w:val="single" w:color="CBD5E1" w:sz="1"/>
               <w:left w:val="single" w:color="CBD5E1" w:sz="1"/>
@@ -6379,102 +6691,102 @@
         </w:tc>
         <w:tc>
           <w:tcPr>
-            <w:tcW w:type="pct" w:w="500"/>
-            <w:tcBorders>
-              <w:top w:val="single" w:color="CBD5E1" w:sz="1"/>
-              <w:left w:val="single" w:color="CBD5E1" w:sz="1"/>
-              <w:bottom w:val="single" w:color="CBD5E1" w:sz="1"/>
-              <w:right w:val="single" w:color="CBD5E1" w:sz="1"/>
-            </w:tcBorders>
-          </w:tcPr>
-          <w:p>
-            <w:pPr>
-              <w:spacing w:after="30" w:before="30"/>
-            </w:pPr>
-            <w:r>
-              <w:t xml:space="preserve"> </w:t>
-            </w:r>
-          </w:p>
-        </w:tc>
-        <w:tc>
-          <w:tcPr>
-            <w:tcW w:type="pct" w:w="500"/>
-            <w:tcBorders>
-              <w:top w:val="single" w:color="CBD5E1" w:sz="1"/>
-              <w:left w:val="single" w:color="CBD5E1" w:sz="1"/>
-              <w:bottom w:val="single" w:color="CBD5E1" w:sz="1"/>
-              <w:right w:val="single" w:color="CBD5E1" w:sz="1"/>
-            </w:tcBorders>
-          </w:tcPr>
-          <w:p>
-            <w:pPr>
-              <w:spacing w:after="30" w:before="30"/>
-            </w:pPr>
-            <w:r>
-              <w:t xml:space="preserve"> </w:t>
-            </w:r>
-          </w:p>
-        </w:tc>
-        <w:tc>
-          <w:tcPr>
-            <w:tcW w:type="pct" w:w="500"/>
-            <w:tcBorders>
-              <w:top w:val="single" w:color="CBD5E1" w:sz="1"/>
-              <w:left w:val="single" w:color="CBD5E1" w:sz="1"/>
-              <w:bottom w:val="single" w:color="CBD5E1" w:sz="1"/>
-              <w:right w:val="single" w:color="CBD5E1" w:sz="1"/>
-            </w:tcBorders>
-          </w:tcPr>
-          <w:p>
-            <w:pPr>
-              <w:spacing w:after="30" w:before="30"/>
-            </w:pPr>
-            <w:r>
-              <w:t xml:space="preserve"> </w:t>
-            </w:r>
-          </w:p>
-        </w:tc>
-        <w:tc>
-          <w:tcPr>
-            <w:tcW w:type="pct" w:w="500"/>
-            <w:tcBorders>
-              <w:top w:val="single" w:color="CBD5E1" w:sz="1"/>
-              <w:left w:val="single" w:color="CBD5E1" w:sz="1"/>
-              <w:bottom w:val="single" w:color="CBD5E1" w:sz="1"/>
-              <w:right w:val="single" w:color="CBD5E1" w:sz="1"/>
-            </w:tcBorders>
-          </w:tcPr>
-          <w:p>
-            <w:pPr>
-              <w:spacing w:after="30" w:before="30"/>
-            </w:pPr>
-            <w:r>
-              <w:t xml:space="preserve"> </w:t>
-            </w:r>
-          </w:p>
-        </w:tc>
-        <w:tc>
-          <w:tcPr>
-            <w:tcW w:type="pct" w:w="500"/>
-            <w:tcBorders>
-              <w:top w:val="single" w:color="CBD5E1" w:sz="1"/>
-              <w:left w:val="single" w:color="CBD5E1" w:sz="1"/>
-              <w:bottom w:val="single" w:color="CBD5E1" w:sz="1"/>
-              <w:right w:val="single" w:color="CBD5E1" w:sz="1"/>
-            </w:tcBorders>
-          </w:tcPr>
-          <w:p>
-            <w:pPr>
-              <w:spacing w:after="30" w:before="30"/>
-            </w:pPr>
-            <w:r>
-              <w:t xml:space="preserve"> </w:t>
-            </w:r>
-          </w:p>
-        </w:tc>
-        <w:tc>
-          <w:tcPr>
-            <w:tcW w:type="pct" w:w="500"/>
+            <w:tcW w:type="dxa" w:w="1000"/>
+            <w:tcBorders>
+              <w:top w:val="single" w:color="CBD5E1" w:sz="1"/>
+              <w:left w:val="single" w:color="CBD5E1" w:sz="1"/>
+              <w:bottom w:val="single" w:color="CBD5E1" w:sz="1"/>
+              <w:right w:val="single" w:color="CBD5E1" w:sz="1"/>
+            </w:tcBorders>
+          </w:tcPr>
+          <w:p>
+            <w:pPr>
+              <w:spacing w:after="30" w:before="30"/>
+            </w:pPr>
+            <w:r>
+              <w:t xml:space="preserve"> </w:t>
+            </w:r>
+          </w:p>
+        </w:tc>
+        <w:tc>
+          <w:tcPr>
+            <w:tcW w:type="dxa" w:w="1000"/>
+            <w:tcBorders>
+              <w:top w:val="single" w:color="CBD5E1" w:sz="1"/>
+              <w:left w:val="single" w:color="CBD5E1" w:sz="1"/>
+              <w:bottom w:val="single" w:color="CBD5E1" w:sz="1"/>
+              <w:right w:val="single" w:color="CBD5E1" w:sz="1"/>
+            </w:tcBorders>
+          </w:tcPr>
+          <w:p>
+            <w:pPr>
+              <w:spacing w:after="30" w:before="30"/>
+            </w:pPr>
+            <w:r>
+              <w:t xml:space="preserve"> </w:t>
+            </w:r>
+          </w:p>
+        </w:tc>
+        <w:tc>
+          <w:tcPr>
+            <w:tcW w:type="dxa" w:w="1000"/>
+            <w:tcBorders>
+              <w:top w:val="single" w:color="CBD5E1" w:sz="1"/>
+              <w:left w:val="single" w:color="CBD5E1" w:sz="1"/>
+              <w:bottom w:val="single" w:color="CBD5E1" w:sz="1"/>
+              <w:right w:val="single" w:color="CBD5E1" w:sz="1"/>
+            </w:tcBorders>
+          </w:tcPr>
+          <w:p>
+            <w:pPr>
+              <w:spacing w:after="30" w:before="30"/>
+            </w:pPr>
+            <w:r>
+              <w:t xml:space="preserve"> </w:t>
+            </w:r>
+          </w:p>
+        </w:tc>
+        <w:tc>
+          <w:tcPr>
+            <w:tcW w:type="dxa" w:w="1000"/>
+            <w:tcBorders>
+              <w:top w:val="single" w:color="CBD5E1" w:sz="1"/>
+              <w:left w:val="single" w:color="CBD5E1" w:sz="1"/>
+              <w:bottom w:val="single" w:color="CBD5E1" w:sz="1"/>
+              <w:right w:val="single" w:color="CBD5E1" w:sz="1"/>
+            </w:tcBorders>
+          </w:tcPr>
+          <w:p>
+            <w:pPr>
+              <w:spacing w:after="30" w:before="30"/>
+            </w:pPr>
+            <w:r>
+              <w:t xml:space="preserve"> </w:t>
+            </w:r>
+          </w:p>
+        </w:tc>
+        <w:tc>
+          <w:tcPr>
+            <w:tcW w:type="dxa" w:w="1000"/>
+            <w:tcBorders>
+              <w:top w:val="single" w:color="CBD5E1" w:sz="1"/>
+              <w:left w:val="single" w:color="CBD5E1" w:sz="1"/>
+              <w:bottom w:val="single" w:color="CBD5E1" w:sz="1"/>
+              <w:right w:val="single" w:color="CBD5E1" w:sz="1"/>
+            </w:tcBorders>
+          </w:tcPr>
+          <w:p>
+            <w:pPr>
+              <w:spacing w:after="30" w:before="30"/>
+            </w:pPr>
+            <w:r>
+              <w:t xml:space="preserve"> </w:t>
+            </w:r>
+          </w:p>
+        </w:tc>
+        <w:tc>
+          <w:tcPr>
+            <w:tcW w:type="dxa" w:w="1000"/>
             <w:tcBorders>
               <w:top w:val="single" w:color="CBD5E1" w:sz="1"/>
               <w:left w:val="single" w:color="CBD5E1" w:sz="1"/>
@@ -6495,7 +6807,7 @@
       <w:tr>
         <w:tc>
           <w:tcPr>
-            <w:tcW w:type="pct" w:w="500"/>
+            <w:tcW w:type="dxa" w:w="1000"/>
             <w:tcBorders>
               <w:top w:val="single" w:color="CBD5E1" w:sz="1"/>
               <w:left w:val="single" w:color="CBD5E1" w:sz="1"/>
@@ -6521,7 +6833,7 @@
         </w:tc>
         <w:tc>
           <w:tcPr>
-            <w:tcW w:type="pct" w:w="500"/>
+            <w:tcW w:type="dxa" w:w="1000"/>
             <w:tcBorders>
               <w:top w:val="single" w:color="CBD5E1" w:sz="1"/>
               <w:left w:val="single" w:color="CBD5E1" w:sz="1"/>
@@ -6547,7 +6859,7 @@
         </w:tc>
         <w:tc>
           <w:tcPr>
-            <w:tcW w:type="pct" w:w="500"/>
+            <w:tcW w:type="dxa" w:w="1000"/>
             <w:tcBorders>
               <w:top w:val="single" w:color="CBD5E1" w:sz="1"/>
               <w:left w:val="single" w:color="CBD5E1" w:sz="1"/>
@@ -6572,7 +6884,7 @@
         </w:tc>
         <w:tc>
           <w:tcPr>
-            <w:tcW w:type="pct" w:w="500"/>
+            <w:tcW w:type="dxa" w:w="1000"/>
             <w:tcBorders>
               <w:top w:val="single" w:color="CBD5E1" w:sz="1"/>
               <w:left w:val="single" w:color="CBD5E1" w:sz="1"/>
@@ -6597,7 +6909,7 @@
         </w:tc>
         <w:tc>
           <w:tcPr>
-            <w:tcW w:type="pct" w:w="500"/>
+            <w:tcW w:type="dxa" w:w="1000"/>
             <w:tcBorders>
               <w:top w:val="single" w:color="CBD5E1" w:sz="1"/>
               <w:left w:val="single" w:color="CBD5E1" w:sz="1"/>
@@ -6622,7 +6934,7 @@
         </w:tc>
         <w:tc>
           <w:tcPr>
-            <w:tcW w:type="pct" w:w="500"/>
+            <w:tcW w:type="dxa" w:w="1000"/>
             <w:tcBorders>
               <w:top w:val="single" w:color="CBD5E1" w:sz="1"/>
               <w:left w:val="single" w:color="CBD5E1" w:sz="1"/>
@@ -6647,7 +6959,7 @@
         </w:tc>
         <w:tc>
           <w:tcPr>
-            <w:tcW w:type="pct" w:w="500"/>
+            <w:tcW w:type="dxa" w:w="1000"/>
             <w:tcBorders>
               <w:top w:val="single" w:color="CBD5E1" w:sz="1"/>
               <w:left w:val="single" w:color="CBD5E1" w:sz="1"/>
@@ -6672,7 +6984,7 @@
         </w:tc>
         <w:tc>
           <w:tcPr>
-            <w:tcW w:type="pct" w:w="500"/>
+            <w:tcW w:type="dxa" w:w="1000"/>
             <w:tcBorders>
               <w:top w:val="single" w:color="CBD5E1" w:sz="1"/>
               <w:left w:val="single" w:color="CBD5E1" w:sz="1"/>
@@ -6697,7 +7009,7 @@
         </w:tc>
         <w:tc>
           <w:tcPr>
-            <w:tcW w:type="pct" w:w="500"/>
+            <w:tcW w:type="dxa" w:w="1000"/>
             <w:tcBorders>
               <w:top w:val="single" w:color="CBD5E1" w:sz="1"/>
               <w:left w:val="single" w:color="CBD5E1" w:sz="1"/>
@@ -6722,7 +7034,7 @@
         </w:tc>
         <w:tc>
           <w:tcPr>
-            <w:tcW w:type="pct" w:w="500"/>
+            <w:tcW w:type="dxa" w:w="1000"/>
             <w:tcBorders>
               <w:top w:val="single" w:color="CBD5E1" w:sz="1"/>
               <w:left w:val="single" w:color="CBD5E1" w:sz="1"/>
@@ -6749,7 +7061,7 @@
       <w:tr>
         <w:tc>
           <w:tcPr>
-            <w:tcW w:type="pct" w:w="500"/>
+            <w:tcW w:type="dxa" w:w="1000"/>
             <w:tcBorders>
               <w:top w:val="single" w:color="CBD5E1" w:sz="1"/>
               <w:left w:val="single" w:color="CBD5E1" w:sz="1"/>
@@ -6775,7 +7087,7 @@
         </w:tc>
         <w:tc>
           <w:tcPr>
-            <w:tcW w:type="pct" w:w="500"/>
+            <w:tcW w:type="dxa" w:w="1000"/>
             <w:tcBorders>
               <w:top w:val="single" w:color="CBD5E1" w:sz="1"/>
               <w:left w:val="single" w:color="CBD5E1" w:sz="1"/>
@@ -6801,140 +7113,140 @@
         </w:tc>
         <w:tc>
           <w:tcPr>
-            <w:tcW w:type="pct" w:w="500"/>
-            <w:tcBorders>
-              <w:top w:val="single" w:color="CBD5E1" w:sz="1"/>
-              <w:left w:val="single" w:color="CBD5E1" w:sz="1"/>
-              <w:bottom w:val="single" w:color="CBD5E1" w:sz="1"/>
-              <w:right w:val="single" w:color="CBD5E1" w:sz="1"/>
-            </w:tcBorders>
-          </w:tcPr>
-          <w:p>
-            <w:pPr>
-              <w:spacing w:after="30" w:before="30"/>
-            </w:pPr>
-            <w:r>
-              <w:t xml:space="preserve"> </w:t>
-            </w:r>
-          </w:p>
-        </w:tc>
-        <w:tc>
-          <w:tcPr>
-            <w:tcW w:type="pct" w:w="500"/>
-            <w:tcBorders>
-              <w:top w:val="single" w:color="CBD5E1" w:sz="1"/>
-              <w:left w:val="single" w:color="CBD5E1" w:sz="1"/>
-              <w:bottom w:val="single" w:color="CBD5E1" w:sz="1"/>
-              <w:right w:val="single" w:color="CBD5E1" w:sz="1"/>
-            </w:tcBorders>
-          </w:tcPr>
-          <w:p>
-            <w:pPr>
-              <w:spacing w:after="30" w:before="30"/>
-            </w:pPr>
-            <w:r>
-              <w:t xml:space="preserve"> </w:t>
-            </w:r>
-          </w:p>
-        </w:tc>
-        <w:tc>
-          <w:tcPr>
-            <w:tcW w:type="pct" w:w="500"/>
-            <w:tcBorders>
-              <w:top w:val="single" w:color="CBD5E1" w:sz="1"/>
-              <w:left w:val="single" w:color="CBD5E1" w:sz="1"/>
-              <w:bottom w:val="single" w:color="CBD5E1" w:sz="1"/>
-              <w:right w:val="single" w:color="CBD5E1" w:sz="1"/>
-            </w:tcBorders>
-          </w:tcPr>
-          <w:p>
-            <w:pPr>
-              <w:spacing w:after="30" w:before="30"/>
-            </w:pPr>
-            <w:r>
-              <w:t xml:space="preserve"> </w:t>
-            </w:r>
-          </w:p>
-        </w:tc>
-        <w:tc>
-          <w:tcPr>
-            <w:tcW w:type="pct" w:w="500"/>
-            <w:tcBorders>
-              <w:top w:val="single" w:color="CBD5E1" w:sz="1"/>
-              <w:left w:val="single" w:color="CBD5E1" w:sz="1"/>
-              <w:bottom w:val="single" w:color="CBD5E1" w:sz="1"/>
-              <w:right w:val="single" w:color="CBD5E1" w:sz="1"/>
-            </w:tcBorders>
-          </w:tcPr>
-          <w:p>
-            <w:pPr>
-              <w:spacing w:after="30" w:before="30"/>
-            </w:pPr>
-            <w:r>
-              <w:t xml:space="preserve"> </w:t>
-            </w:r>
-          </w:p>
-        </w:tc>
-        <w:tc>
-          <w:tcPr>
-            <w:tcW w:type="pct" w:w="500"/>
-            <w:tcBorders>
-              <w:top w:val="single" w:color="CBD5E1" w:sz="1"/>
-              <w:left w:val="single" w:color="CBD5E1" w:sz="1"/>
-              <w:bottom w:val="single" w:color="CBD5E1" w:sz="1"/>
-              <w:right w:val="single" w:color="CBD5E1" w:sz="1"/>
-            </w:tcBorders>
-          </w:tcPr>
-          <w:p>
-            <w:pPr>
-              <w:spacing w:after="30" w:before="30"/>
-            </w:pPr>
-            <w:r>
-              <w:t xml:space="preserve"> </w:t>
-            </w:r>
-          </w:p>
-        </w:tc>
-        <w:tc>
-          <w:tcPr>
-            <w:tcW w:type="pct" w:w="500"/>
-            <w:tcBorders>
-              <w:top w:val="single" w:color="CBD5E1" w:sz="1"/>
-              <w:left w:val="single" w:color="CBD5E1" w:sz="1"/>
-              <w:bottom w:val="single" w:color="CBD5E1" w:sz="1"/>
-              <w:right w:val="single" w:color="CBD5E1" w:sz="1"/>
-            </w:tcBorders>
-          </w:tcPr>
-          <w:p>
-            <w:pPr>
-              <w:spacing w:after="30" w:before="30"/>
-            </w:pPr>
-            <w:r>
-              <w:t xml:space="preserve"> </w:t>
-            </w:r>
-          </w:p>
-        </w:tc>
-        <w:tc>
-          <w:tcPr>
-            <w:tcW w:type="pct" w:w="500"/>
-            <w:tcBorders>
-              <w:top w:val="single" w:color="CBD5E1" w:sz="1"/>
-              <w:left w:val="single" w:color="CBD5E1" w:sz="1"/>
-              <w:bottom w:val="single" w:color="CBD5E1" w:sz="1"/>
-              <w:right w:val="single" w:color="CBD5E1" w:sz="1"/>
-            </w:tcBorders>
-          </w:tcPr>
-          <w:p>
-            <w:pPr>
-              <w:spacing w:after="30" w:before="30"/>
-            </w:pPr>
-            <w:r>
-              <w:t xml:space="preserve"> </w:t>
-            </w:r>
-          </w:p>
-        </w:tc>
-        <w:tc>
-          <w:tcPr>
-            <w:tcW w:type="pct" w:w="500"/>
+            <w:tcW w:type="dxa" w:w="1000"/>
+            <w:tcBorders>
+              <w:top w:val="single" w:color="CBD5E1" w:sz="1"/>
+              <w:left w:val="single" w:color="CBD5E1" w:sz="1"/>
+              <w:bottom w:val="single" w:color="CBD5E1" w:sz="1"/>
+              <w:right w:val="single" w:color="CBD5E1" w:sz="1"/>
+            </w:tcBorders>
+          </w:tcPr>
+          <w:p>
+            <w:pPr>
+              <w:spacing w:after="30" w:before="30"/>
+            </w:pPr>
+            <w:r>
+              <w:t xml:space="preserve"> </w:t>
+            </w:r>
+          </w:p>
+        </w:tc>
+        <w:tc>
+          <w:tcPr>
+            <w:tcW w:type="dxa" w:w="1000"/>
+            <w:tcBorders>
+              <w:top w:val="single" w:color="CBD5E1" w:sz="1"/>
+              <w:left w:val="single" w:color="CBD5E1" w:sz="1"/>
+              <w:bottom w:val="single" w:color="CBD5E1" w:sz="1"/>
+              <w:right w:val="single" w:color="CBD5E1" w:sz="1"/>
+            </w:tcBorders>
+          </w:tcPr>
+          <w:p>
+            <w:pPr>
+              <w:spacing w:after="30" w:before="30"/>
+            </w:pPr>
+            <w:r>
+              <w:t xml:space="preserve"> </w:t>
+            </w:r>
+          </w:p>
+        </w:tc>
+        <w:tc>
+          <w:tcPr>
+            <w:tcW w:type="dxa" w:w="1000"/>
+            <w:tcBorders>
+              <w:top w:val="single" w:color="CBD5E1" w:sz="1"/>
+              <w:left w:val="single" w:color="CBD5E1" w:sz="1"/>
+              <w:bottom w:val="single" w:color="CBD5E1" w:sz="1"/>
+              <w:right w:val="single" w:color="CBD5E1" w:sz="1"/>
+            </w:tcBorders>
+          </w:tcPr>
+          <w:p>
+            <w:pPr>
+              <w:spacing w:after="30" w:before="30"/>
+            </w:pPr>
+            <w:r>
+              <w:t xml:space="preserve"> </w:t>
+            </w:r>
+          </w:p>
+        </w:tc>
+        <w:tc>
+          <w:tcPr>
+            <w:tcW w:type="dxa" w:w="1000"/>
+            <w:tcBorders>
+              <w:top w:val="single" w:color="CBD5E1" w:sz="1"/>
+              <w:left w:val="single" w:color="CBD5E1" w:sz="1"/>
+              <w:bottom w:val="single" w:color="CBD5E1" w:sz="1"/>
+              <w:right w:val="single" w:color="CBD5E1" w:sz="1"/>
+            </w:tcBorders>
+          </w:tcPr>
+          <w:p>
+            <w:pPr>
+              <w:spacing w:after="30" w:before="30"/>
+            </w:pPr>
+            <w:r>
+              <w:t xml:space="preserve"> </w:t>
+            </w:r>
+          </w:p>
+        </w:tc>
+        <w:tc>
+          <w:tcPr>
+            <w:tcW w:type="dxa" w:w="1000"/>
+            <w:tcBorders>
+              <w:top w:val="single" w:color="CBD5E1" w:sz="1"/>
+              <w:left w:val="single" w:color="CBD5E1" w:sz="1"/>
+              <w:bottom w:val="single" w:color="CBD5E1" w:sz="1"/>
+              <w:right w:val="single" w:color="CBD5E1" w:sz="1"/>
+            </w:tcBorders>
+          </w:tcPr>
+          <w:p>
+            <w:pPr>
+              <w:spacing w:after="30" w:before="30"/>
+            </w:pPr>
+            <w:r>
+              <w:t xml:space="preserve"> </w:t>
+            </w:r>
+          </w:p>
+        </w:tc>
+        <w:tc>
+          <w:tcPr>
+            <w:tcW w:type="dxa" w:w="1000"/>
+            <w:tcBorders>
+              <w:top w:val="single" w:color="CBD5E1" w:sz="1"/>
+              <w:left w:val="single" w:color="CBD5E1" w:sz="1"/>
+              <w:bottom w:val="single" w:color="CBD5E1" w:sz="1"/>
+              <w:right w:val="single" w:color="CBD5E1" w:sz="1"/>
+            </w:tcBorders>
+          </w:tcPr>
+          <w:p>
+            <w:pPr>
+              <w:spacing w:after="30" w:before="30"/>
+            </w:pPr>
+            <w:r>
+              <w:t xml:space="preserve"> </w:t>
+            </w:r>
+          </w:p>
+        </w:tc>
+        <w:tc>
+          <w:tcPr>
+            <w:tcW w:type="dxa" w:w="1000"/>
+            <w:tcBorders>
+              <w:top w:val="single" w:color="CBD5E1" w:sz="1"/>
+              <w:left w:val="single" w:color="CBD5E1" w:sz="1"/>
+              <w:bottom w:val="single" w:color="CBD5E1" w:sz="1"/>
+              <w:right w:val="single" w:color="CBD5E1" w:sz="1"/>
+            </w:tcBorders>
+          </w:tcPr>
+          <w:p>
+            <w:pPr>
+              <w:spacing w:after="30" w:before="30"/>
+            </w:pPr>
+            <w:r>
+              <w:t xml:space="preserve"> </w:t>
+            </w:r>
+          </w:p>
+        </w:tc>
+        <w:tc>
+          <w:tcPr>
+            <w:tcW w:type="dxa" w:w="1000"/>
             <w:tcBorders>
               <w:top w:val="single" w:color="CBD5E1" w:sz="1"/>
               <w:left w:val="single" w:color="CBD5E1" w:sz="1"/>
@@ -6969,7 +7281,7 @@
     </w:p>
     <w:tbl>
       <w:tblPr>
-        <w:tblW w:type="pct" w:w="5000"/>
+        <w:tblW w:type="dxa" w:w="10000"/>
         <w:tblBorders>
           <w:top w:val="single" w:color="auto" w:sz="4"/>
           <w:left w:val="single" w:color="auto" w:sz="4"/>
@@ -6980,21 +7292,13 @@
         </w:tblBorders>
       </w:tblPr>
       <w:tblGrid>
-        <w:gridCol w:w="1606"/>
-        <w:gridCol w:w="9100"/>
-        <w:gridCol w:w="1071"/>
-        <w:gridCol w:w="1071"/>
-        <w:gridCol w:w="1071"/>
-        <w:gridCol w:w="1071"/>
-        <w:gridCol w:w="1071"/>
-        <w:gridCol w:w="1071"/>
-        <w:gridCol w:w="1071"/>
-        <w:gridCol w:w="1071"/>
+        <w:gridCol w:w="1500"/>
+        <w:gridCol w:w="8500"/>
       </w:tblGrid>
       <w:tr>
         <w:tc>
           <w:tcPr>
-            <w:tcW w:type="pct" w:w="750"/>
+            <w:tcW w:type="dxa" w:w="1500"/>
             <w:tcBorders>
               <w:top w:val="single" w:color="CBD5E1" w:sz="1"/>
               <w:left w:val="single" w:color="CBD5E1" w:sz="1"/>
@@ -7023,7 +7327,7 @@
         </w:tc>
         <w:tc>
           <w:tcPr>
-            <w:tcW w:type="pct" w:w="4250"/>
+            <w:tcW w:type="dxa" w:w="8500"/>
             <w:tcBorders>
               <w:top w:val="single" w:color="CBD5E1" w:sz="1"/>
               <w:left w:val="single" w:color="CBD5E1" w:sz="1"/>
@@ -7141,10 +7445,40 @@
           </w:p>
         </w:tc>
       </w:tr>
+    </w:tbl>
+    <w:p>
+      <w:pPr>
+        <w:spacing w:after="15"/>
+      </w:pPr>
+    </w:p>
+    <w:tbl>
+      <w:tblPr>
+        <w:tblW w:type="dxa" w:w="10000"/>
+        <w:tblBorders>
+          <w:top w:val="single" w:color="auto" w:sz="4"/>
+          <w:left w:val="single" w:color="auto" w:sz="4"/>
+          <w:bottom w:val="single" w:color="auto" w:sz="4"/>
+          <w:right w:val="single" w:color="auto" w:sz="4"/>
+          <w:insideH w:val="single" w:color="auto" w:sz="4"/>
+          <w:insideV w:val="single" w:color="auto" w:sz="4"/>
+        </w:tblBorders>
+      </w:tblPr>
+      <w:tblGrid>
+        <w:gridCol w:w="1000"/>
+        <w:gridCol w:w="1000"/>
+        <w:gridCol w:w="1000"/>
+        <w:gridCol w:w="1000"/>
+        <w:gridCol w:w="1000"/>
+        <w:gridCol w:w="1000"/>
+        <w:gridCol w:w="1000"/>
+        <w:gridCol w:w="1000"/>
+        <w:gridCol w:w="1000"/>
+        <w:gridCol w:w="1000"/>
+      </w:tblGrid>
       <w:tr>
         <w:tc>
           <w:tcPr>
-            <w:tcW w:type="pct" w:w="500"/>
+            <w:tcW w:type="dxa" w:w="1000"/>
             <w:tcBorders>
               <w:top w:val="single" w:color="CBD5E1" w:sz="1"/>
               <w:left w:val="single" w:color="CBD5E1" w:sz="1"/>
@@ -7172,7 +7506,7 @@
         </w:tc>
         <w:tc>
           <w:tcPr>
-            <w:tcW w:type="pct" w:w="500"/>
+            <w:tcW w:type="dxa" w:w="1000"/>
             <w:tcBorders>
               <w:top w:val="single" w:color="CBD5E1" w:sz="1"/>
               <w:left w:val="single" w:color="CBD5E1" w:sz="1"/>
@@ -7200,7 +7534,7 @@
         </w:tc>
         <w:tc>
           <w:tcPr>
-            <w:tcW w:type="pct" w:w="500"/>
+            <w:tcW w:type="dxa" w:w="1000"/>
             <w:tcBorders>
               <w:top w:val="single" w:color="CBD5E1" w:sz="1"/>
               <w:left w:val="single" w:color="CBD5E1" w:sz="1"/>
@@ -7226,7 +7560,7 @@
         </w:tc>
         <w:tc>
           <w:tcPr>
-            <w:tcW w:type="pct" w:w="500"/>
+            <w:tcW w:type="dxa" w:w="1000"/>
             <w:tcBorders>
               <w:top w:val="single" w:color="CBD5E1" w:sz="1"/>
               <w:left w:val="single" w:color="CBD5E1" w:sz="1"/>
@@ -7252,7 +7586,7 @@
         </w:tc>
         <w:tc>
           <w:tcPr>
-            <w:tcW w:type="pct" w:w="500"/>
+            <w:tcW w:type="dxa" w:w="1000"/>
             <w:tcBorders>
               <w:top w:val="single" w:color="CBD5E1" w:sz="1"/>
               <w:left w:val="single" w:color="CBD5E1" w:sz="1"/>
@@ -7277,7 +7611,7 @@
         </w:tc>
         <w:tc>
           <w:tcPr>
-            <w:tcW w:type="pct" w:w="500"/>
+            <w:tcW w:type="dxa" w:w="1000"/>
             <w:tcBorders>
               <w:top w:val="single" w:color="CBD5E1" w:sz="1"/>
               <w:left w:val="single" w:color="CBD5E1" w:sz="1"/>
@@ -7302,7 +7636,7 @@
         </w:tc>
         <w:tc>
           <w:tcPr>
-            <w:tcW w:type="pct" w:w="500"/>
+            <w:tcW w:type="dxa" w:w="1000"/>
             <w:tcBorders>
               <w:top w:val="single" w:color="CBD5E1" w:sz="1"/>
               <w:left w:val="single" w:color="CBD5E1" w:sz="1"/>
@@ -7327,7 +7661,7 @@
         </w:tc>
         <w:tc>
           <w:tcPr>
-            <w:tcW w:type="pct" w:w="500"/>
+            <w:tcW w:type="dxa" w:w="1000"/>
             <w:tcBorders>
               <w:top w:val="single" w:color="CBD5E1" w:sz="1"/>
               <w:left w:val="single" w:color="CBD5E1" w:sz="1"/>
@@ -7352,7 +7686,7 @@
         </w:tc>
         <w:tc>
           <w:tcPr>
-            <w:tcW w:type="pct" w:w="500"/>
+            <w:tcW w:type="dxa" w:w="1000"/>
             <w:tcBorders>
               <w:top w:val="single" w:color="CBD5E1" w:sz="1"/>
               <w:left w:val="single" w:color="CBD5E1" w:sz="1"/>
@@ -7377,7 +7711,7 @@
         </w:tc>
         <w:tc>
           <w:tcPr>
-            <w:tcW w:type="pct" w:w="500"/>
+            <w:tcW w:type="dxa" w:w="1000"/>
             <w:tcBorders>
               <w:top w:val="single" w:color="CBD5E1" w:sz="1"/>
               <w:left w:val="single" w:color="CBD5E1" w:sz="1"/>
@@ -7404,7 +7738,7 @@
       <w:tr>
         <w:tc>
           <w:tcPr>
-            <w:tcW w:type="pct" w:w="500"/>
+            <w:tcW w:type="dxa" w:w="1000"/>
             <w:tcBorders>
               <w:top w:val="single" w:color="DC2626" w:sz="2"/>
               <w:left w:val="single" w:color="DC2626" w:sz="2"/>
@@ -7415,24 +7749,54 @@
           </w:tcPr>
           <w:p>
             <w:pPr>
-              <w:jc w:val="center"/>
-            </w:pPr>
-            <w:r>
-              <w:rPr>
-                <w:rFonts w:ascii="UD Digi Kyokasho NP-R" w:cs="UD Digi Kyokasho NP-R" w:eastAsia="UD Digi Kyokasho NP-R" w:hAnsi="UD Digi Kyokasho NP-R"/>
-                <w:b/>
-                <w:bCs/>
-                <w:color w:val="DC2626"/>
-                <w:sz w:val="26"/>
-                <w:szCs w:val="26"/>
-              </w:rPr>
-              <w:t xml:space="preserve">化</w:t>
-            </w:r>
-          </w:p>
-        </w:tc>
-        <w:tc>
-          <w:tcPr>
-            <w:tcW w:type="pct" w:w="500"/>
+              <w:spacing w:after="20" w:before="20"/>
+              <w:jc w:val="center"/>
+            </w:pPr>
+            <w:r>
+              <w:drawing>
+                <wp:inline distT="0" distB="0" distL="0" distR="0">
+                  <wp:extent cx="323850" cy="323850"/>
+                  <wp:effectExtent t="0" r="0" b="0" l="0"/>
+                  <wp:docPr id="110" name="" descr="" title=""/>
+                  <wp:cNvGraphicFramePr>
+                    <a:graphicFrameLocks xmlns:a="http://schemas.openxmlformats.org/drawingml/2006/main" noChangeAspect="1"/>
+                  </wp:cNvGraphicFramePr>
+                  <a:graphic xmlns:a="http://schemas.openxmlformats.org/drawingml/2006/main">
+                    <a:graphicData uri="http://schemas.openxmlformats.org/drawingml/2006/picture">
+                      <pic:pic xmlns:pic="http://schemas.openxmlformats.org/drawingml/2006/picture">
+                        <pic:nvPicPr>
+                          <pic:cNvPr id="0" name="" descr=""/>
+                          <pic:cNvPicPr>
+                            <a:picLocks noChangeAspect="1" noChangeArrowheads="1"/>
+                          </pic:cNvPicPr>
+                        </pic:nvPicPr>
+                        <pic:blipFill>
+                          <a:blip r:embed="rId13" cstate="none"/>
+                          <a:srcRect/>
+                          <a:stretch>
+                            <a:fillRect/>
+                          </a:stretch>
+                        </pic:blipFill>
+                        <pic:spPr bwMode="auto">
+                          <a:xfrm>
+                            <a:off x="0" y="0"/>
+                            <a:ext cx="323850" cy="323850"/>
+                          </a:xfrm>
+                          <a:prstGeom prst="rect">
+                            <a:avLst/>
+                          </a:prstGeom>
+                        </pic:spPr>
+                      </pic:pic>
+                    </a:graphicData>
+                  </a:graphic>
+                </wp:inline>
+              </w:drawing>
+            </w:r>
+          </w:p>
+        </w:tc>
+        <w:tc>
+          <w:tcPr>
+            <w:tcW w:type="dxa" w:w="1000"/>
             <w:tcBorders>
               <w:top w:val="single" w:color="2563EB" w:sz="2"/>
               <w:left w:val="single" w:color="2563EB" w:sz="2"/>
@@ -7461,7 +7825,7 @@
         </w:tc>
         <w:tc>
           <w:tcPr>
-            <w:tcW w:type="pct" w:w="500"/>
+            <w:tcW w:type="dxa" w:w="1000"/>
             <w:tcBorders>
               <w:top w:val="single" w:color="CBD5E1" w:sz="1"/>
               <w:left w:val="single" w:color="CBD5E1" w:sz="1"/>
@@ -7487,7 +7851,7 @@
         </w:tc>
         <w:tc>
           <w:tcPr>
-            <w:tcW w:type="pct" w:w="500"/>
+            <w:tcW w:type="dxa" w:w="1000"/>
             <w:tcBorders>
               <w:top w:val="single" w:color="CBD5E1" w:sz="1"/>
               <w:left w:val="single" w:color="CBD5E1" w:sz="1"/>
@@ -7513,102 +7877,102 @@
         </w:tc>
         <w:tc>
           <w:tcPr>
-            <w:tcW w:type="pct" w:w="500"/>
-            <w:tcBorders>
-              <w:top w:val="single" w:color="CBD5E1" w:sz="1"/>
-              <w:left w:val="single" w:color="CBD5E1" w:sz="1"/>
-              <w:bottom w:val="single" w:color="CBD5E1" w:sz="1"/>
-              <w:right w:val="single" w:color="CBD5E1" w:sz="1"/>
-            </w:tcBorders>
-          </w:tcPr>
-          <w:p>
-            <w:pPr>
-              <w:spacing w:after="30" w:before="30"/>
-            </w:pPr>
-            <w:r>
-              <w:t xml:space="preserve"> </w:t>
-            </w:r>
-          </w:p>
-        </w:tc>
-        <w:tc>
-          <w:tcPr>
-            <w:tcW w:type="pct" w:w="500"/>
-            <w:tcBorders>
-              <w:top w:val="single" w:color="CBD5E1" w:sz="1"/>
-              <w:left w:val="single" w:color="CBD5E1" w:sz="1"/>
-              <w:bottom w:val="single" w:color="CBD5E1" w:sz="1"/>
-              <w:right w:val="single" w:color="CBD5E1" w:sz="1"/>
-            </w:tcBorders>
-          </w:tcPr>
-          <w:p>
-            <w:pPr>
-              <w:spacing w:after="30" w:before="30"/>
-            </w:pPr>
-            <w:r>
-              <w:t xml:space="preserve"> </w:t>
-            </w:r>
-          </w:p>
-        </w:tc>
-        <w:tc>
-          <w:tcPr>
-            <w:tcW w:type="pct" w:w="500"/>
-            <w:tcBorders>
-              <w:top w:val="single" w:color="CBD5E1" w:sz="1"/>
-              <w:left w:val="single" w:color="CBD5E1" w:sz="1"/>
-              <w:bottom w:val="single" w:color="CBD5E1" w:sz="1"/>
-              <w:right w:val="single" w:color="CBD5E1" w:sz="1"/>
-            </w:tcBorders>
-          </w:tcPr>
-          <w:p>
-            <w:pPr>
-              <w:spacing w:after="30" w:before="30"/>
-            </w:pPr>
-            <w:r>
-              <w:t xml:space="preserve"> </w:t>
-            </w:r>
-          </w:p>
-        </w:tc>
-        <w:tc>
-          <w:tcPr>
-            <w:tcW w:type="pct" w:w="500"/>
-            <w:tcBorders>
-              <w:top w:val="single" w:color="CBD5E1" w:sz="1"/>
-              <w:left w:val="single" w:color="CBD5E1" w:sz="1"/>
-              <w:bottom w:val="single" w:color="CBD5E1" w:sz="1"/>
-              <w:right w:val="single" w:color="CBD5E1" w:sz="1"/>
-            </w:tcBorders>
-          </w:tcPr>
-          <w:p>
-            <w:pPr>
-              <w:spacing w:after="30" w:before="30"/>
-            </w:pPr>
-            <w:r>
-              <w:t xml:space="preserve"> </w:t>
-            </w:r>
-          </w:p>
-        </w:tc>
-        <w:tc>
-          <w:tcPr>
-            <w:tcW w:type="pct" w:w="500"/>
-            <w:tcBorders>
-              <w:top w:val="single" w:color="CBD5E1" w:sz="1"/>
-              <w:left w:val="single" w:color="CBD5E1" w:sz="1"/>
-              <w:bottom w:val="single" w:color="CBD5E1" w:sz="1"/>
-              <w:right w:val="single" w:color="CBD5E1" w:sz="1"/>
-            </w:tcBorders>
-          </w:tcPr>
-          <w:p>
-            <w:pPr>
-              <w:spacing w:after="30" w:before="30"/>
-            </w:pPr>
-            <w:r>
-              <w:t xml:space="preserve"> </w:t>
-            </w:r>
-          </w:p>
-        </w:tc>
-        <w:tc>
-          <w:tcPr>
-            <w:tcW w:type="pct" w:w="500"/>
+            <w:tcW w:type="dxa" w:w="1000"/>
+            <w:tcBorders>
+              <w:top w:val="single" w:color="CBD5E1" w:sz="1"/>
+              <w:left w:val="single" w:color="CBD5E1" w:sz="1"/>
+              <w:bottom w:val="single" w:color="CBD5E1" w:sz="1"/>
+              <w:right w:val="single" w:color="CBD5E1" w:sz="1"/>
+            </w:tcBorders>
+          </w:tcPr>
+          <w:p>
+            <w:pPr>
+              <w:spacing w:after="30" w:before="30"/>
+            </w:pPr>
+            <w:r>
+              <w:t xml:space="preserve"> </w:t>
+            </w:r>
+          </w:p>
+        </w:tc>
+        <w:tc>
+          <w:tcPr>
+            <w:tcW w:type="dxa" w:w="1000"/>
+            <w:tcBorders>
+              <w:top w:val="single" w:color="CBD5E1" w:sz="1"/>
+              <w:left w:val="single" w:color="CBD5E1" w:sz="1"/>
+              <w:bottom w:val="single" w:color="CBD5E1" w:sz="1"/>
+              <w:right w:val="single" w:color="CBD5E1" w:sz="1"/>
+            </w:tcBorders>
+          </w:tcPr>
+          <w:p>
+            <w:pPr>
+              <w:spacing w:after="30" w:before="30"/>
+            </w:pPr>
+            <w:r>
+              <w:t xml:space="preserve"> </w:t>
+            </w:r>
+          </w:p>
+        </w:tc>
+        <w:tc>
+          <w:tcPr>
+            <w:tcW w:type="dxa" w:w="1000"/>
+            <w:tcBorders>
+              <w:top w:val="single" w:color="CBD5E1" w:sz="1"/>
+              <w:left w:val="single" w:color="CBD5E1" w:sz="1"/>
+              <w:bottom w:val="single" w:color="CBD5E1" w:sz="1"/>
+              <w:right w:val="single" w:color="CBD5E1" w:sz="1"/>
+            </w:tcBorders>
+          </w:tcPr>
+          <w:p>
+            <w:pPr>
+              <w:spacing w:after="30" w:before="30"/>
+            </w:pPr>
+            <w:r>
+              <w:t xml:space="preserve"> </w:t>
+            </w:r>
+          </w:p>
+        </w:tc>
+        <w:tc>
+          <w:tcPr>
+            <w:tcW w:type="dxa" w:w="1000"/>
+            <w:tcBorders>
+              <w:top w:val="single" w:color="CBD5E1" w:sz="1"/>
+              <w:left w:val="single" w:color="CBD5E1" w:sz="1"/>
+              <w:bottom w:val="single" w:color="CBD5E1" w:sz="1"/>
+              <w:right w:val="single" w:color="CBD5E1" w:sz="1"/>
+            </w:tcBorders>
+          </w:tcPr>
+          <w:p>
+            <w:pPr>
+              <w:spacing w:after="30" w:before="30"/>
+            </w:pPr>
+            <w:r>
+              <w:t xml:space="preserve"> </w:t>
+            </w:r>
+          </w:p>
+        </w:tc>
+        <w:tc>
+          <w:tcPr>
+            <w:tcW w:type="dxa" w:w="1000"/>
+            <w:tcBorders>
+              <w:top w:val="single" w:color="CBD5E1" w:sz="1"/>
+              <w:left w:val="single" w:color="CBD5E1" w:sz="1"/>
+              <w:bottom w:val="single" w:color="CBD5E1" w:sz="1"/>
+              <w:right w:val="single" w:color="CBD5E1" w:sz="1"/>
+            </w:tcBorders>
+          </w:tcPr>
+          <w:p>
+            <w:pPr>
+              <w:spacing w:after="30" w:before="30"/>
+            </w:pPr>
+            <w:r>
+              <w:t xml:space="preserve"> </w:t>
+            </w:r>
+          </w:p>
+        </w:tc>
+        <w:tc>
+          <w:tcPr>
+            <w:tcW w:type="dxa" w:w="1000"/>
             <w:tcBorders>
               <w:top w:val="single" w:color="CBD5E1" w:sz="1"/>
               <w:left w:val="single" w:color="CBD5E1" w:sz="1"/>
@@ -7629,7 +7993,7 @@
       <w:tr>
         <w:tc>
           <w:tcPr>
-            <w:tcW w:type="pct" w:w="500"/>
+            <w:tcW w:type="dxa" w:w="1000"/>
             <w:tcBorders>
               <w:top w:val="single" w:color="CBD5E1" w:sz="1"/>
               <w:left w:val="single" w:color="CBD5E1" w:sz="1"/>
@@ -7655,7 +8019,7 @@
         </w:tc>
         <w:tc>
           <w:tcPr>
-            <w:tcW w:type="pct" w:w="500"/>
+            <w:tcW w:type="dxa" w:w="1000"/>
             <w:tcBorders>
               <w:top w:val="single" w:color="CBD5E1" w:sz="1"/>
               <w:left w:val="single" w:color="CBD5E1" w:sz="1"/>
@@ -7681,7 +8045,7 @@
         </w:tc>
         <w:tc>
           <w:tcPr>
-            <w:tcW w:type="pct" w:w="500"/>
+            <w:tcW w:type="dxa" w:w="1000"/>
             <w:tcBorders>
               <w:top w:val="single" w:color="CBD5E1" w:sz="1"/>
               <w:left w:val="single" w:color="CBD5E1" w:sz="1"/>
@@ -7706,7 +8070,7 @@
         </w:tc>
         <w:tc>
           <w:tcPr>
-            <w:tcW w:type="pct" w:w="500"/>
+            <w:tcW w:type="dxa" w:w="1000"/>
             <w:tcBorders>
               <w:top w:val="single" w:color="CBD5E1" w:sz="1"/>
               <w:left w:val="single" w:color="CBD5E1" w:sz="1"/>
@@ -7731,7 +8095,7 @@
         </w:tc>
         <w:tc>
           <w:tcPr>
-            <w:tcW w:type="pct" w:w="500"/>
+            <w:tcW w:type="dxa" w:w="1000"/>
             <w:tcBorders>
               <w:top w:val="single" w:color="CBD5E1" w:sz="1"/>
               <w:left w:val="single" w:color="CBD5E1" w:sz="1"/>
@@ -7756,7 +8120,7 @@
         </w:tc>
         <w:tc>
           <w:tcPr>
-            <w:tcW w:type="pct" w:w="500"/>
+            <w:tcW w:type="dxa" w:w="1000"/>
             <w:tcBorders>
               <w:top w:val="single" w:color="CBD5E1" w:sz="1"/>
               <w:left w:val="single" w:color="CBD5E1" w:sz="1"/>
@@ -7781,7 +8145,7 @@
         </w:tc>
         <w:tc>
           <w:tcPr>
-            <w:tcW w:type="pct" w:w="500"/>
+            <w:tcW w:type="dxa" w:w="1000"/>
             <w:tcBorders>
               <w:top w:val="single" w:color="CBD5E1" w:sz="1"/>
               <w:left w:val="single" w:color="CBD5E1" w:sz="1"/>
@@ -7806,7 +8170,7 @@
         </w:tc>
         <w:tc>
           <w:tcPr>
-            <w:tcW w:type="pct" w:w="500"/>
+            <w:tcW w:type="dxa" w:w="1000"/>
             <w:tcBorders>
               <w:top w:val="single" w:color="CBD5E1" w:sz="1"/>
               <w:left w:val="single" w:color="CBD5E1" w:sz="1"/>
@@ -7831,7 +8195,7 @@
         </w:tc>
         <w:tc>
           <w:tcPr>
-            <w:tcW w:type="pct" w:w="500"/>
+            <w:tcW w:type="dxa" w:w="1000"/>
             <w:tcBorders>
               <w:top w:val="single" w:color="CBD5E1" w:sz="1"/>
               <w:left w:val="single" w:color="CBD5E1" w:sz="1"/>
@@ -7856,7 +8220,7 @@
         </w:tc>
         <w:tc>
           <w:tcPr>
-            <w:tcW w:type="pct" w:w="500"/>
+            <w:tcW w:type="dxa" w:w="1000"/>
             <w:tcBorders>
               <w:top w:val="single" w:color="CBD5E1" w:sz="1"/>
               <w:left w:val="single" w:color="CBD5E1" w:sz="1"/>
@@ -7883,7 +8247,7 @@
       <w:tr>
         <w:tc>
           <w:tcPr>
-            <w:tcW w:type="pct" w:w="500"/>
+            <w:tcW w:type="dxa" w:w="1000"/>
             <w:tcBorders>
               <w:top w:val="single" w:color="CBD5E1" w:sz="1"/>
               <w:left w:val="single" w:color="CBD5E1" w:sz="1"/>
@@ -7909,7 +8273,7 @@
         </w:tc>
         <w:tc>
           <w:tcPr>
-            <w:tcW w:type="pct" w:w="500"/>
+            <w:tcW w:type="dxa" w:w="1000"/>
             <w:tcBorders>
               <w:top w:val="single" w:color="CBD5E1" w:sz="1"/>
               <w:left w:val="single" w:color="CBD5E1" w:sz="1"/>
@@ -7935,140 +8299,140 @@
         </w:tc>
         <w:tc>
           <w:tcPr>
-            <w:tcW w:type="pct" w:w="500"/>
-            <w:tcBorders>
-              <w:top w:val="single" w:color="CBD5E1" w:sz="1"/>
-              <w:left w:val="single" w:color="CBD5E1" w:sz="1"/>
-              <w:bottom w:val="single" w:color="CBD5E1" w:sz="1"/>
-              <w:right w:val="single" w:color="CBD5E1" w:sz="1"/>
-            </w:tcBorders>
-          </w:tcPr>
-          <w:p>
-            <w:pPr>
-              <w:spacing w:after="30" w:before="30"/>
-            </w:pPr>
-            <w:r>
-              <w:t xml:space="preserve"> </w:t>
-            </w:r>
-          </w:p>
-        </w:tc>
-        <w:tc>
-          <w:tcPr>
-            <w:tcW w:type="pct" w:w="500"/>
-            <w:tcBorders>
-              <w:top w:val="single" w:color="CBD5E1" w:sz="1"/>
-              <w:left w:val="single" w:color="CBD5E1" w:sz="1"/>
-              <w:bottom w:val="single" w:color="CBD5E1" w:sz="1"/>
-              <w:right w:val="single" w:color="CBD5E1" w:sz="1"/>
-            </w:tcBorders>
-          </w:tcPr>
-          <w:p>
-            <w:pPr>
-              <w:spacing w:after="30" w:before="30"/>
-            </w:pPr>
-            <w:r>
-              <w:t xml:space="preserve"> </w:t>
-            </w:r>
-          </w:p>
-        </w:tc>
-        <w:tc>
-          <w:tcPr>
-            <w:tcW w:type="pct" w:w="500"/>
-            <w:tcBorders>
-              <w:top w:val="single" w:color="CBD5E1" w:sz="1"/>
-              <w:left w:val="single" w:color="CBD5E1" w:sz="1"/>
-              <w:bottom w:val="single" w:color="CBD5E1" w:sz="1"/>
-              <w:right w:val="single" w:color="CBD5E1" w:sz="1"/>
-            </w:tcBorders>
-          </w:tcPr>
-          <w:p>
-            <w:pPr>
-              <w:spacing w:after="30" w:before="30"/>
-            </w:pPr>
-            <w:r>
-              <w:t xml:space="preserve"> </w:t>
-            </w:r>
-          </w:p>
-        </w:tc>
-        <w:tc>
-          <w:tcPr>
-            <w:tcW w:type="pct" w:w="500"/>
-            <w:tcBorders>
-              <w:top w:val="single" w:color="CBD5E1" w:sz="1"/>
-              <w:left w:val="single" w:color="CBD5E1" w:sz="1"/>
-              <w:bottom w:val="single" w:color="CBD5E1" w:sz="1"/>
-              <w:right w:val="single" w:color="CBD5E1" w:sz="1"/>
-            </w:tcBorders>
-          </w:tcPr>
-          <w:p>
-            <w:pPr>
-              <w:spacing w:after="30" w:before="30"/>
-            </w:pPr>
-            <w:r>
-              <w:t xml:space="preserve"> </w:t>
-            </w:r>
-          </w:p>
-        </w:tc>
-        <w:tc>
-          <w:tcPr>
-            <w:tcW w:type="pct" w:w="500"/>
-            <w:tcBorders>
-              <w:top w:val="single" w:color="CBD5E1" w:sz="1"/>
-              <w:left w:val="single" w:color="CBD5E1" w:sz="1"/>
-              <w:bottom w:val="single" w:color="CBD5E1" w:sz="1"/>
-              <w:right w:val="single" w:color="CBD5E1" w:sz="1"/>
-            </w:tcBorders>
-          </w:tcPr>
-          <w:p>
-            <w:pPr>
-              <w:spacing w:after="30" w:before="30"/>
-            </w:pPr>
-            <w:r>
-              <w:t xml:space="preserve"> </w:t>
-            </w:r>
-          </w:p>
-        </w:tc>
-        <w:tc>
-          <w:tcPr>
-            <w:tcW w:type="pct" w:w="500"/>
-            <w:tcBorders>
-              <w:top w:val="single" w:color="CBD5E1" w:sz="1"/>
-              <w:left w:val="single" w:color="CBD5E1" w:sz="1"/>
-              <w:bottom w:val="single" w:color="CBD5E1" w:sz="1"/>
-              <w:right w:val="single" w:color="CBD5E1" w:sz="1"/>
-            </w:tcBorders>
-          </w:tcPr>
-          <w:p>
-            <w:pPr>
-              <w:spacing w:after="30" w:before="30"/>
-            </w:pPr>
-            <w:r>
-              <w:t xml:space="preserve"> </w:t>
-            </w:r>
-          </w:p>
-        </w:tc>
-        <w:tc>
-          <w:tcPr>
-            <w:tcW w:type="pct" w:w="500"/>
-            <w:tcBorders>
-              <w:top w:val="single" w:color="CBD5E1" w:sz="1"/>
-              <w:left w:val="single" w:color="CBD5E1" w:sz="1"/>
-              <w:bottom w:val="single" w:color="CBD5E1" w:sz="1"/>
-              <w:right w:val="single" w:color="CBD5E1" w:sz="1"/>
-            </w:tcBorders>
-          </w:tcPr>
-          <w:p>
-            <w:pPr>
-              <w:spacing w:after="30" w:before="30"/>
-            </w:pPr>
-            <w:r>
-              <w:t xml:space="preserve"> </w:t>
-            </w:r>
-          </w:p>
-        </w:tc>
-        <w:tc>
-          <w:tcPr>
-            <w:tcW w:type="pct" w:w="500"/>
+            <w:tcW w:type="dxa" w:w="1000"/>
+            <w:tcBorders>
+              <w:top w:val="single" w:color="CBD5E1" w:sz="1"/>
+              <w:left w:val="single" w:color="CBD5E1" w:sz="1"/>
+              <w:bottom w:val="single" w:color="CBD5E1" w:sz="1"/>
+              <w:right w:val="single" w:color="CBD5E1" w:sz="1"/>
+            </w:tcBorders>
+          </w:tcPr>
+          <w:p>
+            <w:pPr>
+              <w:spacing w:after="30" w:before="30"/>
+            </w:pPr>
+            <w:r>
+              <w:t xml:space="preserve"> </w:t>
+            </w:r>
+          </w:p>
+        </w:tc>
+        <w:tc>
+          <w:tcPr>
+            <w:tcW w:type="dxa" w:w="1000"/>
+            <w:tcBorders>
+              <w:top w:val="single" w:color="CBD5E1" w:sz="1"/>
+              <w:left w:val="single" w:color="CBD5E1" w:sz="1"/>
+              <w:bottom w:val="single" w:color="CBD5E1" w:sz="1"/>
+              <w:right w:val="single" w:color="CBD5E1" w:sz="1"/>
+            </w:tcBorders>
+          </w:tcPr>
+          <w:p>
+            <w:pPr>
+              <w:spacing w:after="30" w:before="30"/>
+            </w:pPr>
+            <w:r>
+              <w:t xml:space="preserve"> </w:t>
+            </w:r>
+          </w:p>
+        </w:tc>
+        <w:tc>
+          <w:tcPr>
+            <w:tcW w:type="dxa" w:w="1000"/>
+            <w:tcBorders>
+              <w:top w:val="single" w:color="CBD5E1" w:sz="1"/>
+              <w:left w:val="single" w:color="CBD5E1" w:sz="1"/>
+              <w:bottom w:val="single" w:color="CBD5E1" w:sz="1"/>
+              <w:right w:val="single" w:color="CBD5E1" w:sz="1"/>
+            </w:tcBorders>
+          </w:tcPr>
+          <w:p>
+            <w:pPr>
+              <w:spacing w:after="30" w:before="30"/>
+            </w:pPr>
+            <w:r>
+              <w:t xml:space="preserve"> </w:t>
+            </w:r>
+          </w:p>
+        </w:tc>
+        <w:tc>
+          <w:tcPr>
+            <w:tcW w:type="dxa" w:w="1000"/>
+            <w:tcBorders>
+              <w:top w:val="single" w:color="CBD5E1" w:sz="1"/>
+              <w:left w:val="single" w:color="CBD5E1" w:sz="1"/>
+              <w:bottom w:val="single" w:color="CBD5E1" w:sz="1"/>
+              <w:right w:val="single" w:color="CBD5E1" w:sz="1"/>
+            </w:tcBorders>
+          </w:tcPr>
+          <w:p>
+            <w:pPr>
+              <w:spacing w:after="30" w:before="30"/>
+            </w:pPr>
+            <w:r>
+              <w:t xml:space="preserve"> </w:t>
+            </w:r>
+          </w:p>
+        </w:tc>
+        <w:tc>
+          <w:tcPr>
+            <w:tcW w:type="dxa" w:w="1000"/>
+            <w:tcBorders>
+              <w:top w:val="single" w:color="CBD5E1" w:sz="1"/>
+              <w:left w:val="single" w:color="CBD5E1" w:sz="1"/>
+              <w:bottom w:val="single" w:color="CBD5E1" w:sz="1"/>
+              <w:right w:val="single" w:color="CBD5E1" w:sz="1"/>
+            </w:tcBorders>
+          </w:tcPr>
+          <w:p>
+            <w:pPr>
+              <w:spacing w:after="30" w:before="30"/>
+            </w:pPr>
+            <w:r>
+              <w:t xml:space="preserve"> </w:t>
+            </w:r>
+          </w:p>
+        </w:tc>
+        <w:tc>
+          <w:tcPr>
+            <w:tcW w:type="dxa" w:w="1000"/>
+            <w:tcBorders>
+              <w:top w:val="single" w:color="CBD5E1" w:sz="1"/>
+              <w:left w:val="single" w:color="CBD5E1" w:sz="1"/>
+              <w:bottom w:val="single" w:color="CBD5E1" w:sz="1"/>
+              <w:right w:val="single" w:color="CBD5E1" w:sz="1"/>
+            </w:tcBorders>
+          </w:tcPr>
+          <w:p>
+            <w:pPr>
+              <w:spacing w:after="30" w:before="30"/>
+            </w:pPr>
+            <w:r>
+              <w:t xml:space="preserve"> </w:t>
+            </w:r>
+          </w:p>
+        </w:tc>
+        <w:tc>
+          <w:tcPr>
+            <w:tcW w:type="dxa" w:w="1000"/>
+            <w:tcBorders>
+              <w:top w:val="single" w:color="CBD5E1" w:sz="1"/>
+              <w:left w:val="single" w:color="CBD5E1" w:sz="1"/>
+              <w:bottom w:val="single" w:color="CBD5E1" w:sz="1"/>
+              <w:right w:val="single" w:color="CBD5E1" w:sz="1"/>
+            </w:tcBorders>
+          </w:tcPr>
+          <w:p>
+            <w:pPr>
+              <w:spacing w:after="30" w:before="30"/>
+            </w:pPr>
+            <w:r>
+              <w:t xml:space="preserve"> </w:t>
+            </w:r>
+          </w:p>
+        </w:tc>
+        <w:tc>
+          <w:tcPr>
+            <w:tcW w:type="dxa" w:w="1000"/>
             <w:tcBorders>
               <w:top w:val="single" w:color="CBD5E1" w:sz="1"/>
               <w:left w:val="single" w:color="CBD5E1" w:sz="1"/>
@@ -8103,7 +8467,7 @@
     </w:p>
     <w:tbl>
       <w:tblPr>
-        <w:tblW w:type="pct" w:w="5000"/>
+        <w:tblW w:type="dxa" w:w="10000"/>
         <w:tblBorders>
           <w:top w:val="single" w:color="auto" w:sz="4"/>
           <w:left w:val="single" w:color="auto" w:sz="4"/>
@@ -8114,21 +8478,13 @@
         </w:tblBorders>
       </w:tblPr>
       <w:tblGrid>
-        <w:gridCol w:w="1606"/>
-        <w:gridCol w:w="9100"/>
-        <w:gridCol w:w="1071"/>
-        <w:gridCol w:w="1071"/>
-        <w:gridCol w:w="1071"/>
-        <w:gridCol w:w="1071"/>
-        <w:gridCol w:w="1071"/>
-        <w:gridCol w:w="1071"/>
-        <w:gridCol w:w="1071"/>
-        <w:gridCol w:w="1071"/>
+        <w:gridCol w:w="1500"/>
+        <w:gridCol w:w="8500"/>
       </w:tblGrid>
       <w:tr>
         <w:tc>
           <w:tcPr>
-            <w:tcW w:type="pct" w:w="750"/>
+            <w:tcW w:type="dxa" w:w="1500"/>
             <w:tcBorders>
               <w:top w:val="single" w:color="CBD5E1" w:sz="1"/>
               <w:left w:val="single" w:color="CBD5E1" w:sz="1"/>
@@ -8157,7 +8513,7 @@
         </w:tc>
         <w:tc>
           <w:tcPr>
-            <w:tcW w:type="pct" w:w="4250"/>
+            <w:tcW w:type="dxa" w:w="8500"/>
             <w:tcBorders>
               <w:top w:val="single" w:color="CBD5E1" w:sz="1"/>
               <w:left w:val="single" w:color="CBD5E1" w:sz="1"/>
@@ -8275,10 +8631,40 @@
           </w:p>
         </w:tc>
       </w:tr>
+    </w:tbl>
+    <w:p>
+      <w:pPr>
+        <w:spacing w:after="15"/>
+      </w:pPr>
+    </w:p>
+    <w:tbl>
+      <w:tblPr>
+        <w:tblW w:type="dxa" w:w="10000"/>
+        <w:tblBorders>
+          <w:top w:val="single" w:color="auto" w:sz="4"/>
+          <w:left w:val="single" w:color="auto" w:sz="4"/>
+          <w:bottom w:val="single" w:color="auto" w:sz="4"/>
+          <w:right w:val="single" w:color="auto" w:sz="4"/>
+          <w:insideH w:val="single" w:color="auto" w:sz="4"/>
+          <w:insideV w:val="single" w:color="auto" w:sz="4"/>
+        </w:tblBorders>
+      </w:tblPr>
+      <w:tblGrid>
+        <w:gridCol w:w="1000"/>
+        <w:gridCol w:w="1000"/>
+        <w:gridCol w:w="1000"/>
+        <w:gridCol w:w="1000"/>
+        <w:gridCol w:w="1000"/>
+        <w:gridCol w:w="1000"/>
+        <w:gridCol w:w="1000"/>
+        <w:gridCol w:w="1000"/>
+        <w:gridCol w:w="1000"/>
+        <w:gridCol w:w="1000"/>
+      </w:tblGrid>
       <w:tr>
         <w:tc>
           <w:tcPr>
-            <w:tcW w:type="pct" w:w="500"/>
+            <w:tcW w:type="dxa" w:w="1000"/>
             <w:tcBorders>
               <w:top w:val="single" w:color="CBD5E1" w:sz="1"/>
               <w:left w:val="single" w:color="CBD5E1" w:sz="1"/>
@@ -8306,7 +8692,7 @@
         </w:tc>
         <w:tc>
           <w:tcPr>
-            <w:tcW w:type="pct" w:w="500"/>
+            <w:tcW w:type="dxa" w:w="1000"/>
             <w:tcBorders>
               <w:top w:val="single" w:color="CBD5E1" w:sz="1"/>
               <w:left w:val="single" w:color="CBD5E1" w:sz="1"/>
@@ -8334,7 +8720,7 @@
         </w:tc>
         <w:tc>
           <w:tcPr>
-            <w:tcW w:type="pct" w:w="500"/>
+            <w:tcW w:type="dxa" w:w="1000"/>
             <w:tcBorders>
               <w:top w:val="single" w:color="CBD5E1" w:sz="1"/>
               <w:left w:val="single" w:color="CBD5E1" w:sz="1"/>
@@ -8360,7 +8746,7 @@
         </w:tc>
         <w:tc>
           <w:tcPr>
-            <w:tcW w:type="pct" w:w="500"/>
+            <w:tcW w:type="dxa" w:w="1000"/>
             <w:tcBorders>
               <w:top w:val="single" w:color="CBD5E1" w:sz="1"/>
               <w:left w:val="single" w:color="CBD5E1" w:sz="1"/>
@@ -8386,7 +8772,7 @@
         </w:tc>
         <w:tc>
           <w:tcPr>
-            <w:tcW w:type="pct" w:w="500"/>
+            <w:tcW w:type="dxa" w:w="1000"/>
             <w:tcBorders>
               <w:top w:val="single" w:color="CBD5E1" w:sz="1"/>
               <w:left w:val="single" w:color="CBD5E1" w:sz="1"/>
@@ -8411,7 +8797,7 @@
         </w:tc>
         <w:tc>
           <w:tcPr>
-            <w:tcW w:type="pct" w:w="500"/>
+            <w:tcW w:type="dxa" w:w="1000"/>
             <w:tcBorders>
               <w:top w:val="single" w:color="CBD5E1" w:sz="1"/>
               <w:left w:val="single" w:color="CBD5E1" w:sz="1"/>
@@ -8436,7 +8822,7 @@
         </w:tc>
         <w:tc>
           <w:tcPr>
-            <w:tcW w:type="pct" w:w="500"/>
+            <w:tcW w:type="dxa" w:w="1000"/>
             <w:tcBorders>
               <w:top w:val="single" w:color="CBD5E1" w:sz="1"/>
               <w:left w:val="single" w:color="CBD5E1" w:sz="1"/>
@@ -8461,7 +8847,7 @@
         </w:tc>
         <w:tc>
           <w:tcPr>
-            <w:tcW w:type="pct" w:w="500"/>
+            <w:tcW w:type="dxa" w:w="1000"/>
             <w:tcBorders>
               <w:top w:val="single" w:color="CBD5E1" w:sz="1"/>
               <w:left w:val="single" w:color="CBD5E1" w:sz="1"/>
@@ -8486,7 +8872,7 @@
         </w:tc>
         <w:tc>
           <w:tcPr>
-            <w:tcW w:type="pct" w:w="500"/>
+            <w:tcW w:type="dxa" w:w="1000"/>
             <w:tcBorders>
               <w:top w:val="single" w:color="CBD5E1" w:sz="1"/>
               <w:left w:val="single" w:color="CBD5E1" w:sz="1"/>
@@ -8511,7 +8897,7 @@
         </w:tc>
         <w:tc>
           <w:tcPr>
-            <w:tcW w:type="pct" w:w="500"/>
+            <w:tcW w:type="dxa" w:w="1000"/>
             <w:tcBorders>
               <w:top w:val="single" w:color="CBD5E1" w:sz="1"/>
               <w:left w:val="single" w:color="CBD5E1" w:sz="1"/>
@@ -8538,7 +8924,7 @@
       <w:tr>
         <w:tc>
           <w:tcPr>
-            <w:tcW w:type="pct" w:w="500"/>
+            <w:tcW w:type="dxa" w:w="1000"/>
             <w:tcBorders>
               <w:top w:val="single" w:color="DC2626" w:sz="2"/>
               <w:left w:val="single" w:color="DC2626" w:sz="2"/>
@@ -8549,24 +8935,54 @@
           </w:tcPr>
           <w:p>
             <w:pPr>
-              <w:jc w:val="center"/>
-            </w:pPr>
-            <w:r>
-              <w:rPr>
-                <w:rFonts w:ascii="UD Digi Kyokasho NP-R" w:cs="UD Digi Kyokasho NP-R" w:eastAsia="UD Digi Kyokasho NP-R" w:hAnsi="UD Digi Kyokasho NP-R"/>
-                <w:b/>
-                <w:bCs/>
-                <w:color w:val="DC2626"/>
-                <w:sz w:val="26"/>
-                <w:szCs w:val="26"/>
-              </w:rPr>
-              <w:t xml:space="preserve">米</w:t>
-            </w:r>
-          </w:p>
-        </w:tc>
-        <w:tc>
-          <w:tcPr>
-            <w:tcW w:type="pct" w:w="500"/>
+              <w:spacing w:after="20" w:before="20"/>
+              <w:jc w:val="center"/>
+            </w:pPr>
+            <w:r>
+              <w:drawing>
+                <wp:inline distT="0" distB="0" distL="0" distR="0">
+                  <wp:extent cx="323850" cy="323850"/>
+                  <wp:effectExtent t="0" r="0" b="0" l="0"/>
+                  <wp:docPr id="111" name="" descr="" title=""/>
+                  <wp:cNvGraphicFramePr>
+                    <a:graphicFrameLocks xmlns:a="http://schemas.openxmlformats.org/drawingml/2006/main" noChangeAspect="1"/>
+                  </wp:cNvGraphicFramePr>
+                  <a:graphic xmlns:a="http://schemas.openxmlformats.org/drawingml/2006/main">
+                    <a:graphicData uri="http://schemas.openxmlformats.org/drawingml/2006/picture">
+                      <pic:pic xmlns:pic="http://schemas.openxmlformats.org/drawingml/2006/picture">
+                        <pic:nvPicPr>
+                          <pic:cNvPr id="0" name="" descr=""/>
+                          <pic:cNvPicPr>
+                            <a:picLocks noChangeAspect="1" noChangeArrowheads="1"/>
+                          </pic:cNvPicPr>
+                        </pic:nvPicPr>
+                        <pic:blipFill>
+                          <a:blip r:embed="rId14" cstate="none"/>
+                          <a:srcRect/>
+                          <a:stretch>
+                            <a:fillRect/>
+                          </a:stretch>
+                        </pic:blipFill>
+                        <pic:spPr bwMode="auto">
+                          <a:xfrm>
+                            <a:off x="0" y="0"/>
+                            <a:ext cx="323850" cy="323850"/>
+                          </a:xfrm>
+                          <a:prstGeom prst="rect">
+                            <a:avLst/>
+                          </a:prstGeom>
+                        </pic:spPr>
+                      </pic:pic>
+                    </a:graphicData>
+                  </a:graphic>
+                </wp:inline>
+              </w:drawing>
+            </w:r>
+          </w:p>
+        </w:tc>
+        <w:tc>
+          <w:tcPr>
+            <w:tcW w:type="dxa" w:w="1000"/>
             <w:tcBorders>
               <w:top w:val="single" w:color="2563EB" w:sz="2"/>
               <w:left w:val="single" w:color="2563EB" w:sz="2"/>
@@ -8595,7 +9011,7 @@
         </w:tc>
         <w:tc>
           <w:tcPr>
-            <w:tcW w:type="pct" w:w="500"/>
+            <w:tcW w:type="dxa" w:w="1000"/>
             <w:tcBorders>
               <w:top w:val="single" w:color="CBD5E1" w:sz="1"/>
               <w:left w:val="single" w:color="CBD5E1" w:sz="1"/>
@@ -8621,7 +9037,7 @@
         </w:tc>
         <w:tc>
           <w:tcPr>
-            <w:tcW w:type="pct" w:w="500"/>
+            <w:tcW w:type="dxa" w:w="1000"/>
             <w:tcBorders>
               <w:top w:val="single" w:color="CBD5E1" w:sz="1"/>
               <w:left w:val="single" w:color="CBD5E1" w:sz="1"/>
@@ -8647,102 +9063,102 @@
         </w:tc>
         <w:tc>
           <w:tcPr>
-            <w:tcW w:type="pct" w:w="500"/>
-            <w:tcBorders>
-              <w:top w:val="single" w:color="CBD5E1" w:sz="1"/>
-              <w:left w:val="single" w:color="CBD5E1" w:sz="1"/>
-              <w:bottom w:val="single" w:color="CBD5E1" w:sz="1"/>
-              <w:right w:val="single" w:color="CBD5E1" w:sz="1"/>
-            </w:tcBorders>
-          </w:tcPr>
-          <w:p>
-            <w:pPr>
-              <w:spacing w:after="30" w:before="30"/>
-            </w:pPr>
-            <w:r>
-              <w:t xml:space="preserve"> </w:t>
-            </w:r>
-          </w:p>
-        </w:tc>
-        <w:tc>
-          <w:tcPr>
-            <w:tcW w:type="pct" w:w="500"/>
-            <w:tcBorders>
-              <w:top w:val="single" w:color="CBD5E1" w:sz="1"/>
-              <w:left w:val="single" w:color="CBD5E1" w:sz="1"/>
-              <w:bottom w:val="single" w:color="CBD5E1" w:sz="1"/>
-              <w:right w:val="single" w:color="CBD5E1" w:sz="1"/>
-            </w:tcBorders>
-          </w:tcPr>
-          <w:p>
-            <w:pPr>
-              <w:spacing w:after="30" w:before="30"/>
-            </w:pPr>
-            <w:r>
-              <w:t xml:space="preserve"> </w:t>
-            </w:r>
-          </w:p>
-        </w:tc>
-        <w:tc>
-          <w:tcPr>
-            <w:tcW w:type="pct" w:w="500"/>
-            <w:tcBorders>
-              <w:top w:val="single" w:color="CBD5E1" w:sz="1"/>
-              <w:left w:val="single" w:color="CBD5E1" w:sz="1"/>
-              <w:bottom w:val="single" w:color="CBD5E1" w:sz="1"/>
-              <w:right w:val="single" w:color="CBD5E1" w:sz="1"/>
-            </w:tcBorders>
-          </w:tcPr>
-          <w:p>
-            <w:pPr>
-              <w:spacing w:after="30" w:before="30"/>
-            </w:pPr>
-            <w:r>
-              <w:t xml:space="preserve"> </w:t>
-            </w:r>
-          </w:p>
-        </w:tc>
-        <w:tc>
-          <w:tcPr>
-            <w:tcW w:type="pct" w:w="500"/>
-            <w:tcBorders>
-              <w:top w:val="single" w:color="CBD5E1" w:sz="1"/>
-              <w:left w:val="single" w:color="CBD5E1" w:sz="1"/>
-              <w:bottom w:val="single" w:color="CBD5E1" w:sz="1"/>
-              <w:right w:val="single" w:color="CBD5E1" w:sz="1"/>
-            </w:tcBorders>
-          </w:tcPr>
-          <w:p>
-            <w:pPr>
-              <w:spacing w:after="30" w:before="30"/>
-            </w:pPr>
-            <w:r>
-              <w:t xml:space="preserve"> </w:t>
-            </w:r>
-          </w:p>
-        </w:tc>
-        <w:tc>
-          <w:tcPr>
-            <w:tcW w:type="pct" w:w="500"/>
-            <w:tcBorders>
-              <w:top w:val="single" w:color="CBD5E1" w:sz="1"/>
-              <w:left w:val="single" w:color="CBD5E1" w:sz="1"/>
-              <w:bottom w:val="single" w:color="CBD5E1" w:sz="1"/>
-              <w:right w:val="single" w:color="CBD5E1" w:sz="1"/>
-            </w:tcBorders>
-          </w:tcPr>
-          <w:p>
-            <w:pPr>
-              <w:spacing w:after="30" w:before="30"/>
-            </w:pPr>
-            <w:r>
-              <w:t xml:space="preserve"> </w:t>
-            </w:r>
-          </w:p>
-        </w:tc>
-        <w:tc>
-          <w:tcPr>
-            <w:tcW w:type="pct" w:w="500"/>
+            <w:tcW w:type="dxa" w:w="1000"/>
+            <w:tcBorders>
+              <w:top w:val="single" w:color="CBD5E1" w:sz="1"/>
+              <w:left w:val="single" w:color="CBD5E1" w:sz="1"/>
+              <w:bottom w:val="single" w:color="CBD5E1" w:sz="1"/>
+              <w:right w:val="single" w:color="CBD5E1" w:sz="1"/>
+            </w:tcBorders>
+          </w:tcPr>
+          <w:p>
+            <w:pPr>
+              <w:spacing w:after="30" w:before="30"/>
+            </w:pPr>
+            <w:r>
+              <w:t xml:space="preserve"> </w:t>
+            </w:r>
+          </w:p>
+        </w:tc>
+        <w:tc>
+          <w:tcPr>
+            <w:tcW w:type="dxa" w:w="1000"/>
+            <w:tcBorders>
+              <w:top w:val="single" w:color="CBD5E1" w:sz="1"/>
+              <w:left w:val="single" w:color="CBD5E1" w:sz="1"/>
+              <w:bottom w:val="single" w:color="CBD5E1" w:sz="1"/>
+              <w:right w:val="single" w:color="CBD5E1" w:sz="1"/>
+            </w:tcBorders>
+          </w:tcPr>
+          <w:p>
+            <w:pPr>
+              <w:spacing w:after="30" w:before="30"/>
+            </w:pPr>
+            <w:r>
+              <w:t xml:space="preserve"> </w:t>
+            </w:r>
+          </w:p>
+        </w:tc>
+        <w:tc>
+          <w:tcPr>
+            <w:tcW w:type="dxa" w:w="1000"/>
+            <w:tcBorders>
+              <w:top w:val="single" w:color="CBD5E1" w:sz="1"/>
+              <w:left w:val="single" w:color="CBD5E1" w:sz="1"/>
+              <w:bottom w:val="single" w:color="CBD5E1" w:sz="1"/>
+              <w:right w:val="single" w:color="CBD5E1" w:sz="1"/>
+            </w:tcBorders>
+          </w:tcPr>
+          <w:p>
+            <w:pPr>
+              <w:spacing w:after="30" w:before="30"/>
+            </w:pPr>
+            <w:r>
+              <w:t xml:space="preserve"> </w:t>
+            </w:r>
+          </w:p>
+        </w:tc>
+        <w:tc>
+          <w:tcPr>
+            <w:tcW w:type="dxa" w:w="1000"/>
+            <w:tcBorders>
+              <w:top w:val="single" w:color="CBD5E1" w:sz="1"/>
+              <w:left w:val="single" w:color="CBD5E1" w:sz="1"/>
+              <w:bottom w:val="single" w:color="CBD5E1" w:sz="1"/>
+              <w:right w:val="single" w:color="CBD5E1" w:sz="1"/>
+            </w:tcBorders>
+          </w:tcPr>
+          <w:p>
+            <w:pPr>
+              <w:spacing w:after="30" w:before="30"/>
+            </w:pPr>
+            <w:r>
+              <w:t xml:space="preserve"> </w:t>
+            </w:r>
+          </w:p>
+        </w:tc>
+        <w:tc>
+          <w:tcPr>
+            <w:tcW w:type="dxa" w:w="1000"/>
+            <w:tcBorders>
+              <w:top w:val="single" w:color="CBD5E1" w:sz="1"/>
+              <w:left w:val="single" w:color="CBD5E1" w:sz="1"/>
+              <w:bottom w:val="single" w:color="CBD5E1" w:sz="1"/>
+              <w:right w:val="single" w:color="CBD5E1" w:sz="1"/>
+            </w:tcBorders>
+          </w:tcPr>
+          <w:p>
+            <w:pPr>
+              <w:spacing w:after="30" w:before="30"/>
+            </w:pPr>
+            <w:r>
+              <w:t xml:space="preserve"> </w:t>
+            </w:r>
+          </w:p>
+        </w:tc>
+        <w:tc>
+          <w:tcPr>
+            <w:tcW w:type="dxa" w:w="1000"/>
             <w:tcBorders>
               <w:top w:val="single" w:color="CBD5E1" w:sz="1"/>
               <w:left w:val="single" w:color="CBD5E1" w:sz="1"/>
@@ -8763,7 +9179,7 @@
       <w:tr>
         <w:tc>
           <w:tcPr>
-            <w:tcW w:type="pct" w:w="500"/>
+            <w:tcW w:type="dxa" w:w="1000"/>
             <w:tcBorders>
               <w:top w:val="single" w:color="CBD5E1" w:sz="1"/>
               <w:left w:val="single" w:color="CBD5E1" w:sz="1"/>
@@ -8789,7 +9205,7 @@
         </w:tc>
         <w:tc>
           <w:tcPr>
-            <w:tcW w:type="pct" w:w="500"/>
+            <w:tcW w:type="dxa" w:w="1000"/>
             <w:tcBorders>
               <w:top w:val="single" w:color="CBD5E1" w:sz="1"/>
               <w:left w:val="single" w:color="CBD5E1" w:sz="1"/>
@@ -8815,7 +9231,7 @@
         </w:tc>
         <w:tc>
           <w:tcPr>
-            <w:tcW w:type="pct" w:w="500"/>
+            <w:tcW w:type="dxa" w:w="1000"/>
             <w:tcBorders>
               <w:top w:val="single" w:color="CBD5E1" w:sz="1"/>
               <w:left w:val="single" w:color="CBD5E1" w:sz="1"/>
@@ -8840,7 +9256,7 @@
         </w:tc>
         <w:tc>
           <w:tcPr>
-            <w:tcW w:type="pct" w:w="500"/>
+            <w:tcW w:type="dxa" w:w="1000"/>
             <w:tcBorders>
               <w:top w:val="single" w:color="CBD5E1" w:sz="1"/>
               <w:left w:val="single" w:color="CBD5E1" w:sz="1"/>
@@ -8865,7 +9281,7 @@
         </w:tc>
         <w:tc>
           <w:tcPr>
-            <w:tcW w:type="pct" w:w="500"/>
+            <w:tcW w:type="dxa" w:w="1000"/>
             <w:tcBorders>
               <w:top w:val="single" w:color="CBD5E1" w:sz="1"/>
               <w:left w:val="single" w:color="CBD5E1" w:sz="1"/>
@@ -8890,7 +9306,7 @@
         </w:tc>
         <w:tc>
           <w:tcPr>
-            <w:tcW w:type="pct" w:w="500"/>
+            <w:tcW w:type="dxa" w:w="1000"/>
             <w:tcBorders>
               <w:top w:val="single" w:color="CBD5E1" w:sz="1"/>
               <w:left w:val="single" w:color="CBD5E1" w:sz="1"/>
@@ -8915,7 +9331,7 @@
         </w:tc>
         <w:tc>
           <w:tcPr>
-            <w:tcW w:type="pct" w:w="500"/>
+            <w:tcW w:type="dxa" w:w="1000"/>
             <w:tcBorders>
               <w:top w:val="single" w:color="CBD5E1" w:sz="1"/>
               <w:left w:val="single" w:color="CBD5E1" w:sz="1"/>
@@ -8940,7 +9356,7 @@
         </w:tc>
         <w:tc>
           <w:tcPr>
-            <w:tcW w:type="pct" w:w="500"/>
+            <w:tcW w:type="dxa" w:w="1000"/>
             <w:tcBorders>
               <w:top w:val="single" w:color="CBD5E1" w:sz="1"/>
               <w:left w:val="single" w:color="CBD5E1" w:sz="1"/>
@@ -8965,7 +9381,7 @@
         </w:tc>
         <w:tc>
           <w:tcPr>
-            <w:tcW w:type="pct" w:w="500"/>
+            <w:tcW w:type="dxa" w:w="1000"/>
             <w:tcBorders>
               <w:top w:val="single" w:color="CBD5E1" w:sz="1"/>
               <w:left w:val="single" w:color="CBD5E1" w:sz="1"/>
@@ -8990,7 +9406,7 @@
         </w:tc>
         <w:tc>
           <w:tcPr>
-            <w:tcW w:type="pct" w:w="500"/>
+            <w:tcW w:type="dxa" w:w="1000"/>
             <w:tcBorders>
               <w:top w:val="single" w:color="CBD5E1" w:sz="1"/>
               <w:left w:val="single" w:color="CBD5E1" w:sz="1"/>
@@ -9017,7 +9433,7 @@
       <w:tr>
         <w:tc>
           <w:tcPr>
-            <w:tcW w:type="pct" w:w="500"/>
+            <w:tcW w:type="dxa" w:w="1000"/>
             <w:tcBorders>
               <w:top w:val="single" w:color="CBD5E1" w:sz="1"/>
               <w:left w:val="single" w:color="CBD5E1" w:sz="1"/>
@@ -9043,7 +9459,7 @@
         </w:tc>
         <w:tc>
           <w:tcPr>
-            <w:tcW w:type="pct" w:w="500"/>
+            <w:tcW w:type="dxa" w:w="1000"/>
             <w:tcBorders>
               <w:top w:val="single" w:color="CBD5E1" w:sz="1"/>
               <w:left w:val="single" w:color="CBD5E1" w:sz="1"/>
@@ -9069,140 +9485,140 @@
         </w:tc>
         <w:tc>
           <w:tcPr>
-            <w:tcW w:type="pct" w:w="500"/>
-            <w:tcBorders>
-              <w:top w:val="single" w:color="CBD5E1" w:sz="1"/>
-              <w:left w:val="single" w:color="CBD5E1" w:sz="1"/>
-              <w:bottom w:val="single" w:color="CBD5E1" w:sz="1"/>
-              <w:right w:val="single" w:color="CBD5E1" w:sz="1"/>
-            </w:tcBorders>
-          </w:tcPr>
-          <w:p>
-            <w:pPr>
-              <w:spacing w:after="30" w:before="30"/>
-            </w:pPr>
-            <w:r>
-              <w:t xml:space="preserve"> </w:t>
-            </w:r>
-          </w:p>
-        </w:tc>
-        <w:tc>
-          <w:tcPr>
-            <w:tcW w:type="pct" w:w="500"/>
-            <w:tcBorders>
-              <w:top w:val="single" w:color="CBD5E1" w:sz="1"/>
-              <w:left w:val="single" w:color="CBD5E1" w:sz="1"/>
-              <w:bottom w:val="single" w:color="CBD5E1" w:sz="1"/>
-              <w:right w:val="single" w:color="CBD5E1" w:sz="1"/>
-            </w:tcBorders>
-          </w:tcPr>
-          <w:p>
-            <w:pPr>
-              <w:spacing w:after="30" w:before="30"/>
-            </w:pPr>
-            <w:r>
-              <w:t xml:space="preserve"> </w:t>
-            </w:r>
-          </w:p>
-        </w:tc>
-        <w:tc>
-          <w:tcPr>
-            <w:tcW w:type="pct" w:w="500"/>
-            <w:tcBorders>
-              <w:top w:val="single" w:color="CBD5E1" w:sz="1"/>
-              <w:left w:val="single" w:color="CBD5E1" w:sz="1"/>
-              <w:bottom w:val="single" w:color="CBD5E1" w:sz="1"/>
-              <w:right w:val="single" w:color="CBD5E1" w:sz="1"/>
-            </w:tcBorders>
-          </w:tcPr>
-          <w:p>
-            <w:pPr>
-              <w:spacing w:after="30" w:before="30"/>
-            </w:pPr>
-            <w:r>
-              <w:t xml:space="preserve"> </w:t>
-            </w:r>
-          </w:p>
-        </w:tc>
-        <w:tc>
-          <w:tcPr>
-            <w:tcW w:type="pct" w:w="500"/>
-            <w:tcBorders>
-              <w:top w:val="single" w:color="CBD5E1" w:sz="1"/>
-              <w:left w:val="single" w:color="CBD5E1" w:sz="1"/>
-              <w:bottom w:val="single" w:color="CBD5E1" w:sz="1"/>
-              <w:right w:val="single" w:color="CBD5E1" w:sz="1"/>
-            </w:tcBorders>
-          </w:tcPr>
-          <w:p>
-            <w:pPr>
-              <w:spacing w:after="30" w:before="30"/>
-            </w:pPr>
-            <w:r>
-              <w:t xml:space="preserve"> </w:t>
-            </w:r>
-          </w:p>
-        </w:tc>
-        <w:tc>
-          <w:tcPr>
-            <w:tcW w:type="pct" w:w="500"/>
-            <w:tcBorders>
-              <w:top w:val="single" w:color="CBD5E1" w:sz="1"/>
-              <w:left w:val="single" w:color="CBD5E1" w:sz="1"/>
-              <w:bottom w:val="single" w:color="CBD5E1" w:sz="1"/>
-              <w:right w:val="single" w:color="CBD5E1" w:sz="1"/>
-            </w:tcBorders>
-          </w:tcPr>
-          <w:p>
-            <w:pPr>
-              <w:spacing w:after="30" w:before="30"/>
-            </w:pPr>
-            <w:r>
-              <w:t xml:space="preserve"> </w:t>
-            </w:r>
-          </w:p>
-        </w:tc>
-        <w:tc>
-          <w:tcPr>
-            <w:tcW w:type="pct" w:w="500"/>
-            <w:tcBorders>
-              <w:top w:val="single" w:color="CBD5E1" w:sz="1"/>
-              <w:left w:val="single" w:color="CBD5E1" w:sz="1"/>
-              <w:bottom w:val="single" w:color="CBD5E1" w:sz="1"/>
-              <w:right w:val="single" w:color="CBD5E1" w:sz="1"/>
-            </w:tcBorders>
-          </w:tcPr>
-          <w:p>
-            <w:pPr>
-              <w:spacing w:after="30" w:before="30"/>
-            </w:pPr>
-            <w:r>
-              <w:t xml:space="preserve"> </w:t>
-            </w:r>
-          </w:p>
-        </w:tc>
-        <w:tc>
-          <w:tcPr>
-            <w:tcW w:type="pct" w:w="500"/>
-            <w:tcBorders>
-              <w:top w:val="single" w:color="CBD5E1" w:sz="1"/>
-              <w:left w:val="single" w:color="CBD5E1" w:sz="1"/>
-              <w:bottom w:val="single" w:color="CBD5E1" w:sz="1"/>
-              <w:right w:val="single" w:color="CBD5E1" w:sz="1"/>
-            </w:tcBorders>
-          </w:tcPr>
-          <w:p>
-            <w:pPr>
-              <w:spacing w:after="30" w:before="30"/>
-            </w:pPr>
-            <w:r>
-              <w:t xml:space="preserve"> </w:t>
-            </w:r>
-          </w:p>
-        </w:tc>
-        <w:tc>
-          <w:tcPr>
-            <w:tcW w:type="pct" w:w="500"/>
+            <w:tcW w:type="dxa" w:w="1000"/>
+            <w:tcBorders>
+              <w:top w:val="single" w:color="CBD5E1" w:sz="1"/>
+              <w:left w:val="single" w:color="CBD5E1" w:sz="1"/>
+              <w:bottom w:val="single" w:color="CBD5E1" w:sz="1"/>
+              <w:right w:val="single" w:color="CBD5E1" w:sz="1"/>
+            </w:tcBorders>
+          </w:tcPr>
+          <w:p>
+            <w:pPr>
+              <w:spacing w:after="30" w:before="30"/>
+            </w:pPr>
+            <w:r>
+              <w:t xml:space="preserve"> </w:t>
+            </w:r>
+          </w:p>
+        </w:tc>
+        <w:tc>
+          <w:tcPr>
+            <w:tcW w:type="dxa" w:w="1000"/>
+            <w:tcBorders>
+              <w:top w:val="single" w:color="CBD5E1" w:sz="1"/>
+              <w:left w:val="single" w:color="CBD5E1" w:sz="1"/>
+              <w:bottom w:val="single" w:color="CBD5E1" w:sz="1"/>
+              <w:right w:val="single" w:color="CBD5E1" w:sz="1"/>
+            </w:tcBorders>
+          </w:tcPr>
+          <w:p>
+            <w:pPr>
+              <w:spacing w:after="30" w:before="30"/>
+            </w:pPr>
+            <w:r>
+              <w:t xml:space="preserve"> </w:t>
+            </w:r>
+          </w:p>
+        </w:tc>
+        <w:tc>
+          <w:tcPr>
+            <w:tcW w:type="dxa" w:w="1000"/>
+            <w:tcBorders>
+              <w:top w:val="single" w:color="CBD5E1" w:sz="1"/>
+              <w:left w:val="single" w:color="CBD5E1" w:sz="1"/>
+              <w:bottom w:val="single" w:color="CBD5E1" w:sz="1"/>
+              <w:right w:val="single" w:color="CBD5E1" w:sz="1"/>
+            </w:tcBorders>
+          </w:tcPr>
+          <w:p>
+            <w:pPr>
+              <w:spacing w:after="30" w:before="30"/>
+            </w:pPr>
+            <w:r>
+              <w:t xml:space="preserve"> </w:t>
+            </w:r>
+          </w:p>
+        </w:tc>
+        <w:tc>
+          <w:tcPr>
+            <w:tcW w:type="dxa" w:w="1000"/>
+            <w:tcBorders>
+              <w:top w:val="single" w:color="CBD5E1" w:sz="1"/>
+              <w:left w:val="single" w:color="CBD5E1" w:sz="1"/>
+              <w:bottom w:val="single" w:color="CBD5E1" w:sz="1"/>
+              <w:right w:val="single" w:color="CBD5E1" w:sz="1"/>
+            </w:tcBorders>
+          </w:tcPr>
+          <w:p>
+            <w:pPr>
+              <w:spacing w:after="30" w:before="30"/>
+            </w:pPr>
+            <w:r>
+              <w:t xml:space="preserve"> </w:t>
+            </w:r>
+          </w:p>
+        </w:tc>
+        <w:tc>
+          <w:tcPr>
+            <w:tcW w:type="dxa" w:w="1000"/>
+            <w:tcBorders>
+              <w:top w:val="single" w:color="CBD5E1" w:sz="1"/>
+              <w:left w:val="single" w:color="CBD5E1" w:sz="1"/>
+              <w:bottom w:val="single" w:color="CBD5E1" w:sz="1"/>
+              <w:right w:val="single" w:color="CBD5E1" w:sz="1"/>
+            </w:tcBorders>
+          </w:tcPr>
+          <w:p>
+            <w:pPr>
+              <w:spacing w:after="30" w:before="30"/>
+            </w:pPr>
+            <w:r>
+              <w:t xml:space="preserve"> </w:t>
+            </w:r>
+          </w:p>
+        </w:tc>
+        <w:tc>
+          <w:tcPr>
+            <w:tcW w:type="dxa" w:w="1000"/>
+            <w:tcBorders>
+              <w:top w:val="single" w:color="CBD5E1" w:sz="1"/>
+              <w:left w:val="single" w:color="CBD5E1" w:sz="1"/>
+              <w:bottom w:val="single" w:color="CBD5E1" w:sz="1"/>
+              <w:right w:val="single" w:color="CBD5E1" w:sz="1"/>
+            </w:tcBorders>
+          </w:tcPr>
+          <w:p>
+            <w:pPr>
+              <w:spacing w:after="30" w:before="30"/>
+            </w:pPr>
+            <w:r>
+              <w:t xml:space="preserve"> </w:t>
+            </w:r>
+          </w:p>
+        </w:tc>
+        <w:tc>
+          <w:tcPr>
+            <w:tcW w:type="dxa" w:w="1000"/>
+            <w:tcBorders>
+              <w:top w:val="single" w:color="CBD5E1" w:sz="1"/>
+              <w:left w:val="single" w:color="CBD5E1" w:sz="1"/>
+              <w:bottom w:val="single" w:color="CBD5E1" w:sz="1"/>
+              <w:right w:val="single" w:color="CBD5E1" w:sz="1"/>
+            </w:tcBorders>
+          </w:tcPr>
+          <w:p>
+            <w:pPr>
+              <w:spacing w:after="30" w:before="30"/>
+            </w:pPr>
+            <w:r>
+              <w:t xml:space="preserve"> </w:t>
+            </w:r>
+          </w:p>
+        </w:tc>
+        <w:tc>
+          <w:tcPr>
+            <w:tcW w:type="dxa" w:w="1000"/>
             <w:tcBorders>
               <w:top w:val="single" w:color="CBD5E1" w:sz="1"/>
               <w:left w:val="single" w:color="CBD5E1" w:sz="1"/>
@@ -9237,7 +9653,7 @@
     </w:p>
     <w:tbl>
       <w:tblPr>
-        <w:tblW w:type="pct" w:w="5000"/>
+        <w:tblW w:type="dxa" w:w="10000"/>
         <w:tblBorders>
           <w:top w:val="single" w:color="auto" w:sz="4"/>
           <w:left w:val="single" w:color="auto" w:sz="4"/>
@@ -9248,21 +9664,13 @@
         </w:tblBorders>
       </w:tblPr>
       <w:tblGrid>
-        <w:gridCol w:w="1606"/>
-        <w:gridCol w:w="9100"/>
-        <w:gridCol w:w="1071"/>
-        <w:gridCol w:w="1071"/>
-        <w:gridCol w:w="1071"/>
-        <w:gridCol w:w="1071"/>
-        <w:gridCol w:w="1071"/>
-        <w:gridCol w:w="1071"/>
-        <w:gridCol w:w="1071"/>
-        <w:gridCol w:w="1071"/>
+        <w:gridCol w:w="1500"/>
+        <w:gridCol w:w="8500"/>
       </w:tblGrid>
       <w:tr>
         <w:tc>
           <w:tcPr>
-            <w:tcW w:type="pct" w:w="750"/>
+            <w:tcW w:type="dxa" w:w="1500"/>
             <w:tcBorders>
               <w:top w:val="single" w:color="CBD5E1" w:sz="1"/>
               <w:left w:val="single" w:color="CBD5E1" w:sz="1"/>
@@ -9291,7 +9699,7 @@
         </w:tc>
         <w:tc>
           <w:tcPr>
-            <w:tcW w:type="pct" w:w="4250"/>
+            <w:tcW w:type="dxa" w:w="8500"/>
             <w:tcBorders>
               <w:top w:val="single" w:color="CBD5E1" w:sz="1"/>
               <w:left w:val="single" w:color="CBD5E1" w:sz="1"/>
@@ -9409,10 +9817,40 @@
           </w:p>
         </w:tc>
       </w:tr>
+    </w:tbl>
+    <w:p>
+      <w:pPr>
+        <w:spacing w:after="15"/>
+      </w:pPr>
+    </w:p>
+    <w:tbl>
+      <w:tblPr>
+        <w:tblW w:type="dxa" w:w="10000"/>
+        <w:tblBorders>
+          <w:top w:val="single" w:color="auto" w:sz="4"/>
+          <w:left w:val="single" w:color="auto" w:sz="4"/>
+          <w:bottom w:val="single" w:color="auto" w:sz="4"/>
+          <w:right w:val="single" w:color="auto" w:sz="4"/>
+          <w:insideH w:val="single" w:color="auto" w:sz="4"/>
+          <w:insideV w:val="single" w:color="auto" w:sz="4"/>
+        </w:tblBorders>
+      </w:tblPr>
+      <w:tblGrid>
+        <w:gridCol w:w="1000"/>
+        <w:gridCol w:w="1000"/>
+        <w:gridCol w:w="1000"/>
+        <w:gridCol w:w="1000"/>
+        <w:gridCol w:w="1000"/>
+        <w:gridCol w:w="1000"/>
+        <w:gridCol w:w="1000"/>
+        <w:gridCol w:w="1000"/>
+        <w:gridCol w:w="1000"/>
+        <w:gridCol w:w="1000"/>
+      </w:tblGrid>
       <w:tr>
         <w:tc>
           <w:tcPr>
-            <w:tcW w:type="pct" w:w="500"/>
+            <w:tcW w:type="dxa" w:w="1000"/>
             <w:tcBorders>
               <w:top w:val="single" w:color="CBD5E1" w:sz="1"/>
               <w:left w:val="single" w:color="CBD5E1" w:sz="1"/>
@@ -9440,7 +9878,7 @@
         </w:tc>
         <w:tc>
           <w:tcPr>
-            <w:tcW w:type="pct" w:w="500"/>
+            <w:tcW w:type="dxa" w:w="1000"/>
             <w:tcBorders>
               <w:top w:val="single" w:color="CBD5E1" w:sz="1"/>
               <w:left w:val="single" w:color="CBD5E1" w:sz="1"/>
@@ -9468,7 +9906,7 @@
         </w:tc>
         <w:tc>
           <w:tcPr>
-            <w:tcW w:type="pct" w:w="500"/>
+            <w:tcW w:type="dxa" w:w="1000"/>
             <w:tcBorders>
               <w:top w:val="single" w:color="CBD5E1" w:sz="1"/>
               <w:left w:val="single" w:color="CBD5E1" w:sz="1"/>
@@ -9494,7 +9932,7 @@
         </w:tc>
         <w:tc>
           <w:tcPr>
-            <w:tcW w:type="pct" w:w="500"/>
+            <w:tcW w:type="dxa" w:w="1000"/>
             <w:tcBorders>
               <w:top w:val="single" w:color="CBD5E1" w:sz="1"/>
               <w:left w:val="single" w:color="CBD5E1" w:sz="1"/>
@@ -9520,7 +9958,7 @@
         </w:tc>
         <w:tc>
           <w:tcPr>
-            <w:tcW w:type="pct" w:w="500"/>
+            <w:tcW w:type="dxa" w:w="1000"/>
             <w:tcBorders>
               <w:top w:val="single" w:color="CBD5E1" w:sz="1"/>
               <w:left w:val="single" w:color="CBD5E1" w:sz="1"/>
@@ -9545,7 +9983,7 @@
         </w:tc>
         <w:tc>
           <w:tcPr>
-            <w:tcW w:type="pct" w:w="500"/>
+            <w:tcW w:type="dxa" w:w="1000"/>
             <w:tcBorders>
               <w:top w:val="single" w:color="CBD5E1" w:sz="1"/>
               <w:left w:val="single" w:color="CBD5E1" w:sz="1"/>
@@ -9570,7 +10008,7 @@
         </w:tc>
         <w:tc>
           <w:tcPr>
-            <w:tcW w:type="pct" w:w="500"/>
+            <w:tcW w:type="dxa" w:w="1000"/>
             <w:tcBorders>
               <w:top w:val="single" w:color="CBD5E1" w:sz="1"/>
               <w:left w:val="single" w:color="CBD5E1" w:sz="1"/>
@@ -9595,7 +10033,7 @@
         </w:tc>
         <w:tc>
           <w:tcPr>
-            <w:tcW w:type="pct" w:w="500"/>
+            <w:tcW w:type="dxa" w:w="1000"/>
             <w:tcBorders>
               <w:top w:val="single" w:color="CBD5E1" w:sz="1"/>
               <w:left w:val="single" w:color="CBD5E1" w:sz="1"/>
@@ -9620,7 +10058,7 @@
         </w:tc>
         <w:tc>
           <w:tcPr>
-            <w:tcW w:type="pct" w:w="500"/>
+            <w:tcW w:type="dxa" w:w="1000"/>
             <w:tcBorders>
               <w:top w:val="single" w:color="CBD5E1" w:sz="1"/>
               <w:left w:val="single" w:color="CBD5E1" w:sz="1"/>
@@ -9645,7 +10083,7 @@
         </w:tc>
         <w:tc>
           <w:tcPr>
-            <w:tcW w:type="pct" w:w="500"/>
+            <w:tcW w:type="dxa" w:w="1000"/>
             <w:tcBorders>
               <w:top w:val="single" w:color="CBD5E1" w:sz="1"/>
               <w:left w:val="single" w:color="CBD5E1" w:sz="1"/>
@@ -9672,7 +10110,7 @@
       <w:tr>
         <w:tc>
           <w:tcPr>
-            <w:tcW w:type="pct" w:w="500"/>
+            <w:tcW w:type="dxa" w:w="1000"/>
             <w:tcBorders>
               <w:top w:val="single" w:color="DC2626" w:sz="2"/>
               <w:left w:val="single" w:color="DC2626" w:sz="2"/>
@@ -9683,24 +10121,54 @@
           </w:tcPr>
           <w:p>
             <w:pPr>
-              <w:jc w:val="center"/>
-            </w:pPr>
-            <w:r>
-              <w:rPr>
-                <w:rFonts w:ascii="UD Digi Kyokasho NP-R" w:cs="UD Digi Kyokasho NP-R" w:eastAsia="UD Digi Kyokasho NP-R" w:hAnsi="UD Digi Kyokasho NP-R"/>
-                <w:b/>
-                <w:bCs/>
-                <w:color w:val="DC2626"/>
-                <w:sz w:val="26"/>
-                <w:szCs w:val="26"/>
-              </w:rPr>
-              <w:t xml:space="preserve">祭</w:t>
-            </w:r>
-          </w:p>
-        </w:tc>
-        <w:tc>
-          <w:tcPr>
-            <w:tcW w:type="pct" w:w="500"/>
+              <w:spacing w:after="20" w:before="20"/>
+              <w:jc w:val="center"/>
+            </w:pPr>
+            <w:r>
+              <w:drawing>
+                <wp:inline distT="0" distB="0" distL="0" distR="0">
+                  <wp:extent cx="323850" cy="323850"/>
+                  <wp:effectExtent t="0" r="0" b="0" l="0"/>
+                  <wp:docPr id="112" name="" descr="" title=""/>
+                  <wp:cNvGraphicFramePr>
+                    <a:graphicFrameLocks xmlns:a="http://schemas.openxmlformats.org/drawingml/2006/main" noChangeAspect="1"/>
+                  </wp:cNvGraphicFramePr>
+                  <a:graphic xmlns:a="http://schemas.openxmlformats.org/drawingml/2006/main">
+                    <a:graphicData uri="http://schemas.openxmlformats.org/drawingml/2006/picture">
+                      <pic:pic xmlns:pic="http://schemas.openxmlformats.org/drawingml/2006/picture">
+                        <pic:nvPicPr>
+                          <pic:cNvPr id="0" name="" descr=""/>
+                          <pic:cNvPicPr>
+                            <a:picLocks noChangeAspect="1" noChangeArrowheads="1"/>
+                          </pic:cNvPicPr>
+                        </pic:nvPicPr>
+                        <pic:blipFill>
+                          <a:blip r:embed="rId15" cstate="none"/>
+                          <a:srcRect/>
+                          <a:stretch>
+                            <a:fillRect/>
+                          </a:stretch>
+                        </pic:blipFill>
+                        <pic:spPr bwMode="auto">
+                          <a:xfrm>
+                            <a:off x="0" y="0"/>
+                            <a:ext cx="323850" cy="323850"/>
+                          </a:xfrm>
+                          <a:prstGeom prst="rect">
+                            <a:avLst/>
+                          </a:prstGeom>
+                        </pic:spPr>
+                      </pic:pic>
+                    </a:graphicData>
+                  </a:graphic>
+                </wp:inline>
+              </w:drawing>
+            </w:r>
+          </w:p>
+        </w:tc>
+        <w:tc>
+          <w:tcPr>
+            <w:tcW w:type="dxa" w:w="1000"/>
             <w:tcBorders>
               <w:top w:val="single" w:color="2563EB" w:sz="2"/>
               <w:left w:val="single" w:color="2563EB" w:sz="2"/>
@@ -9729,7 +10197,7 @@
         </w:tc>
         <w:tc>
           <w:tcPr>
-            <w:tcW w:type="pct" w:w="500"/>
+            <w:tcW w:type="dxa" w:w="1000"/>
             <w:tcBorders>
               <w:top w:val="single" w:color="CBD5E1" w:sz="1"/>
               <w:left w:val="single" w:color="CBD5E1" w:sz="1"/>
@@ -9755,7 +10223,7 @@
         </w:tc>
         <w:tc>
           <w:tcPr>
-            <w:tcW w:type="pct" w:w="500"/>
+            <w:tcW w:type="dxa" w:w="1000"/>
             <w:tcBorders>
               <w:top w:val="single" w:color="CBD5E1" w:sz="1"/>
               <w:left w:val="single" w:color="CBD5E1" w:sz="1"/>
@@ -9781,102 +10249,102 @@
         </w:tc>
         <w:tc>
           <w:tcPr>
-            <w:tcW w:type="pct" w:w="500"/>
-            <w:tcBorders>
-              <w:top w:val="single" w:color="CBD5E1" w:sz="1"/>
-              <w:left w:val="single" w:color="CBD5E1" w:sz="1"/>
-              <w:bottom w:val="single" w:color="CBD5E1" w:sz="1"/>
-              <w:right w:val="single" w:color="CBD5E1" w:sz="1"/>
-            </w:tcBorders>
-          </w:tcPr>
-          <w:p>
-            <w:pPr>
-              <w:spacing w:after="30" w:before="30"/>
-            </w:pPr>
-            <w:r>
-              <w:t xml:space="preserve"> </w:t>
-            </w:r>
-          </w:p>
-        </w:tc>
-        <w:tc>
-          <w:tcPr>
-            <w:tcW w:type="pct" w:w="500"/>
-            <w:tcBorders>
-              <w:top w:val="single" w:color="CBD5E1" w:sz="1"/>
-              <w:left w:val="single" w:color="CBD5E1" w:sz="1"/>
-              <w:bottom w:val="single" w:color="CBD5E1" w:sz="1"/>
-              <w:right w:val="single" w:color="CBD5E1" w:sz="1"/>
-            </w:tcBorders>
-          </w:tcPr>
-          <w:p>
-            <w:pPr>
-              <w:spacing w:after="30" w:before="30"/>
-            </w:pPr>
-            <w:r>
-              <w:t xml:space="preserve"> </w:t>
-            </w:r>
-          </w:p>
-        </w:tc>
-        <w:tc>
-          <w:tcPr>
-            <w:tcW w:type="pct" w:w="500"/>
-            <w:tcBorders>
-              <w:top w:val="single" w:color="CBD5E1" w:sz="1"/>
-              <w:left w:val="single" w:color="CBD5E1" w:sz="1"/>
-              <w:bottom w:val="single" w:color="CBD5E1" w:sz="1"/>
-              <w:right w:val="single" w:color="CBD5E1" w:sz="1"/>
-            </w:tcBorders>
-          </w:tcPr>
-          <w:p>
-            <w:pPr>
-              <w:spacing w:after="30" w:before="30"/>
-            </w:pPr>
-            <w:r>
-              <w:t xml:space="preserve"> </w:t>
-            </w:r>
-          </w:p>
-        </w:tc>
-        <w:tc>
-          <w:tcPr>
-            <w:tcW w:type="pct" w:w="500"/>
-            <w:tcBorders>
-              <w:top w:val="single" w:color="CBD5E1" w:sz="1"/>
-              <w:left w:val="single" w:color="CBD5E1" w:sz="1"/>
-              <w:bottom w:val="single" w:color="CBD5E1" w:sz="1"/>
-              <w:right w:val="single" w:color="CBD5E1" w:sz="1"/>
-            </w:tcBorders>
-          </w:tcPr>
-          <w:p>
-            <w:pPr>
-              <w:spacing w:after="30" w:before="30"/>
-            </w:pPr>
-            <w:r>
-              <w:t xml:space="preserve"> </w:t>
-            </w:r>
-          </w:p>
-        </w:tc>
-        <w:tc>
-          <w:tcPr>
-            <w:tcW w:type="pct" w:w="500"/>
-            <w:tcBorders>
-              <w:top w:val="single" w:color="CBD5E1" w:sz="1"/>
-              <w:left w:val="single" w:color="CBD5E1" w:sz="1"/>
-              <w:bottom w:val="single" w:color="CBD5E1" w:sz="1"/>
-              <w:right w:val="single" w:color="CBD5E1" w:sz="1"/>
-            </w:tcBorders>
-          </w:tcPr>
-          <w:p>
-            <w:pPr>
-              <w:spacing w:after="30" w:before="30"/>
-            </w:pPr>
-            <w:r>
-              <w:t xml:space="preserve"> </w:t>
-            </w:r>
-          </w:p>
-        </w:tc>
-        <w:tc>
-          <w:tcPr>
-            <w:tcW w:type="pct" w:w="500"/>
+            <w:tcW w:type="dxa" w:w="1000"/>
+            <w:tcBorders>
+              <w:top w:val="single" w:color="CBD5E1" w:sz="1"/>
+              <w:left w:val="single" w:color="CBD5E1" w:sz="1"/>
+              <w:bottom w:val="single" w:color="CBD5E1" w:sz="1"/>
+              <w:right w:val="single" w:color="CBD5E1" w:sz="1"/>
+            </w:tcBorders>
+          </w:tcPr>
+          <w:p>
+            <w:pPr>
+              <w:spacing w:after="30" w:before="30"/>
+            </w:pPr>
+            <w:r>
+              <w:t xml:space="preserve"> </w:t>
+            </w:r>
+          </w:p>
+        </w:tc>
+        <w:tc>
+          <w:tcPr>
+            <w:tcW w:type="dxa" w:w="1000"/>
+            <w:tcBorders>
+              <w:top w:val="single" w:color="CBD5E1" w:sz="1"/>
+              <w:left w:val="single" w:color="CBD5E1" w:sz="1"/>
+              <w:bottom w:val="single" w:color="CBD5E1" w:sz="1"/>
+              <w:right w:val="single" w:color="CBD5E1" w:sz="1"/>
+            </w:tcBorders>
+          </w:tcPr>
+          <w:p>
+            <w:pPr>
+              <w:spacing w:after="30" w:before="30"/>
+            </w:pPr>
+            <w:r>
+              <w:t xml:space="preserve"> </w:t>
+            </w:r>
+          </w:p>
+        </w:tc>
+        <w:tc>
+          <w:tcPr>
+            <w:tcW w:type="dxa" w:w="1000"/>
+            <w:tcBorders>
+              <w:top w:val="single" w:color="CBD5E1" w:sz="1"/>
+              <w:left w:val="single" w:color="CBD5E1" w:sz="1"/>
+              <w:bottom w:val="single" w:color="CBD5E1" w:sz="1"/>
+              <w:right w:val="single" w:color="CBD5E1" w:sz="1"/>
+            </w:tcBorders>
+          </w:tcPr>
+          <w:p>
+            <w:pPr>
+              <w:spacing w:after="30" w:before="30"/>
+            </w:pPr>
+            <w:r>
+              <w:t xml:space="preserve"> </w:t>
+            </w:r>
+          </w:p>
+        </w:tc>
+        <w:tc>
+          <w:tcPr>
+            <w:tcW w:type="dxa" w:w="1000"/>
+            <w:tcBorders>
+              <w:top w:val="single" w:color="CBD5E1" w:sz="1"/>
+              <w:left w:val="single" w:color="CBD5E1" w:sz="1"/>
+              <w:bottom w:val="single" w:color="CBD5E1" w:sz="1"/>
+              <w:right w:val="single" w:color="CBD5E1" w:sz="1"/>
+            </w:tcBorders>
+          </w:tcPr>
+          <w:p>
+            <w:pPr>
+              <w:spacing w:after="30" w:before="30"/>
+            </w:pPr>
+            <w:r>
+              <w:t xml:space="preserve"> </w:t>
+            </w:r>
+          </w:p>
+        </w:tc>
+        <w:tc>
+          <w:tcPr>
+            <w:tcW w:type="dxa" w:w="1000"/>
+            <w:tcBorders>
+              <w:top w:val="single" w:color="CBD5E1" w:sz="1"/>
+              <w:left w:val="single" w:color="CBD5E1" w:sz="1"/>
+              <w:bottom w:val="single" w:color="CBD5E1" w:sz="1"/>
+              <w:right w:val="single" w:color="CBD5E1" w:sz="1"/>
+            </w:tcBorders>
+          </w:tcPr>
+          <w:p>
+            <w:pPr>
+              <w:spacing w:after="30" w:before="30"/>
+            </w:pPr>
+            <w:r>
+              <w:t xml:space="preserve"> </w:t>
+            </w:r>
+          </w:p>
+        </w:tc>
+        <w:tc>
+          <w:tcPr>
+            <w:tcW w:type="dxa" w:w="1000"/>
             <w:tcBorders>
               <w:top w:val="single" w:color="CBD5E1" w:sz="1"/>
               <w:left w:val="single" w:color="CBD5E1" w:sz="1"/>
@@ -9897,7 +10365,7 @@
       <w:tr>
         <w:tc>
           <w:tcPr>
-            <w:tcW w:type="pct" w:w="500"/>
+            <w:tcW w:type="dxa" w:w="1000"/>
             <w:tcBorders>
               <w:top w:val="single" w:color="CBD5E1" w:sz="1"/>
               <w:left w:val="single" w:color="CBD5E1" w:sz="1"/>
@@ -9923,7 +10391,7 @@
         </w:tc>
         <w:tc>
           <w:tcPr>
-            <w:tcW w:type="pct" w:w="500"/>
+            <w:tcW w:type="dxa" w:w="1000"/>
             <w:tcBorders>
               <w:top w:val="single" w:color="CBD5E1" w:sz="1"/>
               <w:left w:val="single" w:color="CBD5E1" w:sz="1"/>
@@ -9949,7 +10417,7 @@
         </w:tc>
         <w:tc>
           <w:tcPr>
-            <w:tcW w:type="pct" w:w="500"/>
+            <w:tcW w:type="dxa" w:w="1000"/>
             <w:tcBorders>
               <w:top w:val="single" w:color="CBD5E1" w:sz="1"/>
               <w:left w:val="single" w:color="CBD5E1" w:sz="1"/>
@@ -9974,7 +10442,7 @@
         </w:tc>
         <w:tc>
           <w:tcPr>
-            <w:tcW w:type="pct" w:w="500"/>
+            <w:tcW w:type="dxa" w:w="1000"/>
             <w:tcBorders>
               <w:top w:val="single" w:color="CBD5E1" w:sz="1"/>
               <w:left w:val="single" w:color="CBD5E1" w:sz="1"/>
@@ -9999,7 +10467,7 @@
         </w:tc>
         <w:tc>
           <w:tcPr>
-            <w:tcW w:type="pct" w:w="500"/>
+            <w:tcW w:type="dxa" w:w="1000"/>
             <w:tcBorders>
               <w:top w:val="single" w:color="CBD5E1" w:sz="1"/>
               <w:left w:val="single" w:color="CBD5E1" w:sz="1"/>
@@ -10024,7 +10492,7 @@
         </w:tc>
         <w:tc>
           <w:tcPr>
-            <w:tcW w:type="pct" w:w="500"/>
+            <w:tcW w:type="dxa" w:w="1000"/>
             <w:tcBorders>
               <w:top w:val="single" w:color="CBD5E1" w:sz="1"/>
               <w:left w:val="single" w:color="CBD5E1" w:sz="1"/>
@@ -10049,7 +10517,7 @@
         </w:tc>
         <w:tc>
           <w:tcPr>
-            <w:tcW w:type="pct" w:w="500"/>
+            <w:tcW w:type="dxa" w:w="1000"/>
             <w:tcBorders>
               <w:top w:val="single" w:color="CBD5E1" w:sz="1"/>
               <w:left w:val="single" w:color="CBD5E1" w:sz="1"/>
@@ -10074,7 +10542,7 @@
         </w:tc>
         <w:tc>
           <w:tcPr>
-            <w:tcW w:type="pct" w:w="500"/>
+            <w:tcW w:type="dxa" w:w="1000"/>
             <w:tcBorders>
               <w:top w:val="single" w:color="CBD5E1" w:sz="1"/>
               <w:left w:val="single" w:color="CBD5E1" w:sz="1"/>
@@ -10099,7 +10567,7 @@
         </w:tc>
         <w:tc>
           <w:tcPr>
-            <w:tcW w:type="pct" w:w="500"/>
+            <w:tcW w:type="dxa" w:w="1000"/>
             <w:tcBorders>
               <w:top w:val="single" w:color="CBD5E1" w:sz="1"/>
               <w:left w:val="single" w:color="CBD5E1" w:sz="1"/>
@@ -10124,7 +10592,7 @@
         </w:tc>
         <w:tc>
           <w:tcPr>
-            <w:tcW w:type="pct" w:w="500"/>
+            <w:tcW w:type="dxa" w:w="1000"/>
             <w:tcBorders>
               <w:top w:val="single" w:color="CBD5E1" w:sz="1"/>
               <w:left w:val="single" w:color="CBD5E1" w:sz="1"/>
@@ -10151,7 +10619,7 @@
       <w:tr>
         <w:tc>
           <w:tcPr>
-            <w:tcW w:type="pct" w:w="500"/>
+            <w:tcW w:type="dxa" w:w="1000"/>
             <w:tcBorders>
               <w:top w:val="single" w:color="CBD5E1" w:sz="1"/>
               <w:left w:val="single" w:color="CBD5E1" w:sz="1"/>
@@ -10177,7 +10645,7 @@
         </w:tc>
         <w:tc>
           <w:tcPr>
-            <w:tcW w:type="pct" w:w="500"/>
+            <w:tcW w:type="dxa" w:w="1000"/>
             <w:tcBorders>
               <w:top w:val="single" w:color="CBD5E1" w:sz="1"/>
               <w:left w:val="single" w:color="CBD5E1" w:sz="1"/>
@@ -10203,140 +10671,140 @@
         </w:tc>
         <w:tc>
           <w:tcPr>
-            <w:tcW w:type="pct" w:w="500"/>
-            <w:tcBorders>
-              <w:top w:val="single" w:color="CBD5E1" w:sz="1"/>
-              <w:left w:val="single" w:color="CBD5E1" w:sz="1"/>
-              <w:bottom w:val="single" w:color="CBD5E1" w:sz="1"/>
-              <w:right w:val="single" w:color="CBD5E1" w:sz="1"/>
-            </w:tcBorders>
-          </w:tcPr>
-          <w:p>
-            <w:pPr>
-              <w:spacing w:after="30" w:before="30"/>
-            </w:pPr>
-            <w:r>
-              <w:t xml:space="preserve"> </w:t>
-            </w:r>
-          </w:p>
-        </w:tc>
-        <w:tc>
-          <w:tcPr>
-            <w:tcW w:type="pct" w:w="500"/>
-            <w:tcBorders>
-              <w:top w:val="single" w:color="CBD5E1" w:sz="1"/>
-              <w:left w:val="single" w:color="CBD5E1" w:sz="1"/>
-              <w:bottom w:val="single" w:color="CBD5E1" w:sz="1"/>
-              <w:right w:val="single" w:color="CBD5E1" w:sz="1"/>
-            </w:tcBorders>
-          </w:tcPr>
-          <w:p>
-            <w:pPr>
-              <w:spacing w:after="30" w:before="30"/>
-            </w:pPr>
-            <w:r>
-              <w:t xml:space="preserve"> </w:t>
-            </w:r>
-          </w:p>
-        </w:tc>
-        <w:tc>
-          <w:tcPr>
-            <w:tcW w:type="pct" w:w="500"/>
-            <w:tcBorders>
-              <w:top w:val="single" w:color="CBD5E1" w:sz="1"/>
-              <w:left w:val="single" w:color="CBD5E1" w:sz="1"/>
-              <w:bottom w:val="single" w:color="CBD5E1" w:sz="1"/>
-              <w:right w:val="single" w:color="CBD5E1" w:sz="1"/>
-            </w:tcBorders>
-          </w:tcPr>
-          <w:p>
-            <w:pPr>
-              <w:spacing w:after="30" w:before="30"/>
-            </w:pPr>
-            <w:r>
-              <w:t xml:space="preserve"> </w:t>
-            </w:r>
-          </w:p>
-        </w:tc>
-        <w:tc>
-          <w:tcPr>
-            <w:tcW w:type="pct" w:w="500"/>
-            <w:tcBorders>
-              <w:top w:val="single" w:color="CBD5E1" w:sz="1"/>
-              <w:left w:val="single" w:color="CBD5E1" w:sz="1"/>
-              <w:bottom w:val="single" w:color="CBD5E1" w:sz="1"/>
-              <w:right w:val="single" w:color="CBD5E1" w:sz="1"/>
-            </w:tcBorders>
-          </w:tcPr>
-          <w:p>
-            <w:pPr>
-              <w:spacing w:after="30" w:before="30"/>
-            </w:pPr>
-            <w:r>
-              <w:t xml:space="preserve"> </w:t>
-            </w:r>
-          </w:p>
-        </w:tc>
-        <w:tc>
-          <w:tcPr>
-            <w:tcW w:type="pct" w:w="500"/>
-            <w:tcBorders>
-              <w:top w:val="single" w:color="CBD5E1" w:sz="1"/>
-              <w:left w:val="single" w:color="CBD5E1" w:sz="1"/>
-              <w:bottom w:val="single" w:color="CBD5E1" w:sz="1"/>
-              <w:right w:val="single" w:color="CBD5E1" w:sz="1"/>
-            </w:tcBorders>
-          </w:tcPr>
-          <w:p>
-            <w:pPr>
-              <w:spacing w:after="30" w:before="30"/>
-            </w:pPr>
-            <w:r>
-              <w:t xml:space="preserve"> </w:t>
-            </w:r>
-          </w:p>
-        </w:tc>
-        <w:tc>
-          <w:tcPr>
-            <w:tcW w:type="pct" w:w="500"/>
-            <w:tcBorders>
-              <w:top w:val="single" w:color="CBD5E1" w:sz="1"/>
-              <w:left w:val="single" w:color="CBD5E1" w:sz="1"/>
-              <w:bottom w:val="single" w:color="CBD5E1" w:sz="1"/>
-              <w:right w:val="single" w:color="CBD5E1" w:sz="1"/>
-            </w:tcBorders>
-          </w:tcPr>
-          <w:p>
-            <w:pPr>
-              <w:spacing w:after="30" w:before="30"/>
-            </w:pPr>
-            <w:r>
-              <w:t xml:space="preserve"> </w:t>
-            </w:r>
-          </w:p>
-        </w:tc>
-        <w:tc>
-          <w:tcPr>
-            <w:tcW w:type="pct" w:w="500"/>
-            <w:tcBorders>
-              <w:top w:val="single" w:color="CBD5E1" w:sz="1"/>
-              <w:left w:val="single" w:color="CBD5E1" w:sz="1"/>
-              <w:bottom w:val="single" w:color="CBD5E1" w:sz="1"/>
-              <w:right w:val="single" w:color="CBD5E1" w:sz="1"/>
-            </w:tcBorders>
-          </w:tcPr>
-          <w:p>
-            <w:pPr>
-              <w:spacing w:after="30" w:before="30"/>
-            </w:pPr>
-            <w:r>
-              <w:t xml:space="preserve"> </w:t>
-            </w:r>
-          </w:p>
-        </w:tc>
-        <w:tc>
-          <w:tcPr>
-            <w:tcW w:type="pct" w:w="500"/>
+            <w:tcW w:type="dxa" w:w="1000"/>
+            <w:tcBorders>
+              <w:top w:val="single" w:color="CBD5E1" w:sz="1"/>
+              <w:left w:val="single" w:color="CBD5E1" w:sz="1"/>
+              <w:bottom w:val="single" w:color="CBD5E1" w:sz="1"/>
+              <w:right w:val="single" w:color="CBD5E1" w:sz="1"/>
+            </w:tcBorders>
+          </w:tcPr>
+          <w:p>
+            <w:pPr>
+              <w:spacing w:after="30" w:before="30"/>
+            </w:pPr>
+            <w:r>
+              <w:t xml:space="preserve"> </w:t>
+            </w:r>
+          </w:p>
+        </w:tc>
+        <w:tc>
+          <w:tcPr>
+            <w:tcW w:type="dxa" w:w="1000"/>
+            <w:tcBorders>
+              <w:top w:val="single" w:color="CBD5E1" w:sz="1"/>
+              <w:left w:val="single" w:color="CBD5E1" w:sz="1"/>
+              <w:bottom w:val="single" w:color="CBD5E1" w:sz="1"/>
+              <w:right w:val="single" w:color="CBD5E1" w:sz="1"/>
+            </w:tcBorders>
+          </w:tcPr>
+          <w:p>
+            <w:pPr>
+              <w:spacing w:after="30" w:before="30"/>
+            </w:pPr>
+            <w:r>
+              <w:t xml:space="preserve"> </w:t>
+            </w:r>
+          </w:p>
+        </w:tc>
+        <w:tc>
+          <w:tcPr>
+            <w:tcW w:type="dxa" w:w="1000"/>
+            <w:tcBorders>
+              <w:top w:val="single" w:color="CBD5E1" w:sz="1"/>
+              <w:left w:val="single" w:color="CBD5E1" w:sz="1"/>
+              <w:bottom w:val="single" w:color="CBD5E1" w:sz="1"/>
+              <w:right w:val="single" w:color="CBD5E1" w:sz="1"/>
+            </w:tcBorders>
+          </w:tcPr>
+          <w:p>
+            <w:pPr>
+              <w:spacing w:after="30" w:before="30"/>
+            </w:pPr>
+            <w:r>
+              <w:t xml:space="preserve"> </w:t>
+            </w:r>
+          </w:p>
+        </w:tc>
+        <w:tc>
+          <w:tcPr>
+            <w:tcW w:type="dxa" w:w="1000"/>
+            <w:tcBorders>
+              <w:top w:val="single" w:color="CBD5E1" w:sz="1"/>
+              <w:left w:val="single" w:color="CBD5E1" w:sz="1"/>
+              <w:bottom w:val="single" w:color="CBD5E1" w:sz="1"/>
+              <w:right w:val="single" w:color="CBD5E1" w:sz="1"/>
+            </w:tcBorders>
+          </w:tcPr>
+          <w:p>
+            <w:pPr>
+              <w:spacing w:after="30" w:before="30"/>
+            </w:pPr>
+            <w:r>
+              <w:t xml:space="preserve"> </w:t>
+            </w:r>
+          </w:p>
+        </w:tc>
+        <w:tc>
+          <w:tcPr>
+            <w:tcW w:type="dxa" w:w="1000"/>
+            <w:tcBorders>
+              <w:top w:val="single" w:color="CBD5E1" w:sz="1"/>
+              <w:left w:val="single" w:color="CBD5E1" w:sz="1"/>
+              <w:bottom w:val="single" w:color="CBD5E1" w:sz="1"/>
+              <w:right w:val="single" w:color="CBD5E1" w:sz="1"/>
+            </w:tcBorders>
+          </w:tcPr>
+          <w:p>
+            <w:pPr>
+              <w:spacing w:after="30" w:before="30"/>
+            </w:pPr>
+            <w:r>
+              <w:t xml:space="preserve"> </w:t>
+            </w:r>
+          </w:p>
+        </w:tc>
+        <w:tc>
+          <w:tcPr>
+            <w:tcW w:type="dxa" w:w="1000"/>
+            <w:tcBorders>
+              <w:top w:val="single" w:color="CBD5E1" w:sz="1"/>
+              <w:left w:val="single" w:color="CBD5E1" w:sz="1"/>
+              <w:bottom w:val="single" w:color="CBD5E1" w:sz="1"/>
+              <w:right w:val="single" w:color="CBD5E1" w:sz="1"/>
+            </w:tcBorders>
+          </w:tcPr>
+          <w:p>
+            <w:pPr>
+              <w:spacing w:after="30" w:before="30"/>
+            </w:pPr>
+            <w:r>
+              <w:t xml:space="preserve"> </w:t>
+            </w:r>
+          </w:p>
+        </w:tc>
+        <w:tc>
+          <w:tcPr>
+            <w:tcW w:type="dxa" w:w="1000"/>
+            <w:tcBorders>
+              <w:top w:val="single" w:color="CBD5E1" w:sz="1"/>
+              <w:left w:val="single" w:color="CBD5E1" w:sz="1"/>
+              <w:bottom w:val="single" w:color="CBD5E1" w:sz="1"/>
+              <w:right w:val="single" w:color="CBD5E1" w:sz="1"/>
+            </w:tcBorders>
+          </w:tcPr>
+          <w:p>
+            <w:pPr>
+              <w:spacing w:after="30" w:before="30"/>
+            </w:pPr>
+            <w:r>
+              <w:t xml:space="preserve"> </w:t>
+            </w:r>
+          </w:p>
+        </w:tc>
+        <w:tc>
+          <w:tcPr>
+            <w:tcW w:type="dxa" w:w="1000"/>
             <w:tcBorders>
               <w:top w:val="single" w:color="CBD5E1" w:sz="1"/>
               <w:left w:val="single" w:color="CBD5E1" w:sz="1"/>
@@ -10371,7 +10839,7 @@
     </w:p>
     <w:tbl>
       <w:tblPr>
-        <w:tblW w:type="pct" w:w="5000"/>
+        <w:tblW w:type="dxa" w:w="10000"/>
         <w:tblBorders>
           <w:top w:val="single" w:color="auto" w:sz="4"/>
           <w:left w:val="single" w:color="auto" w:sz="4"/>
@@ -10382,21 +10850,13 @@
         </w:tblBorders>
       </w:tblPr>
       <w:tblGrid>
-        <w:gridCol w:w="1606"/>
-        <w:gridCol w:w="9100"/>
-        <w:gridCol w:w="1071"/>
-        <w:gridCol w:w="1071"/>
-        <w:gridCol w:w="1071"/>
-        <w:gridCol w:w="1071"/>
-        <w:gridCol w:w="1071"/>
-        <w:gridCol w:w="1071"/>
-        <w:gridCol w:w="1071"/>
-        <w:gridCol w:w="1071"/>
+        <w:gridCol w:w="1500"/>
+        <w:gridCol w:w="8500"/>
       </w:tblGrid>
       <w:tr>
         <w:tc>
           <w:tcPr>
-            <w:tcW w:type="pct" w:w="750"/>
+            <w:tcW w:type="dxa" w:w="1500"/>
             <w:tcBorders>
               <w:top w:val="single" w:color="CBD5E1" w:sz="1"/>
               <w:left w:val="single" w:color="CBD5E1" w:sz="1"/>
@@ -10425,7 +10885,7 @@
         </w:tc>
         <w:tc>
           <w:tcPr>
-            <w:tcW w:type="pct" w:w="4250"/>
+            <w:tcW w:type="dxa" w:w="8500"/>
             <w:tcBorders>
               <w:top w:val="single" w:color="CBD5E1" w:sz="1"/>
               <w:left w:val="single" w:color="CBD5E1" w:sz="1"/>
@@ -10543,10 +11003,40 @@
           </w:p>
         </w:tc>
       </w:tr>
+    </w:tbl>
+    <w:p>
+      <w:pPr>
+        <w:spacing w:after="15"/>
+      </w:pPr>
+    </w:p>
+    <w:tbl>
+      <w:tblPr>
+        <w:tblW w:type="dxa" w:w="10000"/>
+        <w:tblBorders>
+          <w:top w:val="single" w:color="auto" w:sz="4"/>
+          <w:left w:val="single" w:color="auto" w:sz="4"/>
+          <w:bottom w:val="single" w:color="auto" w:sz="4"/>
+          <w:right w:val="single" w:color="auto" w:sz="4"/>
+          <w:insideH w:val="single" w:color="auto" w:sz="4"/>
+          <w:insideV w:val="single" w:color="auto" w:sz="4"/>
+        </w:tblBorders>
+      </w:tblPr>
+      <w:tblGrid>
+        <w:gridCol w:w="1000"/>
+        <w:gridCol w:w="1000"/>
+        <w:gridCol w:w="1000"/>
+        <w:gridCol w:w="1000"/>
+        <w:gridCol w:w="1000"/>
+        <w:gridCol w:w="1000"/>
+        <w:gridCol w:w="1000"/>
+        <w:gridCol w:w="1000"/>
+        <w:gridCol w:w="1000"/>
+        <w:gridCol w:w="1000"/>
+      </w:tblGrid>
       <w:tr>
         <w:tc>
           <w:tcPr>
-            <w:tcW w:type="pct" w:w="500"/>
+            <w:tcW w:type="dxa" w:w="1000"/>
             <w:tcBorders>
               <w:top w:val="single" w:color="CBD5E1" w:sz="1"/>
               <w:left w:val="single" w:color="CBD5E1" w:sz="1"/>
@@ -10574,7 +11064,7 @@
         </w:tc>
         <w:tc>
           <w:tcPr>
-            <w:tcW w:type="pct" w:w="500"/>
+            <w:tcW w:type="dxa" w:w="1000"/>
             <w:tcBorders>
               <w:top w:val="single" w:color="CBD5E1" w:sz="1"/>
               <w:left w:val="single" w:color="CBD5E1" w:sz="1"/>
@@ -10602,7 +11092,7 @@
         </w:tc>
         <w:tc>
           <w:tcPr>
-            <w:tcW w:type="pct" w:w="500"/>
+            <w:tcW w:type="dxa" w:w="1000"/>
             <w:tcBorders>
               <w:top w:val="single" w:color="CBD5E1" w:sz="1"/>
               <w:left w:val="single" w:color="CBD5E1" w:sz="1"/>
@@ -10628,7 +11118,7 @@
         </w:tc>
         <w:tc>
           <w:tcPr>
-            <w:tcW w:type="pct" w:w="500"/>
+            <w:tcW w:type="dxa" w:w="1000"/>
             <w:tcBorders>
               <w:top w:val="single" w:color="CBD5E1" w:sz="1"/>
               <w:left w:val="single" w:color="CBD5E1" w:sz="1"/>
@@ -10654,7 +11144,7 @@
         </w:tc>
         <w:tc>
           <w:tcPr>
-            <w:tcW w:type="pct" w:w="500"/>
+            <w:tcW w:type="dxa" w:w="1000"/>
             <w:tcBorders>
               <w:top w:val="single" w:color="CBD5E1" w:sz="1"/>
               <w:left w:val="single" w:color="CBD5E1" w:sz="1"/>
@@ -10679,7 +11169,7 @@
         </w:tc>
         <w:tc>
           <w:tcPr>
-            <w:tcW w:type="pct" w:w="500"/>
+            <w:tcW w:type="dxa" w:w="1000"/>
             <w:tcBorders>
               <w:top w:val="single" w:color="CBD5E1" w:sz="1"/>
               <w:left w:val="single" w:color="CBD5E1" w:sz="1"/>
@@ -10704,7 +11194,7 @@
         </w:tc>
         <w:tc>
           <w:tcPr>
-            <w:tcW w:type="pct" w:w="500"/>
+            <w:tcW w:type="dxa" w:w="1000"/>
             <w:tcBorders>
               <w:top w:val="single" w:color="CBD5E1" w:sz="1"/>
               <w:left w:val="single" w:color="CBD5E1" w:sz="1"/>
@@ -10729,7 +11219,7 @@
         </w:tc>
         <w:tc>
           <w:tcPr>
-            <w:tcW w:type="pct" w:w="500"/>
+            <w:tcW w:type="dxa" w:w="1000"/>
             <w:tcBorders>
               <w:top w:val="single" w:color="CBD5E1" w:sz="1"/>
               <w:left w:val="single" w:color="CBD5E1" w:sz="1"/>
@@ -10754,7 +11244,7 @@
         </w:tc>
         <w:tc>
           <w:tcPr>
-            <w:tcW w:type="pct" w:w="500"/>
+            <w:tcW w:type="dxa" w:w="1000"/>
             <w:tcBorders>
               <w:top w:val="single" w:color="CBD5E1" w:sz="1"/>
               <w:left w:val="single" w:color="CBD5E1" w:sz="1"/>
@@ -10779,7 +11269,7 @@
         </w:tc>
         <w:tc>
           <w:tcPr>
-            <w:tcW w:type="pct" w:w="500"/>
+            <w:tcW w:type="dxa" w:w="1000"/>
             <w:tcBorders>
               <w:top w:val="single" w:color="CBD5E1" w:sz="1"/>
               <w:left w:val="single" w:color="CBD5E1" w:sz="1"/>
@@ -10806,7 +11296,7 @@
       <w:tr>
         <w:tc>
           <w:tcPr>
-            <w:tcW w:type="pct" w:w="500"/>
+            <w:tcW w:type="dxa" w:w="1000"/>
             <w:tcBorders>
               <w:top w:val="single" w:color="DC2626" w:sz="2"/>
               <w:left w:val="single" w:color="DC2626" w:sz="2"/>
@@ -10817,24 +11307,54 @@
           </w:tcPr>
           <w:p>
             <w:pPr>
-              <w:jc w:val="center"/>
-            </w:pPr>
-            <w:r>
-              <w:rPr>
-                <w:rFonts w:ascii="UD Digi Kyokasho NP-R" w:cs="UD Digi Kyokasho NP-R" w:eastAsia="UD Digi Kyokasho NP-R" w:hAnsi="UD Digi Kyokasho NP-R"/>
-                <w:b/>
-                <w:bCs/>
-                <w:color w:val="DC2626"/>
-                <w:sz w:val="26"/>
-                <w:szCs w:val="26"/>
-              </w:rPr>
-              <w:t xml:space="preserve">特</w:t>
-            </w:r>
-          </w:p>
-        </w:tc>
-        <w:tc>
-          <w:tcPr>
-            <w:tcW w:type="pct" w:w="500"/>
+              <w:spacing w:after="20" w:before="20"/>
+              <w:jc w:val="center"/>
+            </w:pPr>
+            <w:r>
+              <w:drawing>
+                <wp:inline distT="0" distB="0" distL="0" distR="0">
+                  <wp:extent cx="323850" cy="323850"/>
+                  <wp:effectExtent t="0" r="0" b="0" l="0"/>
+                  <wp:docPr id="113" name="" descr="" title=""/>
+                  <wp:cNvGraphicFramePr>
+                    <a:graphicFrameLocks xmlns:a="http://schemas.openxmlformats.org/drawingml/2006/main" noChangeAspect="1"/>
+                  </wp:cNvGraphicFramePr>
+                  <a:graphic xmlns:a="http://schemas.openxmlformats.org/drawingml/2006/main">
+                    <a:graphicData uri="http://schemas.openxmlformats.org/drawingml/2006/picture">
+                      <pic:pic xmlns:pic="http://schemas.openxmlformats.org/drawingml/2006/picture">
+                        <pic:nvPicPr>
+                          <pic:cNvPr id="0" name="" descr=""/>
+                          <pic:cNvPicPr>
+                            <a:picLocks noChangeAspect="1" noChangeArrowheads="1"/>
+                          </pic:cNvPicPr>
+                        </pic:nvPicPr>
+                        <pic:blipFill>
+                          <a:blip r:embed="rId16" cstate="none"/>
+                          <a:srcRect/>
+                          <a:stretch>
+                            <a:fillRect/>
+                          </a:stretch>
+                        </pic:blipFill>
+                        <pic:spPr bwMode="auto">
+                          <a:xfrm>
+                            <a:off x="0" y="0"/>
+                            <a:ext cx="323850" cy="323850"/>
+                          </a:xfrm>
+                          <a:prstGeom prst="rect">
+                            <a:avLst/>
+                          </a:prstGeom>
+                        </pic:spPr>
+                      </pic:pic>
+                    </a:graphicData>
+                  </a:graphic>
+                </wp:inline>
+              </w:drawing>
+            </w:r>
+          </w:p>
+        </w:tc>
+        <w:tc>
+          <w:tcPr>
+            <w:tcW w:type="dxa" w:w="1000"/>
             <w:tcBorders>
               <w:top w:val="single" w:color="2563EB" w:sz="2"/>
               <w:left w:val="single" w:color="2563EB" w:sz="2"/>
@@ -10863,7 +11383,7 @@
         </w:tc>
         <w:tc>
           <w:tcPr>
-            <w:tcW w:type="pct" w:w="500"/>
+            <w:tcW w:type="dxa" w:w="1000"/>
             <w:tcBorders>
               <w:top w:val="single" w:color="CBD5E1" w:sz="1"/>
               <w:left w:val="single" w:color="CBD5E1" w:sz="1"/>
@@ -10889,7 +11409,7 @@
         </w:tc>
         <w:tc>
           <w:tcPr>
-            <w:tcW w:type="pct" w:w="500"/>
+            <w:tcW w:type="dxa" w:w="1000"/>
             <w:tcBorders>
               <w:top w:val="single" w:color="CBD5E1" w:sz="1"/>
               <w:left w:val="single" w:color="CBD5E1" w:sz="1"/>
@@ -10915,102 +11435,102 @@
         </w:tc>
         <w:tc>
           <w:tcPr>
-            <w:tcW w:type="pct" w:w="500"/>
-            <w:tcBorders>
-              <w:top w:val="single" w:color="CBD5E1" w:sz="1"/>
-              <w:left w:val="single" w:color="CBD5E1" w:sz="1"/>
-              <w:bottom w:val="single" w:color="CBD5E1" w:sz="1"/>
-              <w:right w:val="single" w:color="CBD5E1" w:sz="1"/>
-            </w:tcBorders>
-          </w:tcPr>
-          <w:p>
-            <w:pPr>
-              <w:spacing w:after="30" w:before="30"/>
-            </w:pPr>
-            <w:r>
-              <w:t xml:space="preserve"> </w:t>
-            </w:r>
-          </w:p>
-        </w:tc>
-        <w:tc>
-          <w:tcPr>
-            <w:tcW w:type="pct" w:w="500"/>
-            <w:tcBorders>
-              <w:top w:val="single" w:color="CBD5E1" w:sz="1"/>
-              <w:left w:val="single" w:color="CBD5E1" w:sz="1"/>
-              <w:bottom w:val="single" w:color="CBD5E1" w:sz="1"/>
-              <w:right w:val="single" w:color="CBD5E1" w:sz="1"/>
-            </w:tcBorders>
-          </w:tcPr>
-          <w:p>
-            <w:pPr>
-              <w:spacing w:after="30" w:before="30"/>
-            </w:pPr>
-            <w:r>
-              <w:t xml:space="preserve"> </w:t>
-            </w:r>
-          </w:p>
-        </w:tc>
-        <w:tc>
-          <w:tcPr>
-            <w:tcW w:type="pct" w:w="500"/>
-            <w:tcBorders>
-              <w:top w:val="single" w:color="CBD5E1" w:sz="1"/>
-              <w:left w:val="single" w:color="CBD5E1" w:sz="1"/>
-              <w:bottom w:val="single" w:color="CBD5E1" w:sz="1"/>
-              <w:right w:val="single" w:color="CBD5E1" w:sz="1"/>
-            </w:tcBorders>
-          </w:tcPr>
-          <w:p>
-            <w:pPr>
-              <w:spacing w:after="30" w:before="30"/>
-            </w:pPr>
-            <w:r>
-              <w:t xml:space="preserve"> </w:t>
-            </w:r>
-          </w:p>
-        </w:tc>
-        <w:tc>
-          <w:tcPr>
-            <w:tcW w:type="pct" w:w="500"/>
-            <w:tcBorders>
-              <w:top w:val="single" w:color="CBD5E1" w:sz="1"/>
-              <w:left w:val="single" w:color="CBD5E1" w:sz="1"/>
-              <w:bottom w:val="single" w:color="CBD5E1" w:sz="1"/>
-              <w:right w:val="single" w:color="CBD5E1" w:sz="1"/>
-            </w:tcBorders>
-          </w:tcPr>
-          <w:p>
-            <w:pPr>
-              <w:spacing w:after="30" w:before="30"/>
-            </w:pPr>
-            <w:r>
-              <w:t xml:space="preserve"> </w:t>
-            </w:r>
-          </w:p>
-        </w:tc>
-        <w:tc>
-          <w:tcPr>
-            <w:tcW w:type="pct" w:w="500"/>
-            <w:tcBorders>
-              <w:top w:val="single" w:color="CBD5E1" w:sz="1"/>
-              <w:left w:val="single" w:color="CBD5E1" w:sz="1"/>
-              <w:bottom w:val="single" w:color="CBD5E1" w:sz="1"/>
-              <w:right w:val="single" w:color="CBD5E1" w:sz="1"/>
-            </w:tcBorders>
-          </w:tcPr>
-          <w:p>
-            <w:pPr>
-              <w:spacing w:after="30" w:before="30"/>
-            </w:pPr>
-            <w:r>
-              <w:t xml:space="preserve"> </w:t>
-            </w:r>
-          </w:p>
-        </w:tc>
-        <w:tc>
-          <w:tcPr>
-            <w:tcW w:type="pct" w:w="500"/>
+            <w:tcW w:type="dxa" w:w="1000"/>
+            <w:tcBorders>
+              <w:top w:val="single" w:color="CBD5E1" w:sz="1"/>
+              <w:left w:val="single" w:color="CBD5E1" w:sz="1"/>
+              <w:bottom w:val="single" w:color="CBD5E1" w:sz="1"/>
+              <w:right w:val="single" w:color="CBD5E1" w:sz="1"/>
+            </w:tcBorders>
+          </w:tcPr>
+          <w:p>
+            <w:pPr>
+              <w:spacing w:after="30" w:before="30"/>
+            </w:pPr>
+            <w:r>
+              <w:t xml:space="preserve"> </w:t>
+            </w:r>
+          </w:p>
+        </w:tc>
+        <w:tc>
+          <w:tcPr>
+            <w:tcW w:type="dxa" w:w="1000"/>
+            <w:tcBorders>
+              <w:top w:val="single" w:color="CBD5E1" w:sz="1"/>
+              <w:left w:val="single" w:color="CBD5E1" w:sz="1"/>
+              <w:bottom w:val="single" w:color="CBD5E1" w:sz="1"/>
+              <w:right w:val="single" w:color="CBD5E1" w:sz="1"/>
+            </w:tcBorders>
+          </w:tcPr>
+          <w:p>
+            <w:pPr>
+              <w:spacing w:after="30" w:before="30"/>
+            </w:pPr>
+            <w:r>
+              <w:t xml:space="preserve"> </w:t>
+            </w:r>
+          </w:p>
+        </w:tc>
+        <w:tc>
+          <w:tcPr>
+            <w:tcW w:type="dxa" w:w="1000"/>
+            <w:tcBorders>
+              <w:top w:val="single" w:color="CBD5E1" w:sz="1"/>
+              <w:left w:val="single" w:color="CBD5E1" w:sz="1"/>
+              <w:bottom w:val="single" w:color="CBD5E1" w:sz="1"/>
+              <w:right w:val="single" w:color="CBD5E1" w:sz="1"/>
+            </w:tcBorders>
+          </w:tcPr>
+          <w:p>
+            <w:pPr>
+              <w:spacing w:after="30" w:before="30"/>
+            </w:pPr>
+            <w:r>
+              <w:t xml:space="preserve"> </w:t>
+            </w:r>
+          </w:p>
+        </w:tc>
+        <w:tc>
+          <w:tcPr>
+            <w:tcW w:type="dxa" w:w="1000"/>
+            <w:tcBorders>
+              <w:top w:val="single" w:color="CBD5E1" w:sz="1"/>
+              <w:left w:val="single" w:color="CBD5E1" w:sz="1"/>
+              <w:bottom w:val="single" w:color="CBD5E1" w:sz="1"/>
+              <w:right w:val="single" w:color="CBD5E1" w:sz="1"/>
+            </w:tcBorders>
+          </w:tcPr>
+          <w:p>
+            <w:pPr>
+              <w:spacing w:after="30" w:before="30"/>
+            </w:pPr>
+            <w:r>
+              <w:t xml:space="preserve"> </w:t>
+            </w:r>
+          </w:p>
+        </w:tc>
+        <w:tc>
+          <w:tcPr>
+            <w:tcW w:type="dxa" w:w="1000"/>
+            <w:tcBorders>
+              <w:top w:val="single" w:color="CBD5E1" w:sz="1"/>
+              <w:left w:val="single" w:color="CBD5E1" w:sz="1"/>
+              <w:bottom w:val="single" w:color="CBD5E1" w:sz="1"/>
+              <w:right w:val="single" w:color="CBD5E1" w:sz="1"/>
+            </w:tcBorders>
+          </w:tcPr>
+          <w:p>
+            <w:pPr>
+              <w:spacing w:after="30" w:before="30"/>
+            </w:pPr>
+            <w:r>
+              <w:t xml:space="preserve"> </w:t>
+            </w:r>
+          </w:p>
+        </w:tc>
+        <w:tc>
+          <w:tcPr>
+            <w:tcW w:type="dxa" w:w="1000"/>
             <w:tcBorders>
               <w:top w:val="single" w:color="CBD5E1" w:sz="1"/>
               <w:left w:val="single" w:color="CBD5E1" w:sz="1"/>
@@ -11031,7 +11551,7 @@
       <w:tr>
         <w:tc>
           <w:tcPr>
-            <w:tcW w:type="pct" w:w="500"/>
+            <w:tcW w:type="dxa" w:w="1000"/>
             <w:tcBorders>
               <w:top w:val="single" w:color="CBD5E1" w:sz="1"/>
               <w:left w:val="single" w:color="CBD5E1" w:sz="1"/>
@@ -11057,7 +11577,7 @@
         </w:tc>
         <w:tc>
           <w:tcPr>
-            <w:tcW w:type="pct" w:w="500"/>
+            <w:tcW w:type="dxa" w:w="1000"/>
             <w:tcBorders>
               <w:top w:val="single" w:color="CBD5E1" w:sz="1"/>
               <w:left w:val="single" w:color="CBD5E1" w:sz="1"/>
@@ -11083,7 +11603,7 @@
         </w:tc>
         <w:tc>
           <w:tcPr>
-            <w:tcW w:type="pct" w:w="500"/>
+            <w:tcW w:type="dxa" w:w="1000"/>
             <w:tcBorders>
               <w:top w:val="single" w:color="CBD5E1" w:sz="1"/>
               <w:left w:val="single" w:color="CBD5E1" w:sz="1"/>
@@ -11108,7 +11628,7 @@
         </w:tc>
         <w:tc>
           <w:tcPr>
-            <w:tcW w:type="pct" w:w="500"/>
+            <w:tcW w:type="dxa" w:w="1000"/>
             <w:tcBorders>
               <w:top w:val="single" w:color="CBD5E1" w:sz="1"/>
               <w:left w:val="single" w:color="CBD5E1" w:sz="1"/>
@@ -11133,7 +11653,7 @@
         </w:tc>
         <w:tc>
           <w:tcPr>
-            <w:tcW w:type="pct" w:w="500"/>
+            <w:tcW w:type="dxa" w:w="1000"/>
             <w:tcBorders>
               <w:top w:val="single" w:color="CBD5E1" w:sz="1"/>
               <w:left w:val="single" w:color="CBD5E1" w:sz="1"/>
@@ -11158,7 +11678,7 @@
         </w:tc>
         <w:tc>
           <w:tcPr>
-            <w:tcW w:type="pct" w:w="500"/>
+            <w:tcW w:type="dxa" w:w="1000"/>
             <w:tcBorders>
               <w:top w:val="single" w:color="CBD5E1" w:sz="1"/>
               <w:left w:val="single" w:color="CBD5E1" w:sz="1"/>
@@ -11183,7 +11703,7 @@
         </w:tc>
         <w:tc>
           <w:tcPr>
-            <w:tcW w:type="pct" w:w="500"/>
+            <w:tcW w:type="dxa" w:w="1000"/>
             <w:tcBorders>
               <w:top w:val="single" w:color="CBD5E1" w:sz="1"/>
               <w:left w:val="single" w:color="CBD5E1" w:sz="1"/>
@@ -11208,7 +11728,7 @@
         </w:tc>
         <w:tc>
           <w:tcPr>
-            <w:tcW w:type="pct" w:w="500"/>
+            <w:tcW w:type="dxa" w:w="1000"/>
             <w:tcBorders>
               <w:top w:val="single" w:color="CBD5E1" w:sz="1"/>
               <w:left w:val="single" w:color="CBD5E1" w:sz="1"/>
@@ -11233,7 +11753,7 @@
         </w:tc>
         <w:tc>
           <w:tcPr>
-            <w:tcW w:type="pct" w:w="500"/>
+            <w:tcW w:type="dxa" w:w="1000"/>
             <w:tcBorders>
               <w:top w:val="single" w:color="CBD5E1" w:sz="1"/>
               <w:left w:val="single" w:color="CBD5E1" w:sz="1"/>
@@ -11258,7 +11778,7 @@
         </w:tc>
         <w:tc>
           <w:tcPr>
-            <w:tcW w:type="pct" w:w="500"/>
+            <w:tcW w:type="dxa" w:w="1000"/>
             <w:tcBorders>
               <w:top w:val="single" w:color="CBD5E1" w:sz="1"/>
               <w:left w:val="single" w:color="CBD5E1" w:sz="1"/>
@@ -11285,7 +11805,7 @@
       <w:tr>
         <w:tc>
           <w:tcPr>
-            <w:tcW w:type="pct" w:w="500"/>
+            <w:tcW w:type="dxa" w:w="1000"/>
             <w:tcBorders>
               <w:top w:val="single" w:color="CBD5E1" w:sz="1"/>
               <w:left w:val="single" w:color="CBD5E1" w:sz="1"/>
@@ -11311,7 +11831,7 @@
         </w:tc>
         <w:tc>
           <w:tcPr>
-            <w:tcW w:type="pct" w:w="500"/>
+            <w:tcW w:type="dxa" w:w="1000"/>
             <w:tcBorders>
               <w:top w:val="single" w:color="CBD5E1" w:sz="1"/>
               <w:left w:val="single" w:color="CBD5E1" w:sz="1"/>
@@ -11337,140 +11857,140 @@
         </w:tc>
         <w:tc>
           <w:tcPr>
-            <w:tcW w:type="pct" w:w="500"/>
-            <w:tcBorders>
-              <w:top w:val="single" w:color="CBD5E1" w:sz="1"/>
-              <w:left w:val="single" w:color="CBD5E1" w:sz="1"/>
-              <w:bottom w:val="single" w:color="CBD5E1" w:sz="1"/>
-              <w:right w:val="single" w:color="CBD5E1" w:sz="1"/>
-            </w:tcBorders>
-          </w:tcPr>
-          <w:p>
-            <w:pPr>
-              <w:spacing w:after="30" w:before="30"/>
-            </w:pPr>
-            <w:r>
-              <w:t xml:space="preserve"> </w:t>
-            </w:r>
-          </w:p>
-        </w:tc>
-        <w:tc>
-          <w:tcPr>
-            <w:tcW w:type="pct" w:w="500"/>
-            <w:tcBorders>
-              <w:top w:val="single" w:color="CBD5E1" w:sz="1"/>
-              <w:left w:val="single" w:color="CBD5E1" w:sz="1"/>
-              <w:bottom w:val="single" w:color="CBD5E1" w:sz="1"/>
-              <w:right w:val="single" w:color="CBD5E1" w:sz="1"/>
-            </w:tcBorders>
-          </w:tcPr>
-          <w:p>
-            <w:pPr>
-              <w:spacing w:after="30" w:before="30"/>
-            </w:pPr>
-            <w:r>
-              <w:t xml:space="preserve"> </w:t>
-            </w:r>
-          </w:p>
-        </w:tc>
-        <w:tc>
-          <w:tcPr>
-            <w:tcW w:type="pct" w:w="500"/>
-            <w:tcBorders>
-              <w:top w:val="single" w:color="CBD5E1" w:sz="1"/>
-              <w:left w:val="single" w:color="CBD5E1" w:sz="1"/>
-              <w:bottom w:val="single" w:color="CBD5E1" w:sz="1"/>
-              <w:right w:val="single" w:color="CBD5E1" w:sz="1"/>
-            </w:tcBorders>
-          </w:tcPr>
-          <w:p>
-            <w:pPr>
-              <w:spacing w:after="30" w:before="30"/>
-            </w:pPr>
-            <w:r>
-              <w:t xml:space="preserve"> </w:t>
-            </w:r>
-          </w:p>
-        </w:tc>
-        <w:tc>
-          <w:tcPr>
-            <w:tcW w:type="pct" w:w="500"/>
-            <w:tcBorders>
-              <w:top w:val="single" w:color="CBD5E1" w:sz="1"/>
-              <w:left w:val="single" w:color="CBD5E1" w:sz="1"/>
-              <w:bottom w:val="single" w:color="CBD5E1" w:sz="1"/>
-              <w:right w:val="single" w:color="CBD5E1" w:sz="1"/>
-            </w:tcBorders>
-          </w:tcPr>
-          <w:p>
-            <w:pPr>
-              <w:spacing w:after="30" w:before="30"/>
-            </w:pPr>
-            <w:r>
-              <w:t xml:space="preserve"> </w:t>
-            </w:r>
-          </w:p>
-        </w:tc>
-        <w:tc>
-          <w:tcPr>
-            <w:tcW w:type="pct" w:w="500"/>
-            <w:tcBorders>
-              <w:top w:val="single" w:color="CBD5E1" w:sz="1"/>
-              <w:left w:val="single" w:color="CBD5E1" w:sz="1"/>
-              <w:bottom w:val="single" w:color="CBD5E1" w:sz="1"/>
-              <w:right w:val="single" w:color="CBD5E1" w:sz="1"/>
-            </w:tcBorders>
-          </w:tcPr>
-          <w:p>
-            <w:pPr>
-              <w:spacing w:after="30" w:before="30"/>
-            </w:pPr>
-            <w:r>
-              <w:t xml:space="preserve"> </w:t>
-            </w:r>
-          </w:p>
-        </w:tc>
-        <w:tc>
-          <w:tcPr>
-            <w:tcW w:type="pct" w:w="500"/>
-            <w:tcBorders>
-              <w:top w:val="single" w:color="CBD5E1" w:sz="1"/>
-              <w:left w:val="single" w:color="CBD5E1" w:sz="1"/>
-              <w:bottom w:val="single" w:color="CBD5E1" w:sz="1"/>
-              <w:right w:val="single" w:color="CBD5E1" w:sz="1"/>
-            </w:tcBorders>
-          </w:tcPr>
-          <w:p>
-            <w:pPr>
-              <w:spacing w:after="30" w:before="30"/>
-            </w:pPr>
-            <w:r>
-              <w:t xml:space="preserve"> </w:t>
-            </w:r>
-          </w:p>
-        </w:tc>
-        <w:tc>
-          <w:tcPr>
-            <w:tcW w:type="pct" w:w="500"/>
-            <w:tcBorders>
-              <w:top w:val="single" w:color="CBD5E1" w:sz="1"/>
-              <w:left w:val="single" w:color="CBD5E1" w:sz="1"/>
-              <w:bottom w:val="single" w:color="CBD5E1" w:sz="1"/>
-              <w:right w:val="single" w:color="CBD5E1" w:sz="1"/>
-            </w:tcBorders>
-          </w:tcPr>
-          <w:p>
-            <w:pPr>
-              <w:spacing w:after="30" w:before="30"/>
-            </w:pPr>
-            <w:r>
-              <w:t xml:space="preserve"> </w:t>
-            </w:r>
-          </w:p>
-        </w:tc>
-        <w:tc>
-          <w:tcPr>
-            <w:tcW w:type="pct" w:w="500"/>
+            <w:tcW w:type="dxa" w:w="1000"/>
+            <w:tcBorders>
+              <w:top w:val="single" w:color="CBD5E1" w:sz="1"/>
+              <w:left w:val="single" w:color="CBD5E1" w:sz="1"/>
+              <w:bottom w:val="single" w:color="CBD5E1" w:sz="1"/>
+              <w:right w:val="single" w:color="CBD5E1" w:sz="1"/>
+            </w:tcBorders>
+          </w:tcPr>
+          <w:p>
+            <w:pPr>
+              <w:spacing w:after="30" w:before="30"/>
+            </w:pPr>
+            <w:r>
+              <w:t xml:space="preserve"> </w:t>
+            </w:r>
+          </w:p>
+        </w:tc>
+        <w:tc>
+          <w:tcPr>
+            <w:tcW w:type="dxa" w:w="1000"/>
+            <w:tcBorders>
+              <w:top w:val="single" w:color="CBD5E1" w:sz="1"/>
+              <w:left w:val="single" w:color="CBD5E1" w:sz="1"/>
+              <w:bottom w:val="single" w:color="CBD5E1" w:sz="1"/>
+              <w:right w:val="single" w:color="CBD5E1" w:sz="1"/>
+            </w:tcBorders>
+          </w:tcPr>
+          <w:p>
+            <w:pPr>
+              <w:spacing w:after="30" w:before="30"/>
+            </w:pPr>
+            <w:r>
+              <w:t xml:space="preserve"> </w:t>
+            </w:r>
+          </w:p>
+        </w:tc>
+        <w:tc>
+          <w:tcPr>
+            <w:tcW w:type="dxa" w:w="1000"/>
+            <w:tcBorders>
+              <w:top w:val="single" w:color="CBD5E1" w:sz="1"/>
+              <w:left w:val="single" w:color="CBD5E1" w:sz="1"/>
+              <w:bottom w:val="single" w:color="CBD5E1" w:sz="1"/>
+              <w:right w:val="single" w:color="CBD5E1" w:sz="1"/>
+            </w:tcBorders>
+          </w:tcPr>
+          <w:p>
+            <w:pPr>
+              <w:spacing w:after="30" w:before="30"/>
+            </w:pPr>
+            <w:r>
+              <w:t xml:space="preserve"> </w:t>
+            </w:r>
+          </w:p>
+        </w:tc>
+        <w:tc>
+          <w:tcPr>
+            <w:tcW w:type="dxa" w:w="1000"/>
+            <w:tcBorders>
+              <w:top w:val="single" w:color="CBD5E1" w:sz="1"/>
+              <w:left w:val="single" w:color="CBD5E1" w:sz="1"/>
+              <w:bottom w:val="single" w:color="CBD5E1" w:sz="1"/>
+              <w:right w:val="single" w:color="CBD5E1" w:sz="1"/>
+            </w:tcBorders>
+          </w:tcPr>
+          <w:p>
+            <w:pPr>
+              <w:spacing w:after="30" w:before="30"/>
+            </w:pPr>
+            <w:r>
+              <w:t xml:space="preserve"> </w:t>
+            </w:r>
+          </w:p>
+        </w:tc>
+        <w:tc>
+          <w:tcPr>
+            <w:tcW w:type="dxa" w:w="1000"/>
+            <w:tcBorders>
+              <w:top w:val="single" w:color="CBD5E1" w:sz="1"/>
+              <w:left w:val="single" w:color="CBD5E1" w:sz="1"/>
+              <w:bottom w:val="single" w:color="CBD5E1" w:sz="1"/>
+              <w:right w:val="single" w:color="CBD5E1" w:sz="1"/>
+            </w:tcBorders>
+          </w:tcPr>
+          <w:p>
+            <w:pPr>
+              <w:spacing w:after="30" w:before="30"/>
+            </w:pPr>
+            <w:r>
+              <w:t xml:space="preserve"> </w:t>
+            </w:r>
+          </w:p>
+        </w:tc>
+        <w:tc>
+          <w:tcPr>
+            <w:tcW w:type="dxa" w:w="1000"/>
+            <w:tcBorders>
+              <w:top w:val="single" w:color="CBD5E1" w:sz="1"/>
+              <w:left w:val="single" w:color="CBD5E1" w:sz="1"/>
+              <w:bottom w:val="single" w:color="CBD5E1" w:sz="1"/>
+              <w:right w:val="single" w:color="CBD5E1" w:sz="1"/>
+            </w:tcBorders>
+          </w:tcPr>
+          <w:p>
+            <w:pPr>
+              <w:spacing w:after="30" w:before="30"/>
+            </w:pPr>
+            <w:r>
+              <w:t xml:space="preserve"> </w:t>
+            </w:r>
+          </w:p>
+        </w:tc>
+        <w:tc>
+          <w:tcPr>
+            <w:tcW w:type="dxa" w:w="1000"/>
+            <w:tcBorders>
+              <w:top w:val="single" w:color="CBD5E1" w:sz="1"/>
+              <w:left w:val="single" w:color="CBD5E1" w:sz="1"/>
+              <w:bottom w:val="single" w:color="CBD5E1" w:sz="1"/>
+              <w:right w:val="single" w:color="CBD5E1" w:sz="1"/>
+            </w:tcBorders>
+          </w:tcPr>
+          <w:p>
+            <w:pPr>
+              <w:spacing w:after="30" w:before="30"/>
+            </w:pPr>
+            <w:r>
+              <w:t xml:space="preserve"> </w:t>
+            </w:r>
+          </w:p>
+        </w:tc>
+        <w:tc>
+          <w:tcPr>
+            <w:tcW w:type="dxa" w:w="1000"/>
             <w:tcBorders>
               <w:top w:val="single" w:color="CBD5E1" w:sz="1"/>
               <w:left w:val="single" w:color="CBD5E1" w:sz="1"/>
@@ -11505,7 +12025,7 @@
     </w:p>
     <w:tbl>
       <w:tblPr>
-        <w:tblW w:type="pct" w:w="5000"/>
+        <w:tblW w:type="dxa" w:w="10000"/>
         <w:tblBorders>
           <w:top w:val="single" w:color="auto" w:sz="4"/>
           <w:left w:val="single" w:color="auto" w:sz="4"/>
@@ -11516,21 +12036,13 @@
         </w:tblBorders>
       </w:tblPr>
       <w:tblGrid>
-        <w:gridCol w:w="1606"/>
-        <w:gridCol w:w="9100"/>
-        <w:gridCol w:w="1071"/>
-        <w:gridCol w:w="1071"/>
-        <w:gridCol w:w="1071"/>
-        <w:gridCol w:w="1071"/>
-        <w:gridCol w:w="1071"/>
-        <w:gridCol w:w="1071"/>
-        <w:gridCol w:w="1071"/>
-        <w:gridCol w:w="1071"/>
+        <w:gridCol w:w="1500"/>
+        <w:gridCol w:w="8500"/>
       </w:tblGrid>
       <w:tr>
         <w:tc>
           <w:tcPr>
-            <w:tcW w:type="pct" w:w="750"/>
+            <w:tcW w:type="dxa" w:w="1500"/>
             <w:tcBorders>
               <w:top w:val="single" w:color="CBD5E1" w:sz="1"/>
               <w:left w:val="single" w:color="CBD5E1" w:sz="1"/>
@@ -11559,7 +12071,7 @@
         </w:tc>
         <w:tc>
           <w:tcPr>
-            <w:tcW w:type="pct" w:w="4250"/>
+            <w:tcW w:type="dxa" w:w="8500"/>
             <w:tcBorders>
               <w:top w:val="single" w:color="CBD5E1" w:sz="1"/>
               <w:left w:val="single" w:color="CBD5E1" w:sz="1"/>
@@ -11677,10 +12189,40 @@
           </w:p>
         </w:tc>
       </w:tr>
+    </w:tbl>
+    <w:p>
+      <w:pPr>
+        <w:spacing w:after="15"/>
+      </w:pPr>
+    </w:p>
+    <w:tbl>
+      <w:tblPr>
+        <w:tblW w:type="dxa" w:w="10000"/>
+        <w:tblBorders>
+          <w:top w:val="single" w:color="auto" w:sz="4"/>
+          <w:left w:val="single" w:color="auto" w:sz="4"/>
+          <w:bottom w:val="single" w:color="auto" w:sz="4"/>
+          <w:right w:val="single" w:color="auto" w:sz="4"/>
+          <w:insideH w:val="single" w:color="auto" w:sz="4"/>
+          <w:insideV w:val="single" w:color="auto" w:sz="4"/>
+        </w:tblBorders>
+      </w:tblPr>
+      <w:tblGrid>
+        <w:gridCol w:w="1000"/>
+        <w:gridCol w:w="1000"/>
+        <w:gridCol w:w="1000"/>
+        <w:gridCol w:w="1000"/>
+        <w:gridCol w:w="1000"/>
+        <w:gridCol w:w="1000"/>
+        <w:gridCol w:w="1000"/>
+        <w:gridCol w:w="1000"/>
+        <w:gridCol w:w="1000"/>
+        <w:gridCol w:w="1000"/>
+      </w:tblGrid>
       <w:tr>
         <w:tc>
           <w:tcPr>
-            <w:tcW w:type="pct" w:w="500"/>
+            <w:tcW w:type="dxa" w:w="1000"/>
             <w:tcBorders>
               <w:top w:val="single" w:color="CBD5E1" w:sz="1"/>
               <w:left w:val="single" w:color="CBD5E1" w:sz="1"/>
@@ -11708,7 +12250,7 @@
         </w:tc>
         <w:tc>
           <w:tcPr>
-            <w:tcW w:type="pct" w:w="500"/>
+            <w:tcW w:type="dxa" w:w="1000"/>
             <w:tcBorders>
               <w:top w:val="single" w:color="CBD5E1" w:sz="1"/>
               <w:left w:val="single" w:color="CBD5E1" w:sz="1"/>
@@ -11736,7 +12278,7 @@
         </w:tc>
         <w:tc>
           <w:tcPr>
-            <w:tcW w:type="pct" w:w="500"/>
+            <w:tcW w:type="dxa" w:w="1000"/>
             <w:tcBorders>
               <w:top w:val="single" w:color="CBD5E1" w:sz="1"/>
               <w:left w:val="single" w:color="CBD5E1" w:sz="1"/>
@@ -11762,7 +12304,7 @@
         </w:tc>
         <w:tc>
           <w:tcPr>
-            <w:tcW w:type="pct" w:w="500"/>
+            <w:tcW w:type="dxa" w:w="1000"/>
             <w:tcBorders>
               <w:top w:val="single" w:color="CBD5E1" w:sz="1"/>
               <w:left w:val="single" w:color="CBD5E1" w:sz="1"/>
@@ -11788,7 +12330,7 @@
         </w:tc>
         <w:tc>
           <w:tcPr>
-            <w:tcW w:type="pct" w:w="500"/>
+            <w:tcW w:type="dxa" w:w="1000"/>
             <w:tcBorders>
               <w:top w:val="single" w:color="CBD5E1" w:sz="1"/>
               <w:left w:val="single" w:color="CBD5E1" w:sz="1"/>
@@ -11813,7 +12355,7 @@
         </w:tc>
         <w:tc>
           <w:tcPr>
-            <w:tcW w:type="pct" w:w="500"/>
+            <w:tcW w:type="dxa" w:w="1000"/>
             <w:tcBorders>
               <w:top w:val="single" w:color="CBD5E1" w:sz="1"/>
               <w:left w:val="single" w:color="CBD5E1" w:sz="1"/>
@@ -11838,7 +12380,7 @@
         </w:tc>
         <w:tc>
           <w:tcPr>
-            <w:tcW w:type="pct" w:w="500"/>
+            <w:tcW w:type="dxa" w:w="1000"/>
             <w:tcBorders>
               <w:top w:val="single" w:color="CBD5E1" w:sz="1"/>
               <w:left w:val="single" w:color="CBD5E1" w:sz="1"/>
@@ -11863,7 +12405,7 @@
         </w:tc>
         <w:tc>
           <w:tcPr>
-            <w:tcW w:type="pct" w:w="500"/>
+            <w:tcW w:type="dxa" w:w="1000"/>
             <w:tcBorders>
               <w:top w:val="single" w:color="CBD5E1" w:sz="1"/>
               <w:left w:val="single" w:color="CBD5E1" w:sz="1"/>
@@ -11888,7 +12430,7 @@
         </w:tc>
         <w:tc>
           <w:tcPr>
-            <w:tcW w:type="pct" w:w="500"/>
+            <w:tcW w:type="dxa" w:w="1000"/>
             <w:tcBorders>
               <w:top w:val="single" w:color="CBD5E1" w:sz="1"/>
               <w:left w:val="single" w:color="CBD5E1" w:sz="1"/>
@@ -11913,7 +12455,7 @@
         </w:tc>
         <w:tc>
           <w:tcPr>
-            <w:tcW w:type="pct" w:w="500"/>
+            <w:tcW w:type="dxa" w:w="1000"/>
             <w:tcBorders>
               <w:top w:val="single" w:color="CBD5E1" w:sz="1"/>
               <w:left w:val="single" w:color="CBD5E1" w:sz="1"/>
@@ -11940,7 +12482,7 @@
       <w:tr>
         <w:tc>
           <w:tcPr>
-            <w:tcW w:type="pct" w:w="500"/>
+            <w:tcW w:type="dxa" w:w="1000"/>
             <w:tcBorders>
               <w:top w:val="single" w:color="DC2626" w:sz="2"/>
               <w:left w:val="single" w:color="DC2626" w:sz="2"/>
@@ -11951,24 +12493,54 @@
           </w:tcPr>
           <w:p>
             <w:pPr>
-              <w:jc w:val="center"/>
-            </w:pPr>
-            <w:r>
-              <w:rPr>
-                <w:rFonts w:ascii="UD Digi Kyokasho NP-R" w:cs="UD Digi Kyokasho NP-R" w:eastAsia="UD Digi Kyokasho NP-R" w:hAnsi="UD Digi Kyokasho NP-R"/>
-                <w:b/>
-                <w:bCs/>
-                <w:color w:val="DC2626"/>
-                <w:sz w:val="26"/>
-                <w:szCs w:val="26"/>
-              </w:rPr>
-              <w:t xml:space="preserve">別</w:t>
-            </w:r>
-          </w:p>
-        </w:tc>
-        <w:tc>
-          <w:tcPr>
-            <w:tcW w:type="pct" w:w="500"/>
+              <w:spacing w:after="20" w:before="20"/>
+              <w:jc w:val="center"/>
+            </w:pPr>
+            <w:r>
+              <w:drawing>
+                <wp:inline distT="0" distB="0" distL="0" distR="0">
+                  <wp:extent cx="323850" cy="323850"/>
+                  <wp:effectExtent t="0" r="0" b="0" l="0"/>
+                  <wp:docPr id="114" name="" descr="" title=""/>
+                  <wp:cNvGraphicFramePr>
+                    <a:graphicFrameLocks xmlns:a="http://schemas.openxmlformats.org/drawingml/2006/main" noChangeAspect="1"/>
+                  </wp:cNvGraphicFramePr>
+                  <a:graphic xmlns:a="http://schemas.openxmlformats.org/drawingml/2006/main">
+                    <a:graphicData uri="http://schemas.openxmlformats.org/drawingml/2006/picture">
+                      <pic:pic xmlns:pic="http://schemas.openxmlformats.org/drawingml/2006/picture">
+                        <pic:nvPicPr>
+                          <pic:cNvPr id="0" name="" descr=""/>
+                          <pic:cNvPicPr>
+                            <a:picLocks noChangeAspect="1" noChangeArrowheads="1"/>
+                          </pic:cNvPicPr>
+                        </pic:nvPicPr>
+                        <pic:blipFill>
+                          <a:blip r:embed="rId17" cstate="none"/>
+                          <a:srcRect/>
+                          <a:stretch>
+                            <a:fillRect/>
+                          </a:stretch>
+                        </pic:blipFill>
+                        <pic:spPr bwMode="auto">
+                          <a:xfrm>
+                            <a:off x="0" y="0"/>
+                            <a:ext cx="323850" cy="323850"/>
+                          </a:xfrm>
+                          <a:prstGeom prst="rect">
+                            <a:avLst/>
+                          </a:prstGeom>
+                        </pic:spPr>
+                      </pic:pic>
+                    </a:graphicData>
+                  </a:graphic>
+                </wp:inline>
+              </w:drawing>
+            </w:r>
+          </w:p>
+        </w:tc>
+        <w:tc>
+          <w:tcPr>
+            <w:tcW w:type="dxa" w:w="1000"/>
             <w:tcBorders>
               <w:top w:val="single" w:color="2563EB" w:sz="2"/>
               <w:left w:val="single" w:color="2563EB" w:sz="2"/>
@@ -11997,7 +12569,7 @@
         </w:tc>
         <w:tc>
           <w:tcPr>
-            <w:tcW w:type="pct" w:w="500"/>
+            <w:tcW w:type="dxa" w:w="1000"/>
             <w:tcBorders>
               <w:top w:val="single" w:color="CBD5E1" w:sz="1"/>
               <w:left w:val="single" w:color="CBD5E1" w:sz="1"/>
@@ -12023,7 +12595,7 @@
         </w:tc>
         <w:tc>
           <w:tcPr>
-            <w:tcW w:type="pct" w:w="500"/>
+            <w:tcW w:type="dxa" w:w="1000"/>
             <w:tcBorders>
               <w:top w:val="single" w:color="CBD5E1" w:sz="1"/>
               <w:left w:val="single" w:color="CBD5E1" w:sz="1"/>
@@ -12049,102 +12621,102 @@
         </w:tc>
         <w:tc>
           <w:tcPr>
-            <w:tcW w:type="pct" w:w="500"/>
-            <w:tcBorders>
-              <w:top w:val="single" w:color="CBD5E1" w:sz="1"/>
-              <w:left w:val="single" w:color="CBD5E1" w:sz="1"/>
-              <w:bottom w:val="single" w:color="CBD5E1" w:sz="1"/>
-              <w:right w:val="single" w:color="CBD5E1" w:sz="1"/>
-            </w:tcBorders>
-          </w:tcPr>
-          <w:p>
-            <w:pPr>
-              <w:spacing w:after="30" w:before="30"/>
-            </w:pPr>
-            <w:r>
-              <w:t xml:space="preserve"> </w:t>
-            </w:r>
-          </w:p>
-        </w:tc>
-        <w:tc>
-          <w:tcPr>
-            <w:tcW w:type="pct" w:w="500"/>
-            <w:tcBorders>
-              <w:top w:val="single" w:color="CBD5E1" w:sz="1"/>
-              <w:left w:val="single" w:color="CBD5E1" w:sz="1"/>
-              <w:bottom w:val="single" w:color="CBD5E1" w:sz="1"/>
-              <w:right w:val="single" w:color="CBD5E1" w:sz="1"/>
-            </w:tcBorders>
-          </w:tcPr>
-          <w:p>
-            <w:pPr>
-              <w:spacing w:after="30" w:before="30"/>
-            </w:pPr>
-            <w:r>
-              <w:t xml:space="preserve"> </w:t>
-            </w:r>
-          </w:p>
-        </w:tc>
-        <w:tc>
-          <w:tcPr>
-            <w:tcW w:type="pct" w:w="500"/>
-            <w:tcBorders>
-              <w:top w:val="single" w:color="CBD5E1" w:sz="1"/>
-              <w:left w:val="single" w:color="CBD5E1" w:sz="1"/>
-              <w:bottom w:val="single" w:color="CBD5E1" w:sz="1"/>
-              <w:right w:val="single" w:color="CBD5E1" w:sz="1"/>
-            </w:tcBorders>
-          </w:tcPr>
-          <w:p>
-            <w:pPr>
-              <w:spacing w:after="30" w:before="30"/>
-            </w:pPr>
-            <w:r>
-              <w:t xml:space="preserve"> </w:t>
-            </w:r>
-          </w:p>
-        </w:tc>
-        <w:tc>
-          <w:tcPr>
-            <w:tcW w:type="pct" w:w="500"/>
-            <w:tcBorders>
-              <w:top w:val="single" w:color="CBD5E1" w:sz="1"/>
-              <w:left w:val="single" w:color="CBD5E1" w:sz="1"/>
-              <w:bottom w:val="single" w:color="CBD5E1" w:sz="1"/>
-              <w:right w:val="single" w:color="CBD5E1" w:sz="1"/>
-            </w:tcBorders>
-          </w:tcPr>
-          <w:p>
-            <w:pPr>
-              <w:spacing w:after="30" w:before="30"/>
-            </w:pPr>
-            <w:r>
-              <w:t xml:space="preserve"> </w:t>
-            </w:r>
-          </w:p>
-        </w:tc>
-        <w:tc>
-          <w:tcPr>
-            <w:tcW w:type="pct" w:w="500"/>
-            <w:tcBorders>
-              <w:top w:val="single" w:color="CBD5E1" w:sz="1"/>
-              <w:left w:val="single" w:color="CBD5E1" w:sz="1"/>
-              <w:bottom w:val="single" w:color="CBD5E1" w:sz="1"/>
-              <w:right w:val="single" w:color="CBD5E1" w:sz="1"/>
-            </w:tcBorders>
-          </w:tcPr>
-          <w:p>
-            <w:pPr>
-              <w:spacing w:after="30" w:before="30"/>
-            </w:pPr>
-            <w:r>
-              <w:t xml:space="preserve"> </w:t>
-            </w:r>
-          </w:p>
-        </w:tc>
-        <w:tc>
-          <w:tcPr>
-            <w:tcW w:type="pct" w:w="500"/>
+            <w:tcW w:type="dxa" w:w="1000"/>
+            <w:tcBorders>
+              <w:top w:val="single" w:color="CBD5E1" w:sz="1"/>
+              <w:left w:val="single" w:color="CBD5E1" w:sz="1"/>
+              <w:bottom w:val="single" w:color="CBD5E1" w:sz="1"/>
+              <w:right w:val="single" w:color="CBD5E1" w:sz="1"/>
+            </w:tcBorders>
+          </w:tcPr>
+          <w:p>
+            <w:pPr>
+              <w:spacing w:after="30" w:before="30"/>
+            </w:pPr>
+            <w:r>
+              <w:t xml:space="preserve"> </w:t>
+            </w:r>
+          </w:p>
+        </w:tc>
+        <w:tc>
+          <w:tcPr>
+            <w:tcW w:type="dxa" w:w="1000"/>
+            <w:tcBorders>
+              <w:top w:val="single" w:color="CBD5E1" w:sz="1"/>
+              <w:left w:val="single" w:color="CBD5E1" w:sz="1"/>
+              <w:bottom w:val="single" w:color="CBD5E1" w:sz="1"/>
+              <w:right w:val="single" w:color="CBD5E1" w:sz="1"/>
+            </w:tcBorders>
+          </w:tcPr>
+          <w:p>
+            <w:pPr>
+              <w:spacing w:after="30" w:before="30"/>
+            </w:pPr>
+            <w:r>
+              <w:t xml:space="preserve"> </w:t>
+            </w:r>
+          </w:p>
+        </w:tc>
+        <w:tc>
+          <w:tcPr>
+            <w:tcW w:type="dxa" w:w="1000"/>
+            <w:tcBorders>
+              <w:top w:val="single" w:color="CBD5E1" w:sz="1"/>
+              <w:left w:val="single" w:color="CBD5E1" w:sz="1"/>
+              <w:bottom w:val="single" w:color="CBD5E1" w:sz="1"/>
+              <w:right w:val="single" w:color="CBD5E1" w:sz="1"/>
+            </w:tcBorders>
+          </w:tcPr>
+          <w:p>
+            <w:pPr>
+              <w:spacing w:after="30" w:before="30"/>
+            </w:pPr>
+            <w:r>
+              <w:t xml:space="preserve"> </w:t>
+            </w:r>
+          </w:p>
+        </w:tc>
+        <w:tc>
+          <w:tcPr>
+            <w:tcW w:type="dxa" w:w="1000"/>
+            <w:tcBorders>
+              <w:top w:val="single" w:color="CBD5E1" w:sz="1"/>
+              <w:left w:val="single" w:color="CBD5E1" w:sz="1"/>
+              <w:bottom w:val="single" w:color="CBD5E1" w:sz="1"/>
+              <w:right w:val="single" w:color="CBD5E1" w:sz="1"/>
+            </w:tcBorders>
+          </w:tcPr>
+          <w:p>
+            <w:pPr>
+              <w:spacing w:after="30" w:before="30"/>
+            </w:pPr>
+            <w:r>
+              <w:t xml:space="preserve"> </w:t>
+            </w:r>
+          </w:p>
+        </w:tc>
+        <w:tc>
+          <w:tcPr>
+            <w:tcW w:type="dxa" w:w="1000"/>
+            <w:tcBorders>
+              <w:top w:val="single" w:color="CBD5E1" w:sz="1"/>
+              <w:left w:val="single" w:color="CBD5E1" w:sz="1"/>
+              <w:bottom w:val="single" w:color="CBD5E1" w:sz="1"/>
+              <w:right w:val="single" w:color="CBD5E1" w:sz="1"/>
+            </w:tcBorders>
+          </w:tcPr>
+          <w:p>
+            <w:pPr>
+              <w:spacing w:after="30" w:before="30"/>
+            </w:pPr>
+            <w:r>
+              <w:t xml:space="preserve"> </w:t>
+            </w:r>
+          </w:p>
+        </w:tc>
+        <w:tc>
+          <w:tcPr>
+            <w:tcW w:type="dxa" w:w="1000"/>
             <w:tcBorders>
               <w:top w:val="single" w:color="CBD5E1" w:sz="1"/>
               <w:left w:val="single" w:color="CBD5E1" w:sz="1"/>
@@ -12165,7 +12737,7 @@
       <w:tr>
         <w:tc>
           <w:tcPr>
-            <w:tcW w:type="pct" w:w="500"/>
+            <w:tcW w:type="dxa" w:w="1000"/>
             <w:tcBorders>
               <w:top w:val="single" w:color="CBD5E1" w:sz="1"/>
               <w:left w:val="single" w:color="CBD5E1" w:sz="1"/>
@@ -12191,7 +12763,7 @@
         </w:tc>
         <w:tc>
           <w:tcPr>
-            <w:tcW w:type="pct" w:w="500"/>
+            <w:tcW w:type="dxa" w:w="1000"/>
             <w:tcBorders>
               <w:top w:val="single" w:color="CBD5E1" w:sz="1"/>
               <w:left w:val="single" w:color="CBD5E1" w:sz="1"/>
@@ -12217,7 +12789,7 @@
         </w:tc>
         <w:tc>
           <w:tcPr>
-            <w:tcW w:type="pct" w:w="500"/>
+            <w:tcW w:type="dxa" w:w="1000"/>
             <w:tcBorders>
               <w:top w:val="single" w:color="CBD5E1" w:sz="1"/>
               <w:left w:val="single" w:color="CBD5E1" w:sz="1"/>
@@ -12242,7 +12814,7 @@
         </w:tc>
         <w:tc>
           <w:tcPr>
-            <w:tcW w:type="pct" w:w="500"/>
+            <w:tcW w:type="dxa" w:w="1000"/>
             <w:tcBorders>
               <w:top w:val="single" w:color="CBD5E1" w:sz="1"/>
               <w:left w:val="single" w:color="CBD5E1" w:sz="1"/>
@@ -12267,7 +12839,7 @@
         </w:tc>
         <w:tc>
           <w:tcPr>
-            <w:tcW w:type="pct" w:w="500"/>
+            <w:tcW w:type="dxa" w:w="1000"/>
             <w:tcBorders>
               <w:top w:val="single" w:color="CBD5E1" w:sz="1"/>
               <w:left w:val="single" w:color="CBD5E1" w:sz="1"/>
@@ -12292,7 +12864,7 @@
         </w:tc>
         <w:tc>
           <w:tcPr>
-            <w:tcW w:type="pct" w:w="500"/>
+            <w:tcW w:type="dxa" w:w="1000"/>
             <w:tcBorders>
               <w:top w:val="single" w:color="CBD5E1" w:sz="1"/>
               <w:left w:val="single" w:color="CBD5E1" w:sz="1"/>
@@ -12317,7 +12889,7 @@
         </w:tc>
         <w:tc>
           <w:tcPr>
-            <w:tcW w:type="pct" w:w="500"/>
+            <w:tcW w:type="dxa" w:w="1000"/>
             <w:tcBorders>
               <w:top w:val="single" w:color="CBD5E1" w:sz="1"/>
               <w:left w:val="single" w:color="CBD5E1" w:sz="1"/>
@@ -12342,7 +12914,7 @@
         </w:tc>
         <w:tc>
           <w:tcPr>
-            <w:tcW w:type="pct" w:w="500"/>
+            <w:tcW w:type="dxa" w:w="1000"/>
             <w:tcBorders>
               <w:top w:val="single" w:color="CBD5E1" w:sz="1"/>
               <w:left w:val="single" w:color="CBD5E1" w:sz="1"/>
@@ -12367,7 +12939,7 @@
         </w:tc>
         <w:tc>
           <w:tcPr>
-            <w:tcW w:type="pct" w:w="500"/>
+            <w:tcW w:type="dxa" w:w="1000"/>
             <w:tcBorders>
               <w:top w:val="single" w:color="CBD5E1" w:sz="1"/>
               <w:left w:val="single" w:color="CBD5E1" w:sz="1"/>
@@ -12392,7 +12964,7 @@
         </w:tc>
         <w:tc>
           <w:tcPr>
-            <w:tcW w:type="pct" w:w="500"/>
+            <w:tcW w:type="dxa" w:w="1000"/>
             <w:tcBorders>
               <w:top w:val="single" w:color="CBD5E1" w:sz="1"/>
               <w:left w:val="single" w:color="CBD5E1" w:sz="1"/>
@@ -12419,7 +12991,7 @@
       <w:tr>
         <w:tc>
           <w:tcPr>
-            <w:tcW w:type="pct" w:w="500"/>
+            <w:tcW w:type="dxa" w:w="1000"/>
             <w:tcBorders>
               <w:top w:val="single" w:color="CBD5E1" w:sz="1"/>
               <w:left w:val="single" w:color="CBD5E1" w:sz="1"/>
@@ -12445,7 +13017,7 @@
         </w:tc>
         <w:tc>
           <w:tcPr>
-            <w:tcW w:type="pct" w:w="500"/>
+            <w:tcW w:type="dxa" w:w="1000"/>
             <w:tcBorders>
               <w:top w:val="single" w:color="CBD5E1" w:sz="1"/>
               <w:left w:val="single" w:color="CBD5E1" w:sz="1"/>
@@ -12471,140 +13043,140 @@
         </w:tc>
         <w:tc>
           <w:tcPr>
-            <w:tcW w:type="pct" w:w="500"/>
-            <w:tcBorders>
-              <w:top w:val="single" w:color="CBD5E1" w:sz="1"/>
-              <w:left w:val="single" w:color="CBD5E1" w:sz="1"/>
-              <w:bottom w:val="single" w:color="CBD5E1" w:sz="1"/>
-              <w:right w:val="single" w:color="CBD5E1" w:sz="1"/>
-            </w:tcBorders>
-          </w:tcPr>
-          <w:p>
-            <w:pPr>
-              <w:spacing w:after="30" w:before="30"/>
-            </w:pPr>
-            <w:r>
-              <w:t xml:space="preserve"> </w:t>
-            </w:r>
-          </w:p>
-        </w:tc>
-        <w:tc>
-          <w:tcPr>
-            <w:tcW w:type="pct" w:w="500"/>
-            <w:tcBorders>
-              <w:top w:val="single" w:color="CBD5E1" w:sz="1"/>
-              <w:left w:val="single" w:color="CBD5E1" w:sz="1"/>
-              <w:bottom w:val="single" w:color="CBD5E1" w:sz="1"/>
-              <w:right w:val="single" w:color="CBD5E1" w:sz="1"/>
-            </w:tcBorders>
-          </w:tcPr>
-          <w:p>
-            <w:pPr>
-              <w:spacing w:after="30" w:before="30"/>
-            </w:pPr>
-            <w:r>
-              <w:t xml:space="preserve"> </w:t>
-            </w:r>
-          </w:p>
-        </w:tc>
-        <w:tc>
-          <w:tcPr>
-            <w:tcW w:type="pct" w:w="500"/>
-            <w:tcBorders>
-              <w:top w:val="single" w:color="CBD5E1" w:sz="1"/>
-              <w:left w:val="single" w:color="CBD5E1" w:sz="1"/>
-              <w:bottom w:val="single" w:color="CBD5E1" w:sz="1"/>
-              <w:right w:val="single" w:color="CBD5E1" w:sz="1"/>
-            </w:tcBorders>
-          </w:tcPr>
-          <w:p>
-            <w:pPr>
-              <w:spacing w:after="30" w:before="30"/>
-            </w:pPr>
-            <w:r>
-              <w:t xml:space="preserve"> </w:t>
-            </w:r>
-          </w:p>
-        </w:tc>
-        <w:tc>
-          <w:tcPr>
-            <w:tcW w:type="pct" w:w="500"/>
-            <w:tcBorders>
-              <w:top w:val="single" w:color="CBD5E1" w:sz="1"/>
-              <w:left w:val="single" w:color="CBD5E1" w:sz="1"/>
-              <w:bottom w:val="single" w:color="CBD5E1" w:sz="1"/>
-              <w:right w:val="single" w:color="CBD5E1" w:sz="1"/>
-            </w:tcBorders>
-          </w:tcPr>
-          <w:p>
-            <w:pPr>
-              <w:spacing w:after="30" w:before="30"/>
-            </w:pPr>
-            <w:r>
-              <w:t xml:space="preserve"> </w:t>
-            </w:r>
-          </w:p>
-        </w:tc>
-        <w:tc>
-          <w:tcPr>
-            <w:tcW w:type="pct" w:w="500"/>
-            <w:tcBorders>
-              <w:top w:val="single" w:color="CBD5E1" w:sz="1"/>
-              <w:left w:val="single" w:color="CBD5E1" w:sz="1"/>
-              <w:bottom w:val="single" w:color="CBD5E1" w:sz="1"/>
-              <w:right w:val="single" w:color="CBD5E1" w:sz="1"/>
-            </w:tcBorders>
-          </w:tcPr>
-          <w:p>
-            <w:pPr>
-              <w:spacing w:after="30" w:before="30"/>
-            </w:pPr>
-            <w:r>
-              <w:t xml:space="preserve"> </w:t>
-            </w:r>
-          </w:p>
-        </w:tc>
-        <w:tc>
-          <w:tcPr>
-            <w:tcW w:type="pct" w:w="500"/>
-            <w:tcBorders>
-              <w:top w:val="single" w:color="CBD5E1" w:sz="1"/>
-              <w:left w:val="single" w:color="CBD5E1" w:sz="1"/>
-              <w:bottom w:val="single" w:color="CBD5E1" w:sz="1"/>
-              <w:right w:val="single" w:color="CBD5E1" w:sz="1"/>
-            </w:tcBorders>
-          </w:tcPr>
-          <w:p>
-            <w:pPr>
-              <w:spacing w:after="30" w:before="30"/>
-            </w:pPr>
-            <w:r>
-              <w:t xml:space="preserve"> </w:t>
-            </w:r>
-          </w:p>
-        </w:tc>
-        <w:tc>
-          <w:tcPr>
-            <w:tcW w:type="pct" w:w="500"/>
-            <w:tcBorders>
-              <w:top w:val="single" w:color="CBD5E1" w:sz="1"/>
-              <w:left w:val="single" w:color="CBD5E1" w:sz="1"/>
-              <w:bottom w:val="single" w:color="CBD5E1" w:sz="1"/>
-              <w:right w:val="single" w:color="CBD5E1" w:sz="1"/>
-            </w:tcBorders>
-          </w:tcPr>
-          <w:p>
-            <w:pPr>
-              <w:spacing w:after="30" w:before="30"/>
-            </w:pPr>
-            <w:r>
-              <w:t xml:space="preserve"> </w:t>
-            </w:r>
-          </w:p>
-        </w:tc>
-        <w:tc>
-          <w:tcPr>
-            <w:tcW w:type="pct" w:w="500"/>
+            <w:tcW w:type="dxa" w:w="1000"/>
+            <w:tcBorders>
+              <w:top w:val="single" w:color="CBD5E1" w:sz="1"/>
+              <w:left w:val="single" w:color="CBD5E1" w:sz="1"/>
+              <w:bottom w:val="single" w:color="CBD5E1" w:sz="1"/>
+              <w:right w:val="single" w:color="CBD5E1" w:sz="1"/>
+            </w:tcBorders>
+          </w:tcPr>
+          <w:p>
+            <w:pPr>
+              <w:spacing w:after="30" w:before="30"/>
+            </w:pPr>
+            <w:r>
+              <w:t xml:space="preserve"> </w:t>
+            </w:r>
+          </w:p>
+        </w:tc>
+        <w:tc>
+          <w:tcPr>
+            <w:tcW w:type="dxa" w:w="1000"/>
+            <w:tcBorders>
+              <w:top w:val="single" w:color="CBD5E1" w:sz="1"/>
+              <w:left w:val="single" w:color="CBD5E1" w:sz="1"/>
+              <w:bottom w:val="single" w:color="CBD5E1" w:sz="1"/>
+              <w:right w:val="single" w:color="CBD5E1" w:sz="1"/>
+            </w:tcBorders>
+          </w:tcPr>
+          <w:p>
+            <w:pPr>
+              <w:spacing w:after="30" w:before="30"/>
+            </w:pPr>
+            <w:r>
+              <w:t xml:space="preserve"> </w:t>
+            </w:r>
+          </w:p>
+        </w:tc>
+        <w:tc>
+          <w:tcPr>
+            <w:tcW w:type="dxa" w:w="1000"/>
+            <w:tcBorders>
+              <w:top w:val="single" w:color="CBD5E1" w:sz="1"/>
+              <w:left w:val="single" w:color="CBD5E1" w:sz="1"/>
+              <w:bottom w:val="single" w:color="CBD5E1" w:sz="1"/>
+              <w:right w:val="single" w:color="CBD5E1" w:sz="1"/>
+            </w:tcBorders>
+          </w:tcPr>
+          <w:p>
+            <w:pPr>
+              <w:spacing w:after="30" w:before="30"/>
+            </w:pPr>
+            <w:r>
+              <w:t xml:space="preserve"> </w:t>
+            </w:r>
+          </w:p>
+        </w:tc>
+        <w:tc>
+          <w:tcPr>
+            <w:tcW w:type="dxa" w:w="1000"/>
+            <w:tcBorders>
+              <w:top w:val="single" w:color="CBD5E1" w:sz="1"/>
+              <w:left w:val="single" w:color="CBD5E1" w:sz="1"/>
+              <w:bottom w:val="single" w:color="CBD5E1" w:sz="1"/>
+              <w:right w:val="single" w:color="CBD5E1" w:sz="1"/>
+            </w:tcBorders>
+          </w:tcPr>
+          <w:p>
+            <w:pPr>
+              <w:spacing w:after="30" w:before="30"/>
+            </w:pPr>
+            <w:r>
+              <w:t xml:space="preserve"> </w:t>
+            </w:r>
+          </w:p>
+        </w:tc>
+        <w:tc>
+          <w:tcPr>
+            <w:tcW w:type="dxa" w:w="1000"/>
+            <w:tcBorders>
+              <w:top w:val="single" w:color="CBD5E1" w:sz="1"/>
+              <w:left w:val="single" w:color="CBD5E1" w:sz="1"/>
+              <w:bottom w:val="single" w:color="CBD5E1" w:sz="1"/>
+              <w:right w:val="single" w:color="CBD5E1" w:sz="1"/>
+            </w:tcBorders>
+          </w:tcPr>
+          <w:p>
+            <w:pPr>
+              <w:spacing w:after="30" w:before="30"/>
+            </w:pPr>
+            <w:r>
+              <w:t xml:space="preserve"> </w:t>
+            </w:r>
+          </w:p>
+        </w:tc>
+        <w:tc>
+          <w:tcPr>
+            <w:tcW w:type="dxa" w:w="1000"/>
+            <w:tcBorders>
+              <w:top w:val="single" w:color="CBD5E1" w:sz="1"/>
+              <w:left w:val="single" w:color="CBD5E1" w:sz="1"/>
+              <w:bottom w:val="single" w:color="CBD5E1" w:sz="1"/>
+              <w:right w:val="single" w:color="CBD5E1" w:sz="1"/>
+            </w:tcBorders>
+          </w:tcPr>
+          <w:p>
+            <w:pPr>
+              <w:spacing w:after="30" w:before="30"/>
+            </w:pPr>
+            <w:r>
+              <w:t xml:space="preserve"> </w:t>
+            </w:r>
+          </w:p>
+        </w:tc>
+        <w:tc>
+          <w:tcPr>
+            <w:tcW w:type="dxa" w:w="1000"/>
+            <w:tcBorders>
+              <w:top w:val="single" w:color="CBD5E1" w:sz="1"/>
+              <w:left w:val="single" w:color="CBD5E1" w:sz="1"/>
+              <w:bottom w:val="single" w:color="CBD5E1" w:sz="1"/>
+              <w:right w:val="single" w:color="CBD5E1" w:sz="1"/>
+            </w:tcBorders>
+          </w:tcPr>
+          <w:p>
+            <w:pPr>
+              <w:spacing w:after="30" w:before="30"/>
+            </w:pPr>
+            <w:r>
+              <w:t xml:space="preserve"> </w:t>
+            </w:r>
+          </w:p>
+        </w:tc>
+        <w:tc>
+          <w:tcPr>
+            <w:tcW w:type="dxa" w:w="1000"/>
             <w:tcBorders>
               <w:top w:val="single" w:color="CBD5E1" w:sz="1"/>
               <w:left w:val="single" w:color="CBD5E1" w:sz="1"/>
